--- a/THESIS_DRAFT.docx
+++ b/THESIS_DRAFT.docx
@@ -2,7 +2,7 @@
 <file path=word/document.xml><?xml version="1.0" encoding="utf-8"?>
 <w:document xmlns:w="http://schemas.openxmlformats.org/wordprocessingml/2006/main" xmlns:m="http://schemas.openxmlformats.org/officeDocument/2006/math" xmlns:r="http://schemas.openxmlformats.org/officeDocument/2006/relationships" xmlns:o="urn:schemas-microsoft-com:office:office" xmlns:v="urn:schemas-microsoft-com:vml" xmlns:w10="urn:schemas-microsoft-com:office:word" xmlns:a="http://schemas.openxmlformats.org/drawingml/2006/main" xmlns:pic="http://schemas.openxmlformats.org/drawingml/2006/picture" xmlns:wp="http://schemas.openxmlformats.org/drawingml/2006/wordprocessingDrawing">
   <w:body>
-    <w:bookmarkStart w:id="129" w:name="X415acd2000d62873a6958c7ce7e53a635be5e12"/>
+    <w:bookmarkStart w:id="123" w:name="X415acd2000d62873a6958c7ce7e53a635be5e12"/>
     <w:p>
       <w:pPr>
         <w:pStyle w:val="Heading1"/>
@@ -113,14 +113,6 @@
       </w:pPr>
       <w:r>
         <w:t xml:space="preserve">In addition to the initial comparison, several controlled experiments were performed: an epoch sweep, a dataset-size sweep, a held-out validation verification, a five-seed variance estimate of DistilBERT fine-tuning, a classical TF-IDF + Logistic Regression baseline as a non-transformer reference point, a macro-F1 and per-class analysis, and McNemar pairwise statistical significance tests. The epoch experiment showed that two epochs produced the best balance between performance and training cost (a choice independently confirmed by the held-out validation check). The data-size experiment showed strong improvement from 25% to 50% of the training data, with smaller gains afterward. The multi-seed run yielded 0.9616 ± 0.0062 accuracy across five seeds, qualifying the single-seed headline number as a slightly favorable draw. The classical baseline reached 0.8653 accuracy at roughly 700× faster inference, framing the transformers’ added cost. The McNemar tests revealed that the three top transformer approaches (BERT-large retrained, fine-tuned DistilBERT, FinBERT) are statistically indistinguishable at n = 453 despite their numerical differences, while all three significantly outperform the classical baseline (p &lt; 0.001).</w:t>
-      </w:r>
-    </w:p>
-    <w:p>
-      <w:pPr>
-        <w:pStyle w:val="BodyText"/>
-      </w:pPr>
-      <w:r>
-        <w:t xml:space="preserve">Finally, an interactive Streamlit prototype was developed. The prototype allows users to enter financial text, compare predictions from multiple models, analyze batches of sentences, view confidence scores, inspect saved results, and present the system as a practical financial sentiment intelligence tool. Therefore, the project combines research, software engineering, model evaluation, and an interactive user-facing application.</w:t>
       </w:r>
     </w:p>
     <w:p>
@@ -374,18 +366,6 @@
         <w:t xml:space="preserve">To create graphs, confusion matrices, and analysis outputs for presentation.</w:t>
       </w:r>
     </w:p>
-    <w:p>
-      <w:pPr>
-        <w:numPr>
-          <w:ilvl w:val="0"/>
-          <w:numId w:val="1001"/>
-        </w:numPr>
-        <w:pStyle w:val="Compact"/>
-      </w:pPr>
-      <w:r>
-        <w:t xml:space="preserve">To develop an interactive Streamlit user interface that demonstrates the system in a practical way.</w:t>
-      </w:r>
-    </w:p>
     <w:bookmarkEnd w:id="22"/>
     <w:bookmarkStart w:id="23" w:name="research-questions"/>
     <w:p>
@@ -491,7 +471,7 @@
         <w:t xml:space="preserve">RQ6:</w:t>
       </w:r>
       <w:r>
-        <w:t xml:space="preserve"> Can the final system be presented as an interactive prototype useful for financial text analysis?</w:t>
+        <w:t xml:space="preserve"> How much does the fine-tuned DistilBERT result vary across random seeds, and is the headline number representative of typical performance?</w:t>
       </w:r>
     </w:p>
     <w:p>
@@ -506,7 +486,7 @@
         <w:t xml:space="preserve">RQ7:</w:t>
       </w:r>
       <w:r>
-        <w:t xml:space="preserve"> How much does the fine-tuned DistilBERT result vary across random seeds, and is the headline number representative of typical performance?</w:t>
+        <w:t xml:space="preserve"> Was the BERT-large collapse a property of the model, or a training artifact that can be corrected with different hyperparameters?</w:t>
       </w:r>
     </w:p>
     <w:p>
@@ -521,7 +501,7 @@
         <w:t xml:space="preserve">RQ8:</w:t>
       </w:r>
       <w:r>
-        <w:t xml:space="preserve"> Was the BERT-large collapse a property of the model, or a training artifact that can be corrected with different hyperparameters?</w:t>
+        <w:t xml:space="preserve"> How does a classical TF-IDF + Logistic Regression baseline compare to the transformer-based models on the same test set?</w:t>
       </w:r>
     </w:p>
     <w:p>
@@ -534,21 +514,6 @@
           <w:b/>
         </w:rPr>
         <w:t xml:space="preserve">RQ9:</w:t>
-      </w:r>
-      <w:r>
-        <w:t xml:space="preserve"> How does a classical TF-IDF + Logistic Regression baseline compare to the transformer-based models on the same test set?</w:t>
-      </w:r>
-    </w:p>
-    <w:p>
-      <w:pPr>
-        <w:pStyle w:val="BodyText"/>
-      </w:pPr>
-      <w:r>
-        <w:rPr>
-          <w:bCs/>
-          <w:b/>
-        </w:rPr>
-        <w:t xml:space="preserve">RQ10:</w:t>
       </w:r>
       <w:r>
         <w:t xml:space="preserve"> Are the numerical gaps between the top-performing models statistically significant on this test set, or within the noise of paired predictions?</w:t>
@@ -642,18 +607,6 @@
       </w:pPr>
       <w:r>
         <w:t xml:space="preserve">Results were saved in reusable CSV, JSON, and image formats.</w:t>
-      </w:r>
-    </w:p>
-    <w:p>
-      <w:pPr>
-        <w:numPr>
-          <w:ilvl w:val="0"/>
-          <w:numId w:val="1002"/>
-        </w:numPr>
-        <w:pStyle w:val="Compact"/>
-      </w:pPr>
-      <w:r>
-        <w:t xml:space="preserve">A Streamlit prototype was developed to demonstrate live and batch financial sentiment analysis.</w:t>
       </w:r>
     </w:p>
     <w:p>
@@ -2229,33 +2182,6 @@
           </w:p>
         </w:tc>
       </w:tr>
-      <w:tr>
-        <w:tc>
-          <w:p>
-            <w:pPr>
-              <w:pStyle w:val="Compact"/>
-              <w:jc w:val="left"/>
-            </w:pPr>
-            <w:r>
-              <w:rPr>
-                <w:rStyle w:val="VerbatimChar"/>
-              </w:rPr>
-              <w:t xml:space="preserve">app.py</w:t>
-            </w:r>
-          </w:p>
-        </w:tc>
-        <w:tc>
-          <w:p>
-            <w:pPr>
-              <w:pStyle w:val="Compact"/>
-              <w:jc w:val="left"/>
-            </w:pPr>
-            <w:r>
-              <w:t xml:space="preserve">Streamlit interactive user interface</w:t>
-            </w:r>
-          </w:p>
-        </w:tc>
-      </w:tr>
     </w:tbl>
     <w:p>
       <w:pPr>
@@ -2533,18 +2459,6 @@
     </w:p>
     <w:p>
       <w:pPr>
-        <w:numPr>
-          <w:ilvl w:val="0"/>
-          <w:numId w:val="1007"/>
-        </w:numPr>
-        <w:pStyle w:val="Compact"/>
-      </w:pPr>
-      <w:r>
-        <w:t xml:space="preserve">Display results in the Streamlit application.</w:t>
-      </w:r>
-    </w:p>
-    <w:p>
-      <w:pPr>
         <w:pStyle w:val="FirstParagraph"/>
       </w:pPr>
       <w:r>
@@ -2847,7 +2761,7 @@
         <w:pStyle w:val="FirstParagraph"/>
       </w:pPr>
       <w:r>
-        <w:t xml:space="preserve">This makes it possible to use the results in the thesis document and in the Streamlit prototype.</w:t>
+        <w:t xml:space="preserve">This makes it possible to reuse the results in the thesis document, in figures, in significance tests, and in any downstream analysis.</w:t>
       </w:r>
     </w:p>
     <w:p>
@@ -3547,7 +3461,7 @@
         <w:pStyle w:val="BodyText"/>
       </w:pPr>
       <w:r>
-        <w:t xml:space="preserve">The purpose of this baseline is not to compete with the transformer models but to provide a meaningful floor against which the transformers’ added cost can be judged honestly. The full results of this baseline are reported in §12.3.</w:t>
+        <w:t xml:space="preserve">The purpose of this baseline is not to compete with the transformer models but to provide a meaningful floor against which the transformers’ added cost can be judged honestly. The full results of this baseline are reported in §11.3.</w:t>
       </w:r>
     </w:p>
     <w:p>
@@ -5194,7 +5108,7 @@
         <w:t xml:space="preserve">Important caveat.</w:t>
       </w:r>
       <w:r>
-        <w:t xml:space="preserve"> The BERT-large result above (accuracy 0.6137 / weighted F1 0.4668) reflects the original training run with default hyperparameters. A follow-up retraining with corrected hyperparameters (§12.5) reverses this finding completely — BERT-large reaches an accuracy of 0.9845, the highest in the entire study. The initial comparison should therefore be read as a snapshot of the first training pass; the supplementary experiments in §12 substantially refine the picture.</w:t>
+        <w:t xml:space="preserve"> The BERT-large result above (accuracy 0.6137 / weighted F1 0.4668) reflects the original training run with default hyperparameters. A follow-up retraining with corrected hyperparameters (§11.5) reverses this finding completely — BERT-large reaches an accuracy of 0.9845, the highest in the entire study. The initial comparison should therefore be read as a snapshot of the first training pass; the supplementary experiments in §11 substantially refine the picture.</w:t>
       </w:r>
     </w:p>
     <w:p>
@@ -6900,357 +6814,13 @@
     </w:p>
     <w:bookmarkEnd w:id="86"/>
     <w:bookmarkEnd w:id="87"/>
-    <w:bookmarkStart w:id="92" w:name="interactive-streamlit-prototype"/>
+    <w:bookmarkStart w:id="95" w:name="supplementary-methodological-experiments"/>
     <w:p>
       <w:pPr>
         <w:pStyle w:val="Heading2"/>
       </w:pPr>
       <w:r>
-        <w:t xml:space="preserve">11. Interactive Streamlit Prototype</w:t>
-      </w:r>
-    </w:p>
-    <w:bookmarkStart w:id="88" w:name="purpose-of-the-user-interface"/>
-    <w:p>
-      <w:pPr>
-        <w:pStyle w:val="Heading3"/>
-      </w:pPr>
-      <w:r>
-        <w:t xml:space="preserve">11.1 Purpose of the User Interface</w:t>
-      </w:r>
-    </w:p>
-    <w:p>
-      <w:pPr>
-        <w:pStyle w:val="FirstParagraph"/>
-      </w:pPr>
-      <w:r>
-        <w:t xml:space="preserve">The project includes a Streamlit application. The purpose of the application is to make the system interactive and easier to demonstrate. Instead of only showing static results, the user can type financial text and see model predictions immediately.</w:t>
-      </w:r>
-    </w:p>
-    <w:p>
-      <w:pPr>
-        <w:pStyle w:val="BodyText"/>
-      </w:pPr>
-      <w:r>
-        <w:t xml:space="preserve">The prototype makes the practical part stronger because it shows that the project is not only a research experiment. It is also a working software system.</w:t>
-      </w:r>
-    </w:p>
-    <w:bookmarkEnd w:id="88"/>
-    <w:bookmarkStart w:id="89" w:name="main-features"/>
-    <w:p>
-      <w:pPr>
-        <w:pStyle w:val="Heading3"/>
-      </w:pPr>
-      <w:r>
-        <w:t xml:space="preserve">11.2 Main Features</w:t>
-      </w:r>
-    </w:p>
-    <w:p>
-      <w:pPr>
-        <w:pStyle w:val="FirstParagraph"/>
-      </w:pPr>
-      <w:r>
-        <w:t xml:space="preserve">The Streamlit UI includes:</w:t>
-      </w:r>
-    </w:p>
-    <w:p>
-      <w:pPr>
-        <w:numPr>
-          <w:ilvl w:val="0"/>
-          <w:numId w:val="1020"/>
-        </w:numPr>
-        <w:pStyle w:val="Compact"/>
-      </w:pPr>
-      <w:r>
-        <w:t xml:space="preserve">product dashboard</w:t>
-      </w:r>
-    </w:p>
-    <w:p>
-      <w:pPr>
-        <w:numPr>
-          <w:ilvl w:val="0"/>
-          <w:numId w:val="1020"/>
-        </w:numPr>
-        <w:pStyle w:val="Compact"/>
-      </w:pPr>
-      <w:r>
-        <w:t xml:space="preserve">live demo</w:t>
-      </w:r>
-    </w:p>
-    <w:p>
-      <w:pPr>
-        <w:numPr>
-          <w:ilvl w:val="0"/>
-          <w:numId w:val="1020"/>
-        </w:numPr>
-        <w:pStyle w:val="Compact"/>
-      </w:pPr>
-      <w:r>
-        <w:t xml:space="preserve">model comparison</w:t>
-      </w:r>
-    </w:p>
-    <w:p>
-      <w:pPr>
-        <w:numPr>
-          <w:ilvl w:val="0"/>
-          <w:numId w:val="1020"/>
-        </w:numPr>
-        <w:pStyle w:val="Compact"/>
-      </w:pPr>
-      <w:r>
-        <w:t xml:space="preserve">confidence scores</w:t>
-      </w:r>
-    </w:p>
-    <w:p>
-      <w:pPr>
-        <w:numPr>
-          <w:ilvl w:val="0"/>
-          <w:numId w:val="1020"/>
-        </w:numPr>
-        <w:pStyle w:val="Compact"/>
-      </w:pPr>
-      <w:r>
-        <w:t xml:space="preserve">analyst summary</w:t>
-      </w:r>
-    </w:p>
-    <w:p>
-      <w:pPr>
-        <w:numPr>
-          <w:ilvl w:val="0"/>
-          <w:numId w:val="1020"/>
-        </w:numPr>
-        <w:pStyle w:val="Compact"/>
-      </w:pPr>
-      <w:r>
-        <w:t xml:space="preserve">batch analyzer</w:t>
-      </w:r>
-    </w:p>
-    <w:p>
-      <w:pPr>
-        <w:numPr>
-          <w:ilvl w:val="0"/>
-          <w:numId w:val="1020"/>
-        </w:numPr>
-        <w:pStyle w:val="Compact"/>
-      </w:pPr>
-      <w:r>
-        <w:t xml:space="preserve">final results table</w:t>
-      </w:r>
-    </w:p>
-    <w:p>
-      <w:pPr>
-        <w:numPr>
-          <w:ilvl w:val="0"/>
-          <w:numId w:val="1020"/>
-        </w:numPr>
-        <w:pStyle w:val="Compact"/>
-      </w:pPr>
-      <w:r>
-        <w:t xml:space="preserve">graphs</w:t>
-      </w:r>
-    </w:p>
-    <w:p>
-      <w:pPr>
-        <w:numPr>
-          <w:ilvl w:val="0"/>
-          <w:numId w:val="1020"/>
-        </w:numPr>
-        <w:pStyle w:val="Compact"/>
-      </w:pPr>
-      <w:r>
-        <w:t xml:space="preserve">epoch experiment results</w:t>
-      </w:r>
-    </w:p>
-    <w:p>
-      <w:pPr>
-        <w:numPr>
-          <w:ilvl w:val="0"/>
-          <w:numId w:val="1020"/>
-        </w:numPr>
-        <w:pStyle w:val="Compact"/>
-      </w:pPr>
-      <w:r>
-        <w:t xml:space="preserve">dataset size experiment results</w:t>
-      </w:r>
-    </w:p>
-    <w:p>
-      <w:pPr>
-        <w:numPr>
-          <w:ilvl w:val="0"/>
-          <w:numId w:val="1020"/>
-        </w:numPr>
-        <w:pStyle w:val="Compact"/>
-      </w:pPr>
-      <w:r>
-        <w:t xml:space="preserve">confusion matrices</w:t>
-      </w:r>
-    </w:p>
-    <w:p>
-      <w:pPr>
-        <w:numPr>
-          <w:ilvl w:val="0"/>
-          <w:numId w:val="1020"/>
-        </w:numPr>
-        <w:pStyle w:val="Compact"/>
-      </w:pPr>
-      <w:r>
-        <w:t xml:space="preserve">prediction file previews</w:t>
-      </w:r>
-    </w:p>
-    <w:p>
-      <w:pPr>
-        <w:numPr>
-          <w:ilvl w:val="0"/>
-          <w:numId w:val="1020"/>
-        </w:numPr>
-        <w:pStyle w:val="Compact"/>
-      </w:pPr>
-      <w:r>
-        <w:t xml:space="preserve">CSV export</w:t>
-      </w:r>
-    </w:p>
-    <w:p>
-      <w:pPr>
-        <w:pStyle w:val="FirstParagraph"/>
-      </w:pPr>
-      <w:r>
-        <w:t xml:space="preserve">The live demo allows the user to enter a financial sentence such as:</w:t>
-      </w:r>
-    </w:p>
-    <w:p>
-      <w:pPr>
-        <w:pStyle w:val="SourceCode"/>
-      </w:pPr>
-      <w:r>
-        <w:rPr>
-          <w:rStyle w:val="VerbatimChar"/>
-        </w:rPr>
-        <w:t xml:space="preserve">The company reported strong revenue growth.</w:t>
-      </w:r>
-    </w:p>
-    <w:p>
-      <w:pPr>
-        <w:pStyle w:val="FirstParagraph"/>
-      </w:pPr>
-      <w:r>
-        <w:t xml:space="preserve">The system then shows predictions from the available models. It displays the predicted label, confidence, and whether the models agree.</w:t>
-      </w:r>
-    </w:p>
-    <w:bookmarkEnd w:id="89"/>
-    <w:bookmarkStart w:id="90" w:name="product-oriented-design"/>
-    <w:p>
-      <w:pPr>
-        <w:pStyle w:val="Heading3"/>
-      </w:pPr>
-      <w:r>
-        <w:t xml:space="preserve">11.3 Product-Oriented Design</w:t>
-      </w:r>
-    </w:p>
-    <w:p>
-      <w:pPr>
-        <w:pStyle w:val="FirstParagraph"/>
-      </w:pPr>
-      <w:r>
-        <w:t xml:space="preserve">The UI was improved to make it feel like a financial sentiment intelligence prototype. It includes a product dashboard that explains possible use cases:</w:t>
-      </w:r>
-    </w:p>
-    <w:p>
-      <w:pPr>
-        <w:numPr>
-          <w:ilvl w:val="0"/>
-          <w:numId w:val="1021"/>
-        </w:numPr>
-        <w:pStyle w:val="Compact"/>
-      </w:pPr>
-      <w:r>
-        <w:t xml:space="preserve">financial news monitoring</w:t>
-      </w:r>
-    </w:p>
-    <w:p>
-      <w:pPr>
-        <w:numPr>
-          <w:ilvl w:val="0"/>
-          <w:numId w:val="1021"/>
-        </w:numPr>
-        <w:pStyle w:val="Compact"/>
-      </w:pPr>
-      <w:r>
-        <w:t xml:space="preserve">analyst decision support</w:t>
-      </w:r>
-    </w:p>
-    <w:p>
-      <w:pPr>
-        <w:numPr>
-          <w:ilvl w:val="0"/>
-          <w:numId w:val="1021"/>
-        </w:numPr>
-        <w:pStyle w:val="Compact"/>
-      </w:pPr>
-      <w:r>
-        <w:t xml:space="preserve">automatic sentiment tagging</w:t>
-      </w:r>
-    </w:p>
-    <w:p>
-      <w:pPr>
-        <w:numPr>
-          <w:ilvl w:val="0"/>
-          <w:numId w:val="1021"/>
-        </w:numPr>
-        <w:pStyle w:val="Compact"/>
-      </w:pPr>
-      <w:r>
-        <w:t xml:space="preserve">model comparison and governance</w:t>
-      </w:r>
-    </w:p>
-    <w:p>
-      <w:pPr>
-        <w:pStyle w:val="FirstParagraph"/>
-      </w:pPr>
-      <w:r>
-        <w:t xml:space="preserve">The batch analyzer is especially useful because it shows how the system could be used in practice. A user can enter multiple financial sentences, analyze them together, view sentiment distribution, and export the result.</w:t>
-      </w:r>
-    </w:p>
-    <w:bookmarkEnd w:id="90"/>
-    <w:bookmarkStart w:id="91" w:name="value-of-the-prototype"/>
-    <w:p>
-      <w:pPr>
-        <w:pStyle w:val="Heading3"/>
-      </w:pPr>
-      <w:r>
-        <w:t xml:space="preserve">11.4 Value of the Prototype</w:t>
-      </w:r>
-    </w:p>
-    <w:p>
-      <w:pPr>
-        <w:pStyle w:val="FirstParagraph"/>
-      </w:pPr>
-      <w:r>
-        <w:t xml:space="preserve">The prototype demonstrates the practical value of the thesis. It allows the committee or a potential user to test the system directly. This helps explain the results more clearly than tables alone.</w:t>
-      </w:r>
-    </w:p>
-    <w:p>
-      <w:pPr>
-        <w:pStyle w:val="BodyText"/>
-      </w:pPr>
-      <w:r>
-        <w:t xml:space="preserve">The UI also connects the research part with a software engineering outcome. It shows how model evaluation can become a usable application.</w:t>
-      </w:r>
-    </w:p>
-    <w:p>
-      <w:r>
-        <w:pict>
-          <v:rect style="width:0;height:1.5pt" o:hralign="center" o:hrstd="t" o:hr="t"/>
-        </w:pict>
-      </w:r>
-    </w:p>
-    <w:bookmarkEnd w:id="91"/>
-    <w:bookmarkEnd w:id="92"/>
-    <w:bookmarkStart w:id="100" w:name="supplementary-methodological-experiments"/>
-    <w:p>
-      <w:pPr>
-        <w:pStyle w:val="Heading2"/>
-      </w:pPr>
-      <w:r>
-        <w:t xml:space="preserve">12. Supplementary Methodological Experiments</w:t>
+        <w:t xml:space="preserve">11. Supplementary Methodological Experiments</w:t>
       </w:r>
     </w:p>
     <w:p>
@@ -7280,13 +6850,13 @@
         <w:t xml:space="preserve"> and the four original prediction CSVs untouched. The new analyses are reported here as a separate chapter so that the original results remain a clean baseline against which the refinements can be read.</w:t>
       </w:r>
     </w:p>
-    <w:bookmarkStart w:id="93" w:name="held-out-validation-verification"/>
+    <w:bookmarkStart w:id="88" w:name="held-out-validation-verification"/>
     <w:p>
       <w:pPr>
         <w:pStyle w:val="Heading3"/>
       </w:pPr>
       <w:r>
-        <w:t xml:space="preserve">12.1 Held-Out Validation Verification</w:t>
+        <w:t xml:space="preserve">11.1 Held-Out Validation Verification</w:t>
       </w:r>
     </w:p>
     <w:p>
@@ -7686,14 +7256,14 @@
         <w:t xml:space="preserve"> (tied with epoch 4 at 0.9912 validation accuracy). The earlier of the two tied epochs is chosen as the principled tiebreaker (less training, less overfitting risk). This matches the choice made by the original epoch sweep on the test set. The hyperparameter selection is therefore methodologically defensible: it does not depend on test-set peeking.</w:t>
       </w:r>
     </w:p>
-    <w:bookmarkEnd w:id="93"/>
-    <w:bookmarkStart w:id="94" w:name="multi-seed-variance-estimation"/>
+    <w:bookmarkEnd w:id="88"/>
+    <w:bookmarkStart w:id="89" w:name="multi-seed-variance-estimation"/>
     <w:p>
       <w:pPr>
         <w:pStyle w:val="Heading3"/>
       </w:pPr>
       <w:r>
-        <w:t xml:space="preserve">12.2 Multi-seed Variance Estimation</w:t>
+        <w:t xml:space="preserve">11.2 Multi-seed Variance Estimation</w:t>
       </w:r>
     </w:p>
     <w:p>
@@ -8127,14 +7697,14 @@
         <w:t xml:space="preserve"> between the headline DistilBERT FT and FinBERT numbers. The single-seed 0.9713 headline is approximately 1.5σ above the multi-seed mean, which is consistent with being a slightly favorable but not statistically extreme draw from the underlying seed distribution. The “DistilBERT FT beats FinBERT” claim from §7 is therefore statistically a tie within seed variance.</w:t>
       </w:r>
     </w:p>
-    <w:bookmarkEnd w:id="94"/>
-    <w:bookmarkStart w:id="95" w:name="classical-baseline-reference"/>
+    <w:bookmarkEnd w:id="89"/>
+    <w:bookmarkStart w:id="90" w:name="classical-baseline-reference"/>
     <w:p>
       <w:pPr>
         <w:pStyle w:val="Heading3"/>
       </w:pPr>
       <w:r>
-        <w:t xml:space="preserve">12.3 Classical Baseline Reference</w:t>
+        <w:t xml:space="preserve">11.3 Classical Baseline Reference</w:t>
       </w:r>
     </w:p>
     <w:p>
@@ -8454,17 +8024,17 @@
         <w:t xml:space="preserve">Result.</w:t>
       </w:r>
       <w:r>
-        <w:t xml:space="preserve"> The classical baseline reaches 0.8653 accuracy at roughly 700 times faster inference and 60 times lower memory usage than the best transformer. This places the transformers’ added cost in concrete engineering terms. It is also notable that the classical baseline outperforms the original (collapsed) BERT-large run by a wide margin (0.8653 vs 0.6137) and falls below the BERT-large retrain (0.9845 — see §12.5).</w:t>
-      </w:r>
-    </w:p>
-    <w:bookmarkEnd w:id="95"/>
-    <w:bookmarkStart w:id="96" w:name="macro-f1-and-per-class-analysis"/>
+        <w:t xml:space="preserve"> The classical baseline reaches 0.8653 accuracy at roughly 700 times faster inference and 60 times lower memory usage than the best transformer. This places the transformers’ added cost in concrete engineering terms. It is also notable that the classical baseline outperforms the original (collapsed) BERT-large run by a wide margin (0.8653 vs 0.6137) and falls below the BERT-large retrain (0.9845 — see §11.5).</w:t>
+      </w:r>
+    </w:p>
+    <w:bookmarkEnd w:id="90"/>
+    <w:bookmarkStart w:id="91" w:name="macro-f1-and-per-class-analysis"/>
     <w:p>
       <w:pPr>
         <w:pStyle w:val="Heading3"/>
       </w:pPr>
       <w:r>
-        <w:t xml:space="preserve">12.4 Macro-F1 and Per-class Analysis</w:t>
+        <w:t xml:space="preserve">11.4 Macro-F1 and Per-class Analysis</w:t>
       </w:r>
     </w:p>
     <w:p>
@@ -8503,7 +8073,7 @@
         <w:t xml:space="preserve">14_macro_f1_report.py</w:t>
       </w:r>
       <w:r>
-        <w:t xml:space="preserve">) recomputes per-class F1 and macro F1 from the saved prediction CSVs for all five models in the comparison (including the classical baseline from §12.3).</w:t>
+        <w:t xml:space="preserve">) recomputes per-class F1 and macro F1 from the saved prediction CSVs for all five models in the comparison (including the classical baseline from §11.3).</w:t>
       </w:r>
     </w:p>
     <w:p>
@@ -9019,7 +8589,7 @@
       <w:pPr>
         <w:numPr>
           <w:ilvl w:val="0"/>
-          <w:numId w:val="1022"/>
+          <w:numId w:val="1020"/>
         </w:numPr>
         <w:pStyle w:val="Compact"/>
       </w:pPr>
@@ -9041,7 +8611,7 @@
       <w:pPr>
         <w:numPr>
           <w:ilvl w:val="0"/>
-          <w:numId w:val="1022"/>
+          <w:numId w:val="1020"/>
         </w:numPr>
         <w:pStyle w:val="Compact"/>
       </w:pPr>
@@ -9067,14 +8637,14 @@
         <w:t xml:space="preserve">This analysis demonstrates that macro F1 should accompany weighted F1 when the test set is class-imbalanced, because the two metrics together can distinguish between qualitatively different failure modes that look similar under either metric alone.</w:t>
       </w:r>
     </w:p>
-    <w:bookmarkEnd w:id="96"/>
-    <w:bookmarkStart w:id="97" w:name="Xf2b49b0815db30a0ee11aff3573b53d4152ce10"/>
+    <w:bookmarkEnd w:id="91"/>
+    <w:bookmarkStart w:id="92" w:name="Xf2b49b0815db30a0ee11aff3573b53d4152ce10"/>
     <w:p>
       <w:pPr>
         <w:pStyle w:val="Heading3"/>
       </w:pPr>
       <w:r>
-        <w:t xml:space="preserve">12.5 BERT-large Retraining with Corrected Hyperparameters</w:t>
+        <w:t xml:space="preserve">11.5 BERT-large Retraining with Corrected Hyperparameters</w:t>
       </w:r>
     </w:p>
     <w:p>
@@ -9120,7 +8690,7 @@
       <w:pPr>
         <w:numPr>
           <w:ilvl w:val="0"/>
-          <w:numId w:val="1023"/>
+          <w:numId w:val="1021"/>
         </w:numPr>
         <w:pStyle w:val="Compact"/>
       </w:pPr>
@@ -9139,7 +8709,7 @@
       <w:pPr>
         <w:numPr>
           <w:ilvl w:val="0"/>
-          <w:numId w:val="1023"/>
+          <w:numId w:val="1021"/>
         </w:numPr>
         <w:pStyle w:val="Compact"/>
       </w:pPr>
@@ -9158,7 +8728,7 @@
       <w:pPr>
         <w:numPr>
           <w:ilvl w:val="0"/>
-          <w:numId w:val="1023"/>
+          <w:numId w:val="1021"/>
         </w:numPr>
         <w:pStyle w:val="Compact"/>
       </w:pPr>
@@ -9585,14 +9155,14 @@
         <w:t xml:space="preserve">. With default hyperparameters that work for smaller transformers, a large transformer can fail completely; with appropriately tuned hyperparameters, the same architecture can produce the best result. The engineering cost of this is real: the retraining required GPU acceleration (Colab T4) and 24.5 minutes of training, compared to roughly 2.5 minutes for DistilBERT on a local MPS device.</w:t>
       </w:r>
     </w:p>
-    <w:bookmarkEnd w:id="97"/>
-    <w:bookmarkStart w:id="98" w:name="mcnemar-pairwise-statistical-tests"/>
+    <w:bookmarkEnd w:id="92"/>
+    <w:bookmarkStart w:id="93" w:name="mcnemar-pairwise-statistical-tests"/>
     <w:p>
       <w:pPr>
         <w:pStyle w:val="Heading3"/>
       </w:pPr>
       <w:r>
-        <w:t xml:space="preserve">12.6 McNemar Pairwise Statistical Tests</w:t>
+        <w:t xml:space="preserve">11.6 McNemar Pairwise Statistical Tests</w:t>
       </w:r>
     </w:p>
     <w:p>
@@ -9607,7 +9177,7 @@
         <w:t xml:space="preserve">Purpose.</w:t>
       </w:r>
       <w:r>
-        <w:t xml:space="preserve"> The numerical accuracy comparisons in this thesis invite the question of statistical significance. The multi-seed result (§12.2) already suggests that the DistilBERT FT vs FinBERT gap is within seed noise; McNemar’s exact paired test gives a direct statistical answer at the level of paired test-set predictions.</w:t>
+        <w:t xml:space="preserve"> The numerical accuracy comparisons in this thesis invite the question of statistical significance. The multi-seed result (§11.2) already suggests that the DistilBERT FT vs FinBERT gap is within seed noise; McNemar’s exact paired test gives a direct statistical answer at the level of paired test-set predictions.</w:t>
       </w:r>
     </w:p>
     <w:p>
@@ -10102,7 +9672,7 @@
       <w:pPr>
         <w:numPr>
           <w:ilvl w:val="0"/>
-          <w:numId w:val="1024"/>
+          <w:numId w:val="1022"/>
         </w:numPr>
         <w:pStyle w:val="Compact"/>
       </w:pPr>
@@ -10115,6 +9685,705 @@
       </w:r>
       <w:r>
         <w:t xml:space="preserve"> None of the pairwise differences between BERT-large retrain (0.9845), fine-tuned DistilBERT (0.9713), and FinBERT (0.9691) reaches the 0.05 significance threshold at this test-set size, even though absolute error counts differ (7, 13, and 14 errors respectively).</w:t>
+      </w:r>
+    </w:p>
+    <w:p>
+      <w:pPr>
+        <w:numPr>
+          <w:ilvl w:val="0"/>
+          <w:numId w:val="1022"/>
+        </w:numPr>
+        <w:pStyle w:val="Compact"/>
+      </w:pPr>
+      <w:r>
+        <w:rPr>
+          <w:bCs/>
+          <w:b/>
+        </w:rPr>
+        <w:t xml:space="preserve">All three top transformers significantly outperform the classical baseline</w:t>
+      </w:r>
+      <w:r>
+        <w:t xml:space="preserve"> with p &lt; 0.001 in every pair.</w:t>
+      </w:r>
+    </w:p>
+    <w:p>
+      <w:pPr>
+        <w:pStyle w:val="FirstParagraph"/>
+      </w:pPr>
+      <w:r>
+        <w:t xml:space="preserve">The defensible interpretation is that the three top transformer approaches are equivalent in accuracy on this test set within the statistical resolution of n = 453. What separates them in practice is not accuracy but </w:t>
+      </w:r>
+      <w:r>
+        <w:rPr>
+          <w:bCs/>
+          <w:b/>
+        </w:rPr>
+        <w:t xml:space="preserve">cost and hyperparameter risk</w:t>
+      </w:r>
+      <w:r>
+        <w:t xml:space="preserve">: BERT-large requires GPU acceleration and a non-default training recipe to converge; DistilBERT needs only standard hyperparameters and runs on a laptop; FinBERT requires no training at all but cannot be adapted further to the target task. The gap to the classical baseline (approximately 10 percentage points), in contrast, is decisive and statistically robust.</w:t>
+      </w:r>
+    </w:p>
+    <w:bookmarkEnd w:id="93"/>
+    <w:bookmarkStart w:id="94" w:name="refined-headline-finding"/>
+    <w:p>
+      <w:pPr>
+        <w:pStyle w:val="Heading3"/>
+      </w:pPr>
+      <w:r>
+        <w:t xml:space="preserve">11.7 Refined Headline Finding</w:t>
+      </w:r>
+    </w:p>
+    <w:p>
+      <w:pPr>
+        <w:pStyle w:val="FirstParagraph"/>
+      </w:pPr>
+      <w:r>
+        <w:t xml:space="preserve">Taken together, the supplementary experiments refine the headline finding of the thesis in three ways.</w:t>
+      </w:r>
+    </w:p>
+    <w:p>
+      <w:pPr>
+        <w:numPr>
+          <w:ilvl w:val="0"/>
+          <w:numId w:val="1023"/>
+        </w:numPr>
+        <w:pStyle w:val="Compact"/>
+      </w:pPr>
+      <w:r>
+        <w:rPr>
+          <w:bCs/>
+          <w:b/>
+        </w:rPr>
+        <w:t xml:space="preserve">DistilBERT FT vs FinBERT is a statistical tie</w:t>
+      </w:r>
+      <w:r>
+        <w:t xml:space="preserve"> (multi-seed + McNemar), not a clean win for the small fine-tuned model as the single-seed numbers suggested.</w:t>
+      </w:r>
+    </w:p>
+    <w:p>
+      <w:pPr>
+        <w:numPr>
+          <w:ilvl w:val="0"/>
+          <w:numId w:val="1023"/>
+        </w:numPr>
+        <w:pStyle w:val="Compact"/>
+      </w:pPr>
+      <w:r>
+        <w:rPr>
+          <w:bCs/>
+          <w:b/>
+        </w:rPr>
+        <w:t xml:space="preserve">BERT-large was misconfigured in the original run, not inherently inferior.</w:t>
+      </w:r>
+      <w:r>
+        <w:t xml:space="preserve"> With corrected hyperparameters, it reaches the highest accuracy in the study, and its per-class behavior is the most balanced.</w:t>
+      </w:r>
+    </w:p>
+    <w:p>
+      <w:pPr>
+        <w:numPr>
+          <w:ilvl w:val="0"/>
+          <w:numId w:val="1023"/>
+        </w:numPr>
+        <w:pStyle w:val="Compact"/>
+      </w:pPr>
+      <w:r>
+        <w:rPr>
+          <w:bCs/>
+          <w:b/>
+        </w:rPr>
+        <w:t xml:space="preserve">The classical baseline frames the transformers’ added value.</w:t>
+      </w:r>
+      <w:r>
+        <w:t xml:space="preserve"> All three top transformers significantly beat the classical floor; their cost difference (training time, GPU requirement, hyperparameter sensitivity) is what differentiates them, more than their accuracy.</w:t>
+      </w:r>
+    </w:p>
+    <w:p>
+      <w:pPr>
+        <w:pStyle w:val="FirstParagraph"/>
+      </w:pPr>
+      <w:r>
+        <w:t xml:space="preserve">The refined headline finding of the thesis is:</w:t>
+      </w:r>
+    </w:p>
+    <w:p>
+      <w:pPr>
+        <w:pStyle w:val="BlockText"/>
+      </w:pPr>
+      <w:r>
+        <w:rPr>
+          <w:bCs/>
+          <w:b/>
+        </w:rPr>
+        <w:t xml:space="preserve">Bigger is fragile, and, when handled, leads.</w:t>
+      </w:r>
+      <w:r>
+        <w:t xml:space="preserve"> Large transformer models are more sensitive to hyperparameter choice than smaller ones. With default hyperparameters that work for smaller models, BERT-large fails completely; with corrected hyperparameters, it produces the highest accuracy in the study. Smaller fine-tuned and domain-pretrained models (DistilBERT FT, FinBERT) cluster slightly below the large model in raw accuracy, are statistically indistinguishable from it at this sample size, and are far less fragile to set up. The choice between transformer approaches is, in this study, more about cost and hyperparameter risk than about accuracy.</w:t>
+      </w:r>
+    </w:p>
+    <w:p>
+      <w:r>
+        <w:pict>
+          <v:rect style="width:0;height:1.5pt" o:hralign="center" o:hrstd="t" o:hr="t"/>
+        </w:pict>
+      </w:r>
+    </w:p>
+    <w:bookmarkEnd w:id="94"/>
+    <w:bookmarkEnd w:id="95"/>
+    <w:bookmarkStart w:id="101" w:name="discussion"/>
+    <w:p>
+      <w:pPr>
+        <w:pStyle w:val="Heading2"/>
+      </w:pPr>
+      <w:r>
+        <w:t xml:space="preserve">12. Discussion</w:t>
+      </w:r>
+    </w:p>
+    <w:bookmarkStart w:id="96" w:name="Xe7bf1c06b4f69b386a2ad29b24ad4f5b025848c"/>
+    <w:p>
+      <w:pPr>
+        <w:pStyle w:val="Heading3"/>
+      </w:pPr>
+      <w:r>
+        <w:t xml:space="preserve">12.1 Small Models Can Match Domain-Pretrained Models</w:t>
+      </w:r>
+    </w:p>
+    <w:p>
+      <w:pPr>
+        <w:pStyle w:val="FirstParagraph"/>
+      </w:pPr>
+      <w:r>
+        <w:t xml:space="preserve">One of the early findings of this thesis was that fine-tuned DistilBERT achieved a slightly higher accuracy than FinBERT on the test set (0.9713 vs 0.9691). The supplementary multi-seed experiment in §11.2, and the McNemar pairwise test in §11.6, together refine that finding into a more conservative statement: DistilBERT FT and FinBERT are </w:t>
+      </w:r>
+      <w:r>
+        <w:rPr>
+          <w:bCs/>
+          <w:b/>
+        </w:rPr>
+        <w:t xml:space="preserve">statistically equivalent</w:t>
+      </w:r>
+      <w:r>
+        <w:t xml:space="preserve"> on this test set within the variance produced by random seed choice.</w:t>
+      </w:r>
+    </w:p>
+    <w:p>
+      <w:pPr>
+        <w:pStyle w:val="BodyText"/>
+      </w:pPr>
+      <w:r>
+        <w:t xml:space="preserve">This is still a substantive result for software engineering. It shows that a smaller model can be made fully competitive with a domain-pretrained model through task-specific fine-tuning, without requiring a model that was pretrained on the target domain. In practice this matters because domain-pretrained models are not always available for every business domain, while a generic small model plus a local domain dataset are usually both accessible.</w:t>
+      </w:r>
+    </w:p>
+    <w:bookmarkEnd w:id="96"/>
+    <w:bookmarkStart w:id="97" w:name="domain-adaptation-matters"/>
+    <w:p>
+      <w:pPr>
+        <w:pStyle w:val="Heading3"/>
+      </w:pPr>
+      <w:r>
+        <w:t xml:space="preserve">12.2 Domain Adaptation Matters</w:t>
+      </w:r>
+    </w:p>
+    <w:p>
+      <w:pPr>
+        <w:pStyle w:val="FirstParagraph"/>
+      </w:pPr>
+      <w:r>
+        <w:t xml:space="preserve">FinBERT performed very well in the initial comparison. This confirms that domain adaptation is important: a model trained on financial text understands domain-specific patterns that general-domain sentiment models miss entirely. The large gap between the general sentiment model (accuracy 0.2539) and FinBERT (accuracy 0.9691) supports this conclusion strongly.</w:t>
+      </w:r>
+    </w:p>
+    <w:p>
+      <w:pPr>
+        <w:pStyle w:val="BodyText"/>
+      </w:pPr>
+      <w:r>
+        <w:t>The supplementary experiments do not change this finding. The two routes to “domain knowledge” — domain pretraining (FinBERT) and generic pretraining plus task fine-tuning (DistilBERT FT, BERT-large retrain) — both reach the high-accuracy region of the comparison. The general sentiment model, which has neither, does not.</w:t>
+      </w:r>
+    </w:p>
+    <w:bookmarkEnd w:id="97"/>
+    <w:bookmarkStart w:id="98" w:name="X2031bd805d3162652ff386a30c27aaf68a72b3e"/>
+    <w:p>
+      <w:pPr>
+        <w:pStyle w:val="Heading3"/>
+      </w:pPr>
+      <w:r>
+        <w:t xml:space="preserve">12.3 Larger Models Are More Sensitive To Hyperparameters</w:t>
+      </w:r>
+    </w:p>
+    <w:p>
+      <w:pPr>
+        <w:pStyle w:val="FirstParagraph"/>
+      </w:pPr>
+      <w:r>
+        <w:t>The original BERT-large run produced a striking failure: the model collapsed to predicting only the neutral class. At first reading this looked like clean evidence that “bigger is not better” for this task. The supplementary retraining experiment in §11.5 substantially revises this interpretation.</w:t>
+      </w:r>
+    </w:p>
+    <w:p>
+      <w:pPr>
+        <w:pStyle w:val="BodyText"/>
+      </w:pPr>
+      <w:r>
+        <w:t xml:space="preserve">With three targeted hyperparameter corrections — a four-times lower learning rate (5e-6 instead of 2e-5), linear warmup over the first 10% of training steps, and two additional epochs — the same BERT-large architecture trained on the same data reached an accuracy of 0.9845, the </w:t>
+      </w:r>
+      <w:r>
+        <w:rPr>
+          <w:bCs/>
+          <w:b/>
+        </w:rPr>
+        <w:t xml:space="preserve">highest in the entire study</w:t>
+      </w:r>
+      <w:r>
+        <w:t xml:space="preserve">. The original collapse was a training artifact, not a property of the model.</w:t>
+      </w:r>
+    </w:p>
+    <w:p>
+      <w:pPr>
+        <w:pStyle w:val="BodyText"/>
+      </w:pPr>
+      <w:r>
+        <w:t xml:space="preserve">The honest reading is therefore: </w:t>
+      </w:r>
+      <w:r>
+        <w:rPr>
+          <w:bCs/>
+          <w:b/>
+        </w:rPr>
+        <w:t xml:space="preserve">large transformer models are more sensitive to hyperparameter choice than smaller ones.</w:t>
+      </w:r>
+      <w:r>
+        <w:t xml:space="preserve"> With default hyperparameters that work for smaller transformers, a large transformer can fail completely; with appropriately tuned hyperparameters, the same architecture can produce the best result. This is a more nuanced and more practically useful conclusion than “bigger is not better”.</w:t>
+      </w:r>
+    </w:p>
+    <w:p>
+      <w:pPr>
+        <w:pStyle w:val="BodyText"/>
+      </w:pPr>
+      <w:r>
+        <w:t xml:space="preserve">The engineering cost is real. The corrected retraining required GPU acceleration (Google Colab T4) and approximately 24.5 minutes of training time, compared to roughly 2.5 minutes for DistilBERT on a local M-series MPS device. A research or production team choosing between these approaches must weigh that cost against the modest absolute accuracy advantage, which the McNemar test in §11.6 finds is not statistically significant at n = 453.</w:t>
+      </w:r>
+    </w:p>
+    <w:bookmarkEnd w:id="98"/>
+    <w:bookmarkStart w:id="99" w:name="accuracy-vs-efficiency"/>
+    <w:p>
+      <w:pPr>
+        <w:pStyle w:val="Heading3"/>
+      </w:pPr>
+      <w:r>
+        <w:t xml:space="preserve">12.4 Accuracy vs Efficiency</w:t>
+      </w:r>
+    </w:p>
+    <w:p>
+      <w:pPr>
+        <w:pStyle w:val="FirstParagraph"/>
+      </w:pPr>
+      <w:r>
+        <w:t xml:space="preserve">The thesis compared not only accuracy but also inference time and memory usage. This matters because real software systems must run efficiently, not only correctly.</w:t>
+      </w:r>
+    </w:p>
+    <w:p>
+      <w:pPr>
+        <w:pStyle w:val="BodyText"/>
+      </w:pPr>
+      <w:r>
+        <w:t xml:space="preserve">The classical TF-IDF + Logistic Regression baseline added in §11.3 makes the efficiency comparison even sharper. The classical baseline reaches 0.8653 accuracy at approximately 700 times faster inference and 60 times lower memory than the best transformer. The transformers’ approximately 10-percentage-point accuracy advantage over the classical baseline is real and statistically significant (§11.6), but it comes at a substantial engineering cost.</w:t>
+      </w:r>
+    </w:p>
+    <w:p>
+      <w:pPr>
+        <w:pStyle w:val="BodyText"/>
+      </w:pPr>
+      <w:r>
+        <w:t xml:space="preserve">Within the transformer group, fine-tuned DistilBERT and the corrected BERT-large form a different cost-performance trade-off. DistilBERT FT trains in a few minutes on a laptop with standard hyperparameters; BERT-large requires a GPU and a non-default training recipe. Both reach the same statistical accuracy band. For most practical deployments, the smaller model is the more attractive engineering choice.</w:t>
+      </w:r>
+    </w:p>
+    <w:bookmarkEnd w:id="99"/>
+    <w:bookmarkStart w:id="100" w:name="importance-of-layered-experiments"/>
+    <w:p>
+      <w:pPr>
+        <w:pStyle w:val="Heading3"/>
+      </w:pPr>
+      <w:r>
+        <w:t xml:space="preserve">12.5 Importance of Layered Experiments</w:t>
+      </w:r>
+    </w:p>
+    <w:p>
+      <w:pPr>
+        <w:pStyle w:val="FirstParagraph"/>
+      </w:pPr>
+      <w:r>
+        <w:t xml:space="preserve">A central methodological feature of this thesis is that the model comparison is supported by multiple controlled experiments rather than a single final ranking. The original epoch and dataset-size experiments (§8 and §9) showed how DistilBERT performance varies with training duration and training data volume. The supplementary experiments in §11 added a held-out validation verification (§11.1), a five-seed variance estimate (§11.2), a classical baseline (§11.3), a macro-F1 analysis (§11.4), a corrected BERT-large retraining (§11.5), and McNemar pairwise statistical tests (§11.6).</w:t>
+      </w:r>
+    </w:p>
+    <w:p>
+      <w:pPr>
+        <w:pStyle w:val="BodyText"/>
+      </w:pPr>
+      <w:r>
+        <w:t xml:space="preserve">The combined effect of these experiments is that every claim made by this thesis about model performance is supported by more than one piece of evidence. A claim about training duration is supported both by an epoch sweep and by an independent held-out validation check. A claim about which model is best is qualified both by multi-seed variance and by McNemar p-values. A claim about transformer value over classical methods is supported by an actual classical baseline and a significance test. This layered approach is what allows the thesis to make conservative, defensible statements about model behavior rather than over-claiming on the basis of a single number.</w:t>
+      </w:r>
+    </w:p>
+    <w:p>
+      <w:r>
+        <w:pict>
+          <v:rect style="width:0;height:1.5pt" o:hralign="center" o:hrstd="t" o:hr="t"/>
+        </w:pict>
+      </w:r>
+    </w:p>
+    <w:bookmarkEnd w:id="100"/>
+    <w:bookmarkEnd w:id="101"/>
+    <w:bookmarkStart w:id="109" w:name="limitations"/>
+    <w:p>
+      <w:pPr>
+        <w:pStyle w:val="Heading2"/>
+      </w:pPr>
+      <w:r>
+        <w:t xml:space="preserve">13. Limitations</w:t>
+      </w:r>
+    </w:p>
+    <w:p>
+      <w:pPr>
+        <w:pStyle w:val="FirstParagraph"/>
+      </w:pPr>
+      <w:r>
+        <w:t xml:space="preserve">Every practical experiment has limitations. The main limitations of this thesis are:</w:t>
+      </w:r>
+    </w:p>
+    <w:bookmarkStart w:id="102" w:name="dataset-size"/>
+    <w:p>
+      <w:pPr>
+        <w:pStyle w:val="Heading3"/>
+      </w:pPr>
+      <w:r>
+        <w:t xml:space="preserve">13.1 Dataset Size</w:t>
+      </w:r>
+    </w:p>
+    <w:p>
+      <w:pPr>
+        <w:pStyle w:val="FirstParagraph"/>
+      </w:pPr>
+      <w:r>
+        <w:t xml:space="preserve">The dataset is relatively small. The training set contains 1,811 examples and the test set contains 453 examples. This is enough for a controlled thesis experiment, but larger datasets would make the conclusions more robust. In particular, the McNemar test in §11.6 has limited statistical power at n = 453, which is part of why the three top transformers cannot be statistically separated from each other; a larger test set might make the small numerical differences detectable.</w:t>
+      </w:r>
+    </w:p>
+    <w:bookmarkEnd w:id="102"/>
+    <w:bookmarkStart w:id="103" w:name="class-imbalance"/>
+    <w:p>
+      <w:pPr>
+        <w:pStyle w:val="Heading3"/>
+      </w:pPr>
+      <w:r>
+        <w:t xml:space="preserve">13.2 Class Imbalance</w:t>
+      </w:r>
+    </w:p>
+    <w:p>
+      <w:pPr>
+        <w:pStyle w:val="FirstParagraph"/>
+      </w:pPr>
+      <w:r>
+        <w:t xml:space="preserve">The neutral class is much larger than the negative and positive classes (61%, 13%, and 25% respectively). Class imbalance was the proximate cause of the original BERT-large collapse, although the supplementary retraining experiment in §11.5 showed that the collapse was avoidable with proper hyperparameters. Class imbalance still inflates weighted F1 relative to macro F1 (§11.4) for any model with per-class weaknesses, and it remains a real challenge for evaluation rather than just for training.</w:t>
+      </w:r>
+    </w:p>
+    <w:bookmarkEnd w:id="103"/>
+    <w:bookmarkStart w:id="104" w:name="hyperparameter-tuning-coverage"/>
+    <w:p>
+      <w:pPr>
+        <w:pStyle w:val="Heading3"/>
+      </w:pPr>
+      <w:r>
+        <w:t xml:space="preserve">13.3 Hyperparameter Tuning Coverage</w:t>
+      </w:r>
+    </w:p>
+    <w:p>
+      <w:pPr>
+        <w:pStyle w:val="FirstParagraph"/>
+      </w:pPr>
+      <w:r>
+        <w:t xml:space="preserve">The hyperparameter coverage in this thesis is partial. The epoch sweep (§8) covered three values; the dataset-size sweep (§9) covered four fractions; the BERT-large retraining (§11.5) tested one corrected configuration. More extensive tuning — for example a learning-rate sweep on each model, or a hyperparameter search with cross-validation — would strengthen the conclusions further. The work performed here is sufficient to support the specific claims made, but it is not an exhaustive hyperparameter study.</w:t>
+      </w:r>
+    </w:p>
+    <w:bookmarkEnd w:id="104"/>
+    <w:bookmarkStart w:id="105" w:name="hardware-constraints"/>
+    <w:p>
+      <w:pPr>
+        <w:pStyle w:val="Heading3"/>
+      </w:pPr>
+      <w:r>
+        <w:t xml:space="preserve">13.4 Hardware Constraints</w:t>
+      </w:r>
+    </w:p>
+    <w:p>
+      <w:pPr>
+        <w:pStyle w:val="FirstParagraph"/>
+      </w:pPr>
+      <w:r>
+        <w:t xml:space="preserve">The 340-million-parameter BERT-large model required GPU acceleration for both the original training and the corrected retraining. The local M-series MPS device used for DistilBERT and the classical baseline is not powerful enough to make BERT-large training practical, so BERT-large was trained on Google Colab using a T4 GPU. This means that the time and memory numbers reported for BERT-large are not directly comparable on the same hardware as the other models, only as rough cost indicators.</w:t>
+      </w:r>
+    </w:p>
+    <w:bookmarkEnd w:id="105"/>
+    <w:bookmarkStart w:id="106" w:name="memory-measurement"/>
+    <w:p>
+      <w:pPr>
+        <w:pStyle w:val="Heading3"/>
+      </w:pPr>
+      <w:r>
+        <w:t xml:space="preserve">13.5 Memory Measurement</w:t>
+      </w:r>
+    </w:p>
+    <w:p>
+      <w:pPr>
+        <w:pStyle w:val="FirstParagraph"/>
+      </w:pPr>
+      <w:r>
+        <w:t xml:space="preserve">Memory usage was measured using process resident-set-size deltas before and after the inference (or training) section of each script. This gives a useful practical indication of memory pressure, but it is not equivalent to GPU peak memory or to a careful memory profile. For models trained in different processes or on different devices (in particular BERT-large on Colab vs the other models on local MPS), the memory numbers should be interpreted as approximate.</w:t>
+      </w:r>
+    </w:p>
+    <w:bookmarkEnd w:id="106"/>
+    <w:bookmarkStart w:id="107" w:name="single-dataset"/>
+    <w:p>
+      <w:pPr>
+        <w:pStyle w:val="Heading3"/>
+      </w:pPr>
+      <w:r>
+        <w:t xml:space="preserve">13.6 Single Dataset</w:t>
+      </w:r>
+    </w:p>
+    <w:p>
+      <w:pPr>
+        <w:pStyle w:val="FirstParagraph"/>
+      </w:pPr>
+      <w:r>
+        <w:t xml:space="preserve">The thesis uses a single financial sentiment dataset (Financial PhraseBank, </w:t>
+      </w:r>
+      <w:r>
+        <w:rPr>
+          <w:rStyle w:val="VerbatimChar"/>
+        </w:rPr>
+        <w:t xml:space="preserve">sentences_allagree</w:t>
+      </w:r>
+      <w:r>
+        <w:t xml:space="preserve"> configuration). Testing the same models on additional financial sentiment datasets — for example FiQA, financial Twitter data, or earnings-call transcripts — would help separate findings that are specific to this dataset from those that generalize across financial sentiment more broadly.</w:t>
+      </w:r>
+    </w:p>
+    <w:bookmarkEnd w:id="107"/>
+    <w:bookmarkStart w:id="108" w:name="statistical-power-of-the-mcnemar-tests"/>
+    <w:p>
+      <w:pPr>
+        <w:pStyle w:val="Heading3"/>
+      </w:pPr>
+      <w:r>
+        <w:t xml:space="preserve">13.7 Statistical Power Of The McNemar Tests</w:t>
+      </w:r>
+    </w:p>
+    <w:p>
+      <w:pPr>
+        <w:pStyle w:val="FirstParagraph"/>
+      </w:pPr>
+      <w:r>
+        <w:t>The McNemar pairwise tests in §11.6 use a test set of 453 sentences. At this sample size, only relatively large per-prediction disagreement counts produce significant p-values. The three top transformers disagree with each other on between 10 and 17 test sentences total per pair, which is below the threshold for significance at α = 0.05. With a larger test set, some of these pairwise gaps might become statistically detectable. The “statistically tied” finding for the top three transformers should therefore be read as “tied at this sample size”, not “tied in the underlying population”.</w:t>
+      </w:r>
+    </w:p>
+    <w:p>
+      <w:r>
+        <w:pict>
+          <v:rect style="width:0;height:1.5pt" o:hralign="center" o:hrstd="t" o:hr="t"/>
+        </w:pict>
+      </w:r>
+    </w:p>
+    <w:bookmarkEnd w:id="108"/>
+    <w:bookmarkEnd w:id="109"/>
+    <w:bookmarkStart w:id="118" w:name="future-work"/>
+    <w:p>
+      <w:pPr>
+        <w:pStyle w:val="Heading2"/>
+      </w:pPr>
+      <w:r>
+        <w:t xml:space="preserve">14. Future Work</w:t>
+      </w:r>
+    </w:p>
+    <w:p>
+      <w:pPr>
+        <w:pStyle w:val="FirstParagraph"/>
+      </w:pPr>
+      <w:r>
+        <w:t xml:space="preserve">Several improvements could be made in future work, building on what was completed and what remains open.</w:t>
+      </w:r>
+    </w:p>
+    <w:bookmarkStart w:id="110" w:name="larger-financial-datasets"/>
+    <w:p>
+      <w:pPr>
+        <w:pStyle w:val="Heading3"/>
+      </w:pPr>
+      <w:r>
+        <w:t xml:space="preserve">14.1 Larger Financial Datasets</w:t>
+      </w:r>
+    </w:p>
+    <w:p>
+      <w:pPr>
+        <w:pStyle w:val="FirstParagraph"/>
+      </w:pPr>
+      <w:r>
+        <w:t xml:space="preserve">Future experiments could use larger financial datasets — for example by combining multiple Financial PhraseBank agreement levels, adding FiQA, or augmenting with curated financial Twitter or news text. A larger test set in particular would increase the statistical power of the McNemar tests (§13.7) and might separate the currently-tied top transformers.</w:t>
+      </w:r>
+    </w:p>
+    <w:bookmarkEnd w:id="110"/>
+    <w:bookmarkStart w:id="111" w:name="class-balancing"/>
+    <w:p>
+      <w:pPr>
+        <w:pStyle w:val="Heading3"/>
+      </w:pPr>
+      <w:r>
+        <w:t xml:space="preserve">14.2 Class Balancing</w:t>
+      </w:r>
+    </w:p>
+    <w:p>
+      <w:pPr>
+        <w:pStyle w:val="FirstParagraph"/>
+      </w:pPr>
+      <w:r>
+        <w:t xml:space="preserve">Future work could apply class weighting in the loss function, oversampling of minority classes, or stratified focal loss. These techniques are particularly relevant for large model fine-tuning, where the original BERT-large collapse showed how brittle the default cross-entropy plus imbalanced data combination can be.</w:t>
+      </w:r>
+    </w:p>
+    <w:bookmarkEnd w:id="111"/>
+    <w:bookmarkStart w:id="112" w:name="more-systematic-hyperparameter-search"/>
+    <w:p>
+      <w:pPr>
+        <w:pStyle w:val="Heading3"/>
+      </w:pPr>
+      <w:r>
+        <w:t xml:space="preserve">14.3 More Systematic Hyperparameter Search</w:t>
+      </w:r>
+    </w:p>
+    <w:p>
+      <w:pPr>
+        <w:pStyle w:val="FirstParagraph"/>
+      </w:pPr>
+      <w:r>
+        <w:t xml:space="preserve">The corrected BERT-large retraining in §11.5 demonstrated that hyperparameter choice can produce a roughly 37-percentage-point swing in accuracy. A more systematic hyperparameter search — for example a grid search or Bayesian search over learning rate, warmup ratio, batch size, and epoch count — could find configurations that improve the smaller models too, or that reduce the GPU-time cost of BERT-large.</w:t>
+      </w:r>
+    </w:p>
+    <w:bookmarkEnd w:id="112"/>
+    <w:bookmarkStart w:id="113" w:name="newer-architectures"/>
+    <w:p>
+      <w:pPr>
+        <w:pStyle w:val="Heading3"/>
+      </w:pPr>
+      <w:r>
+        <w:t xml:space="preserve">14.4 Newer Architectures</w:t>
+      </w:r>
+    </w:p>
+    <w:p>
+      <w:pPr>
+        <w:pStyle w:val="FirstParagraph"/>
+      </w:pPr>
+      <w:r>
+        <w:t xml:space="preserve">Future work could include newer transformer architectures (e.g., RoBERTa, DeBERTa, ModernBERT) or instruction-tuned models (e.g., Llama-class fine-tuning). The same evaluation framework used in this thesis — same test split, same metrics, same controlled experiments — could be applied to each.</w:t>
+      </w:r>
+    </w:p>
+    <w:bookmarkEnd w:id="113"/>
+    <w:bookmarkStart w:id="114" w:name="api-deployment"/>
+    <w:p>
+      <w:pPr>
+        <w:pStyle w:val="Heading3"/>
+      </w:pPr>
+      <w:r>
+        <w:t xml:space="preserve">14.5 API Deployment</w:t>
+      </w:r>
+    </w:p>
+    <w:p>
+      <w:pPr>
+        <w:pStyle w:val="FirstParagraph"/>
+      </w:pPr>
+      <w:r>
+        <w:t xml:space="preserve">The pipeline could be packaged as an API-based system, with a backend service that accepts financial text and returns predictions in JSON format, plus a frontend or downstream integration consuming that service.</w:t>
+      </w:r>
+    </w:p>
+    <w:bookmarkEnd w:id="114"/>
+    <w:bookmarkStart w:id="115" w:name="multilingual-financial-sentiment"/>
+    <w:p>
+      <w:pPr>
+        <w:pStyle w:val="Heading3"/>
+      </w:pPr>
+      <w:r>
+        <w:t xml:space="preserve">14.6 Multilingual Financial Sentiment</w:t>
+      </w:r>
+    </w:p>
+    <w:p>
+      <w:pPr>
+        <w:pStyle w:val="FirstParagraph"/>
+      </w:pPr>
+      <w:r>
+        <w:t xml:space="preserve">The current work is monolingual (English). Future work could explore multilingual financial sentiment analysis, including Macedonian or other regional financial text. This would likely require either a multilingual base model (e.g., mBERT, XLM-R) or domain-pretrained multilingual variants.</w:t>
+      </w:r>
+    </w:p>
+    <w:bookmarkEnd w:id="115"/>
+    <w:bookmarkStart w:id="116" w:name="real-time-news-monitoring"/>
+    <w:p>
+      <w:pPr>
+        <w:pStyle w:val="Heading3"/>
+      </w:pPr>
+      <w:r>
+        <w:t xml:space="preserve">14.7 Real-Time News Monitoring</w:t>
+      </w:r>
+    </w:p>
+    <w:p>
+      <w:pPr>
+        <w:pStyle w:val="FirstParagraph"/>
+      </w:pPr>
+      <w:r>
+        <w:t xml:space="preserve">The prototype could be extended into a real-time news monitoring pipeline. The system could ingest a stream of financial headlines via an API, classify them in near-real-time, and produce alerts or aggregate sentiment indicators.</w:t>
+      </w:r>
+    </w:p>
+    <w:bookmarkEnd w:id="116"/>
+    <w:bookmarkStart w:id="117" w:name="confidence-calibration"/>
+    <w:p>
+      <w:pPr>
+        <w:pStyle w:val="Heading3"/>
+      </w:pPr>
+      <w:r>
+        <w:t xml:space="preserve">14.8 Confidence Calibration</w:t>
+      </w:r>
+    </w:p>
+    <w:p>
+      <w:pPr>
+        <w:pStyle w:val="FirstParagraph"/>
+      </w:pPr>
+      <w:r>
+        <w:t>Beyond accuracy, future work could investigate whether model confidence scores are well-calibrated — that is, whether a “90% confident” prediction is actually correct 90% of the time. Calibration matters for downstream use where the confidence is consumed by a decision rule (e.g., manual review thresholds in a deployment workflow).</w:t>
+      </w:r>
+    </w:p>
+    <w:p>
+      <w:r>
+        <w:pict>
+          <v:rect style="width:0;height:1.5pt" o:hralign="center" o:hrstd="t" o:hr="t"/>
+        </w:pict>
+      </w:r>
+    </w:p>
+    <w:bookmarkEnd w:id="117"/>
+    <w:bookmarkEnd w:id="118"/>
+    <w:bookmarkStart w:id="119" w:name="conclusion"/>
+    <w:p>
+      <w:pPr>
+        <w:pStyle w:val="Heading2"/>
+      </w:pPr>
+      <w:r>
+        <w:t xml:space="preserve">15. Conclusion</w:t>
+      </w:r>
+    </w:p>
+    <w:p>
+      <w:pPr>
+        <w:pStyle w:val="FirstParagraph"/>
+      </w:pPr>
+      <w:r>
+        <w:t xml:space="preserve">This thesis presented a complete practical NLP project for financial sentiment analysis. The project compared small, large, domain-specific, and classical models on the Financial PhraseBank dataset, using a layered methodology that included an initial single-seed comparison, two controlled experiments on training duration and data size, and six supplementary methodological experiments performed to qualify and refine the headline numbers.</w:t>
+      </w:r>
+    </w:p>
+    <w:p>
+      <w:pPr>
+        <w:pStyle w:val="BodyText"/>
+      </w:pPr>
+      <w:r>
+        <w:t xml:space="preserve">The models evaluated were:</w:t>
       </w:r>
     </w:p>
     <w:p>
@@ -10126,42 +10395,104 @@
         <w:pStyle w:val="Compact"/>
       </w:pPr>
       <w:r>
+        <w:t xml:space="preserve">a general pretrained binary sentiment baseline,</w:t>
+      </w:r>
+    </w:p>
+    <w:p>
+      <w:pPr>
+        <w:numPr>
+          <w:ilvl w:val="0"/>
+          <w:numId w:val="1024"/>
+        </w:numPr>
+        <w:pStyle w:val="Compact"/>
+      </w:pPr>
+      <w:r>
+        <w:t xml:space="preserve">FinBERT (financial-domain pretraining, no fine-tuning),</w:t>
+      </w:r>
+    </w:p>
+    <w:p>
+      <w:pPr>
+        <w:numPr>
+          <w:ilvl w:val="0"/>
+          <w:numId w:val="1024"/>
+        </w:numPr>
+        <w:pStyle w:val="Compact"/>
+      </w:pPr>
+      <w:r>
+        <w:t xml:space="preserve">fine-tuned DistilBERT (small + fine-tuning),</w:t>
+      </w:r>
+    </w:p>
+    <w:p>
+      <w:pPr>
+        <w:numPr>
+          <w:ilvl w:val="0"/>
+          <w:numId w:val="1024"/>
+        </w:numPr>
+        <w:pStyle w:val="Compact"/>
+      </w:pPr>
+      <w:r>
+        <w:t xml:space="preserve">fine-tuned BERT-large in two configurations — original (default hyperparameters) and retrained (corrected hyperparameters),</w:t>
+      </w:r>
+    </w:p>
+    <w:p>
+      <w:pPr>
+        <w:numPr>
+          <w:ilvl w:val="0"/>
+          <w:numId w:val="1024"/>
+        </w:numPr>
+        <w:pStyle w:val="Compact"/>
+      </w:pPr>
+      <w:r>
+        <w:t xml:space="preserve">a classical TF-IDF + Logistic Regression baseline.</w:t>
+      </w:r>
+    </w:p>
+    <w:p>
+      <w:pPr>
+        <w:pStyle w:val="FirstParagraph"/>
+      </w:pPr>
+      <w:r>
+        <w:t xml:space="preserve">The initial single-seed comparison showed that the general sentiment baseline performed poorly because it cannot predict the neutral class, FinBERT and fine-tuned DistilBERT performed very strongly (around 97% accuracy each), and the original BERT-large run collapsed to predicting the majority class. The supplementary experiments in §11 then refined these findings in three important ways.</w:t>
+      </w:r>
+    </w:p>
+    <w:p>
+      <w:pPr>
+        <w:pStyle w:val="BodyText"/>
+      </w:pPr>
+      <w:r>
+        <w:t xml:space="preserve">First, the multi-seed experiment (§11.2) and McNemar significance test (§11.6) together showed that fine-tuned DistilBERT and FinBERT are </w:t>
+      </w:r>
+      <w:r>
         <w:rPr>
           <w:bCs/>
           <w:b/>
         </w:rPr>
-        <w:t xml:space="preserve">All three top transformers significantly outperform the classical baseline</w:t>
-      </w:r>
-      <w:r>
-        <w:t xml:space="preserve"> with p &lt; 0.001 in every pair.</w:t>
-      </w:r>
-    </w:p>
-    <w:p>
-      <w:pPr>
-        <w:pStyle w:val="FirstParagraph"/>
-      </w:pPr>
-      <w:r>
-        <w:t xml:space="preserve">The defensible interpretation is that the three top transformer approaches are equivalent in accuracy on this test set within the statistical resolution of n = 453. What separates them in practice is not accuracy but </w:t>
-      </w:r>
+        <w:t xml:space="preserve">statistically equivalent</w:t>
+      </w:r>
+      <w:r>
+        <w:t xml:space="preserve"> within seed variance — the original “DistilBERT beat FinBERT” claim was a single-seed artifact. Second, the BERT-large retraining experiment (§11.5) showed that the original collapse was a hyperparameter artifact: with a four-times lower learning rate and linear warmup, the same BERT-large architecture reached an accuracy of 0.9845, the highest in the entire study. Third, the classical baseline (§11.3) reached 0.8653 accuracy at approximately 700 times faster inference and 60 times lower memory than the best transformer, framing the transformer’s added value in concrete engineering terms; the McNemar test showed that all three top transformers significantly outperform the classical baseline (p &lt; 0.001) while being statistically indistinguishable from each other at n = 453.</w:t>
+      </w:r>
+    </w:p>
+    <w:p>
+      <w:pPr>
+        <w:pStyle w:val="BodyText"/>
+      </w:pPr>
+      <w:r>
+        <w:t xml:space="preserve">The refined headline finding of the thesis is:</w:t>
+      </w:r>
+    </w:p>
+    <w:p>
+      <w:pPr>
+        <w:pStyle w:val="BlockText"/>
+      </w:pPr>
       <w:r>
         <w:rPr>
           <w:bCs/>
           <w:b/>
         </w:rPr>
-        <w:t xml:space="preserve">cost and hyperparameter risk</w:t>
-      </w:r>
-      <w:r>
-        <w:t xml:space="preserve">: BERT-large requires GPU acceleration and a non-default training recipe to converge; DistilBERT needs only standard hyperparameters and runs on a laptop; FinBERT requires no training at all but cannot be adapted further to the target task. The gap to the classical baseline (approximately 10 percentage points), in contrast, is decisive and statistically robust.</w:t>
-      </w:r>
-    </w:p>
-    <w:bookmarkEnd w:id="98"/>
-    <w:bookmarkStart w:id="99" w:name="refined-headline-finding"/>
-    <w:p>
-      <w:pPr>
-        <w:pStyle w:val="Heading3"/>
-      </w:pPr>
-      <w:r>
-        <w:t xml:space="preserve">12.7 Refined Headline Finding</w:t>
+        <w:t xml:space="preserve">Bigger is fragile, and, when handled, leads.</w:t>
+      </w:r>
+      <w:r>
+        <w:t xml:space="preserve"> Large transformer models are more sensitive to hyperparameter choice than smaller ones. With default hyperparameters that work for smaller models, BERT-large fails completely; with corrected hyperparameters, it produces the highest accuracy in the study. Smaller fine-tuned and domain-pretrained models (DistilBERT FT, FinBERT) cluster slightly below in raw accuracy, are statistically indistinguishable from the large model at this sample size, and are far less fragile to set up. The choice between transformer approaches is therefore primarily about cost and hyperparameter risk, not about accuracy.</w:t>
       </w:r>
     </w:p>
     <w:p>
@@ -10169,87 +10500,23 @@
         <w:pStyle w:val="FirstParagraph"/>
       </w:pPr>
       <w:r>
-        <w:t xml:space="preserve">Taken together, the supplementary experiments refine the headline finding of the thesis in three ways.</w:t>
-      </w:r>
-    </w:p>
-    <w:p>
-      <w:pPr>
-        <w:numPr>
-          <w:ilvl w:val="0"/>
-          <w:numId w:val="1025"/>
-        </w:numPr>
-        <w:pStyle w:val="Compact"/>
-      </w:pPr>
-      <w:r>
-        <w:rPr>
-          <w:bCs/>
-          <w:b/>
-        </w:rPr>
-        <w:t xml:space="preserve">DistilBERT FT vs FinBERT is a statistical tie</w:t>
-      </w:r>
-      <w:r>
-        <w:t xml:space="preserve"> (multi-seed + McNemar), not a clean win for the small fine-tuned model as the single-seed numbers suggested.</w:t>
-      </w:r>
-    </w:p>
-    <w:p>
-      <w:pPr>
-        <w:numPr>
-          <w:ilvl w:val="0"/>
-          <w:numId w:val="1025"/>
-        </w:numPr>
-        <w:pStyle w:val="Compact"/>
-      </w:pPr>
-      <w:r>
-        <w:rPr>
-          <w:bCs/>
-          <w:b/>
-        </w:rPr>
-        <w:t xml:space="preserve">BERT-large was misconfigured in the original run, not inherently inferior.</w:t>
-      </w:r>
-      <w:r>
-        <w:t xml:space="preserve"> With corrected hyperparameters, it reaches the highest accuracy in the study, and its per-class behavior is the most balanced.</w:t>
-      </w:r>
-    </w:p>
-    <w:p>
-      <w:pPr>
-        <w:numPr>
-          <w:ilvl w:val="0"/>
-          <w:numId w:val="1025"/>
-        </w:numPr>
-        <w:pStyle w:val="Compact"/>
-      </w:pPr>
-      <w:r>
-        <w:rPr>
-          <w:bCs/>
-          <w:b/>
-        </w:rPr>
-        <w:t xml:space="preserve">The classical baseline frames the transformers’ added value.</w:t>
-      </w:r>
-      <w:r>
-        <w:t xml:space="preserve"> All three top transformers significantly beat the classical floor; their cost difference (training time, GPU requirement, hyperparameter sensitivity) is what differentiates them, more than their accuracy.</w:t>
-      </w:r>
-    </w:p>
-    <w:p>
-      <w:pPr>
-        <w:pStyle w:val="FirstParagraph"/>
-      </w:pPr>
-      <w:r>
-        <w:t xml:space="preserve">The refined headline finding of the thesis is:</w:t>
-      </w:r>
-    </w:p>
-    <w:p>
-      <w:pPr>
-        <w:pStyle w:val="BlockText"/>
-      </w:pPr>
-      <w:r>
-        <w:rPr>
-          <w:bCs/>
-          <w:b/>
-        </w:rPr>
-        <w:t xml:space="preserve">Bigger is fragile, and, when handled, leads.</w:t>
-      </w:r>
-      <w:r>
-        <w:t xml:space="preserve"> Large transformer models are more sensitive to hyperparameter choice than smaller ones. With default hyperparameters that work for smaller models, BERT-large fails completely; with corrected hyperparameters, it produces the highest accuracy in the study. Smaller fine-tuned and domain-pretrained models (DistilBERT FT, FinBERT) cluster slightly below the large model in raw accuracy, are statistically indistinguishable from it at this sample size, and are far less fragile to set up. The choice between transformer approaches is, in this study, more about cost and hyperparameter risk than about accuracy.</w:t>
+        <w:t>This finding is more nuanced and more practically useful than the earlier “bigger is not better” framing it replaces. It treats large models as a high-risk, high-reward option that requires careful engineering, smaller fine-tuned models as a robust default with comparable accuracy, and domain-pretrained models as a strong off-the-shelf option when domain pretraining is available for the target domain.</w:t>
+      </w:r>
+    </w:p>
+    <w:p>
+      <w:pPr>
+        <w:pStyle w:val="BodyText"/>
+      </w:pPr>
+      <w:r>
+        <w:t xml:space="preserve">The epoch experiment showed that two epochs produced the best DistilBERT result, a choice independently confirmed by the held-out validation experiment in §11.1. The dataset-size experiment showed that performance improved strongly from 25% to 50% of the training data, with smaller gains afterward.</w:t>
+      </w:r>
+    </w:p>
+    <w:p>
+      <w:pPr>
+        <w:pStyle w:val="BodyText"/>
+      </w:pPr>
+      <w:r>
+        <w:t xml:space="preserve">Overall, the thesis combines theoretical foundations, machine learning implementation, software engineering structure, and layered experimental evaluation with explicit statistical testing. It demonstrates that careful model selection and evaluation — across not only accuracy but also cost, hyperparameter sensitivity, statistical significance, and per-class behavior — are essential when applying NLP models to real-world domain-specific tasks.</w:t>
       </w:r>
     </w:p>
     <w:p>
@@ -10259,24 +10526,22 @@
         </w:pict>
       </w:r>
     </w:p>
-    <w:bookmarkEnd w:id="99"/>
-    <w:bookmarkEnd w:id="100"/>
-    <w:bookmarkStart w:id="106" w:name="discussion"/>
+    <w:bookmarkEnd w:id="119"/>
+    <w:bookmarkStart w:id="120" w:name="references"/>
     <w:p>
       <w:pPr>
         <w:pStyle w:val="Heading2"/>
       </w:pPr>
       <w:r>
-        <w:t xml:space="preserve">13. Discussion</w:t>
-      </w:r>
-    </w:p>
-    <w:bookmarkStart w:id="101" w:name="Xe7bf1c06b4f69b386a2ad29b24ad4f5b025848c"/>
-    <w:p>
-      <w:pPr>
-        <w:pStyle w:val="Heading3"/>
-      </w:pPr>
-      <w:r>
-        <w:t xml:space="preserve">13.1 Small Models Can Match Domain-Pretrained Models</w:t>
+        <w:t xml:space="preserve">References</w:t>
+      </w:r>
+    </w:p>
+    <w:p>
+      <w:pPr>
+        <w:pStyle w:val="BlockText"/>
+      </w:pPr>
+      <w:r>
+        <w:t xml:space="preserve">Format these according to the official citation style required by the faculty.</w:t>
       </w:r>
     </w:p>
     <w:p>
@@ -10284,17 +10549,7 @@
         <w:pStyle w:val="FirstParagraph"/>
       </w:pPr>
       <w:r>
-        <w:t xml:space="preserve">One of the early findings of this thesis was that fine-tuned DistilBERT achieved a slightly higher accuracy than FinBERT on the test set (0.9713 vs 0.9691). The supplementary multi-seed experiment in §12.2, and the McNemar pairwise test in §12.6, together refine that finding into a more conservative statement: DistilBERT FT and FinBERT are </w:t>
-      </w:r>
-      <w:r>
-        <w:rPr>
-          <w:bCs/>
-          <w:b/>
-        </w:rPr>
-        <w:t xml:space="preserve">statistically equivalent</w:t>
-      </w:r>
-      <w:r>
-        <w:t xml:space="preserve"> on this test set within the variance produced by random seed choice.</w:t>
+        <w:t xml:space="preserve">Araci, D. (2019). FinBERT: Financial sentiment analysis with pre-trained language models.</w:t>
       </w:r>
     </w:p>
     <w:p>
@@ -10302,25 +10557,7 @@
         <w:pStyle w:val="BodyText"/>
       </w:pPr>
       <w:r>
-        <w:t xml:space="preserve">This is still a substantive result for software engineering. It shows that a smaller model can be made fully competitive with a domain-pretrained model through task-specific fine-tuning, without requiring a model that was pretrained on the target domain. In practice this matters because domain-pretrained models are not always available for every business domain, while a generic small model plus a local domain dataset are usually both accessible.</w:t>
-      </w:r>
-    </w:p>
-    <w:bookmarkEnd w:id="101"/>
-    <w:bookmarkStart w:id="102" w:name="domain-adaptation-matters"/>
-    <w:p>
-      <w:pPr>
-        <w:pStyle w:val="Heading3"/>
-      </w:pPr>
-      <w:r>
-        <w:t xml:space="preserve">13.2 Domain Adaptation Matters</w:t>
-      </w:r>
-    </w:p>
-    <w:p>
-      <w:pPr>
-        <w:pStyle w:val="FirstParagraph"/>
-      </w:pPr>
-      <w:r>
-        <w:t xml:space="preserve">FinBERT performed very well in the initial comparison. This confirms that domain adaptation is important: a model trained on financial text understands domain-specific patterns that general-domain sentiment models miss entirely. The large gap between the general sentiment model (accuracy 0.2539) and FinBERT (accuracy 0.9691) supports this conclusion strongly.</w:t>
+        <w:t xml:space="preserve">Devlin, J., Chang, M. W., Lee, K., &amp; Toutanova, K. (2019). BERT: Pre-training of deep bidirectional transformers for language understanding.</w:t>
       </w:r>
     </w:p>
     <w:p>
@@ -10328,25 +10565,7 @@
         <w:pStyle w:val="BodyText"/>
       </w:pPr>
       <w:r>
-        <w:t>The supplementary experiments do not change this finding. The two routes to “domain knowledge” — domain pretraining (FinBERT) and generic pretraining plus task fine-tuning (DistilBERT FT, BERT-large retrain) — both reach the high-accuracy region of the comparison. The general sentiment model, which has neither, does not.</w:t>
-      </w:r>
-    </w:p>
-    <w:bookmarkEnd w:id="102"/>
-    <w:bookmarkStart w:id="103" w:name="X2031bd805d3162652ff386a30c27aaf68a72b3e"/>
-    <w:p>
-      <w:pPr>
-        <w:pStyle w:val="Heading3"/>
-      </w:pPr>
-      <w:r>
-        <w:t xml:space="preserve">13.3 Larger Models Are More Sensitive To Hyperparameters</w:t>
-      </w:r>
-    </w:p>
-    <w:p>
-      <w:pPr>
-        <w:pStyle w:val="FirstParagraph"/>
-      </w:pPr>
-      <w:r>
-        <w:t>The original BERT-large run produced a striking failure: the model collapsed to predicting only the neutral class. At first reading this looked like clean evidence that “bigger is not better” for this task. The supplementary retraining experiment in §12.5 substantially revises this interpretation.</w:t>
+        <w:t xml:space="preserve">Malo, P., Sinha, A., Korhonen, P., Wallenius, J., &amp; Takala, P. (2014). Good debt or bad debt: Detecting semantic orientations in economic texts.</w:t>
       </w:r>
     </w:p>
     <w:p>
@@ -10354,17 +10573,7 @@
         <w:pStyle w:val="BodyText"/>
       </w:pPr>
       <w:r>
-        <w:t xml:space="preserve">With three targeted hyperparameter corrections — a four-times lower learning rate (5e-6 instead of 2e-5), linear warmup over the first 10% of training steps, and two additional epochs — the same BERT-large architecture trained on the same data reached an accuracy of 0.9845, the </w:t>
-      </w:r>
-      <w:r>
-        <w:rPr>
-          <w:bCs/>
-          <w:b/>
-        </w:rPr>
-        <w:t xml:space="preserve">highest in the entire study</w:t>
-      </w:r>
-      <w:r>
-        <w:t xml:space="preserve">. The original collapse was a training artifact, not a property of the model.</w:t>
+        <w:t xml:space="preserve">Sanh, V., Debut, L., Chaumond, J., &amp; Wolf, T. (2019). DistilBERT, a distilled version of BERT: Smaller, faster, cheaper and lighter.</w:t>
       </w:r>
     </w:p>
     <w:p>
@@ -10372,17 +10581,7 @@
         <w:pStyle w:val="BodyText"/>
       </w:pPr>
       <w:r>
-        <w:t xml:space="preserve">The honest reading is therefore: </w:t>
-      </w:r>
-      <w:r>
-        <w:rPr>
-          <w:bCs/>
-          <w:b/>
-        </w:rPr>
-        <w:t xml:space="preserve">large transformer models are more sensitive to hyperparameter choice than smaller ones.</w:t>
-      </w:r>
-      <w:r>
-        <w:t xml:space="preserve"> With default hyperparameters that work for smaller transformers, a large transformer can fail completely; with appropriately tuned hyperparameters, the same architecture can produce the best result. This is a more nuanced and more practically useful conclusion than “bigger is not better”.</w:t>
+        <w:t xml:space="preserve">Vaswani, A., Shazeer, N., Parmar, N., Uszkoreit, J., Jones, L., Gomez, A. N., Kaiser, L., &amp; Polosukhin, I. (2017). Attention is all you need.</w:t>
       </w:r>
     </w:p>
     <w:p>
@@ -10390,67 +10589,7 @@
         <w:pStyle w:val="BodyText"/>
       </w:pPr>
       <w:r>
-        <w:t xml:space="preserve">The engineering cost is real. The corrected retraining required GPU acceleration (Google Colab T4) and approximately 24.5 minutes of training time, compared to roughly 2.5 minutes for DistilBERT on a local M-series MPS device. A research or production team choosing between these approaches must weigh that cost against the modest absolute accuracy advantage, which the McNemar test in §12.6 finds is not statistically significant at n = 453.</w:t>
-      </w:r>
-    </w:p>
-    <w:bookmarkEnd w:id="103"/>
-    <w:bookmarkStart w:id="104" w:name="accuracy-vs-efficiency"/>
-    <w:p>
-      <w:pPr>
-        <w:pStyle w:val="Heading3"/>
-      </w:pPr>
-      <w:r>
-        <w:t xml:space="preserve">13.4 Accuracy vs Efficiency</w:t>
-      </w:r>
-    </w:p>
-    <w:p>
-      <w:pPr>
-        <w:pStyle w:val="FirstParagraph"/>
-      </w:pPr>
-      <w:r>
-        <w:t xml:space="preserve">The thesis compared not only accuracy but also inference time and memory usage. This matters because real software systems must run efficiently, not only correctly.</w:t>
-      </w:r>
-    </w:p>
-    <w:p>
-      <w:pPr>
-        <w:pStyle w:val="BodyText"/>
-      </w:pPr>
-      <w:r>
-        <w:t xml:space="preserve">The classical TF-IDF + Logistic Regression baseline added in §12.3 makes the efficiency comparison even sharper. The classical baseline reaches 0.8653 accuracy at approximately 700 times faster inference and 60 times lower memory than the best transformer. The transformers’ approximately 10-percentage-point accuracy advantage over the classical baseline is real and statistically significant (§12.6), but it comes at a substantial engineering cost.</w:t>
-      </w:r>
-    </w:p>
-    <w:p>
-      <w:pPr>
-        <w:pStyle w:val="BodyText"/>
-      </w:pPr>
-      <w:r>
-        <w:t xml:space="preserve">Within the transformer group, fine-tuned DistilBERT and the corrected BERT-large form a different cost-performance trade-off. DistilBERT FT trains in a few minutes on a laptop with standard hyperparameters; BERT-large requires a GPU and a non-default training recipe. Both reach the same statistical accuracy band. For most practical deployments, the smaller model is the more attractive engineering choice.</w:t>
-      </w:r>
-    </w:p>
-    <w:bookmarkEnd w:id="104"/>
-    <w:bookmarkStart w:id="105" w:name="importance-of-layered-experiments"/>
-    <w:p>
-      <w:pPr>
-        <w:pStyle w:val="Heading3"/>
-      </w:pPr>
-      <w:r>
-        <w:t xml:space="preserve">13.5 Importance of Layered Experiments</w:t>
-      </w:r>
-    </w:p>
-    <w:p>
-      <w:pPr>
-        <w:pStyle w:val="FirstParagraph"/>
-      </w:pPr>
-      <w:r>
-        <w:t xml:space="preserve">A central methodological feature of this thesis is that the model comparison is supported by multiple controlled experiments rather than a single final ranking. The original epoch and dataset-size experiments (§8 and §9) showed how DistilBERT performance varies with training duration and training data volume. The supplementary experiments in §12 added a held-out validation verification (§12.1), a five-seed variance estimate (§12.2), a classical baseline (§12.3), a macro-F1 analysis (§12.4), a corrected BERT-large retraining (§12.5), and McNemar pairwise statistical tests (§12.6).</w:t>
-      </w:r>
-    </w:p>
-    <w:p>
-      <w:pPr>
-        <w:pStyle w:val="BodyText"/>
-      </w:pPr>
-      <w:r>
-        <w:t xml:space="preserve">The combined effect of these experiments is that every claim made by this thesis about model performance is supported by more than one piece of evidence. A claim about training duration is supported both by an epoch sweep and by an independent held-out validation check. A claim about which model is best is qualified both by multi-seed variance and by McNemar p-values. A claim about transformer value over classical methods is supported by an actual classical baseline and a significance test. This layered approach is what allows the thesis to make conservative, defensible statements about model behavior rather than over-claiming on the basis of a single number.</w:t>
+        <w:t xml:space="preserve">Wolf, T., Debut, L., Sanh, V., Chaumond, J., Delangue, C., Moi, A., Cistac, P., Rault, T., Louf, R., Funtowicz, M., Davison, J., Shleifer, S., von Platen, P., Ma, C., Jernite, Y., Plu, J., Xu, C., Scao, T. L., Gugger, S., Drame, M., Lhoest, Q., &amp; Rush, A. M. (2020). Transformers: State-of-the-art natural language processing.</w:t>
       </w:r>
     </w:p>
     <w:p>
@@ -10460,15 +10599,14 @@
         </w:pict>
       </w:r>
     </w:p>
-    <w:bookmarkEnd w:id="105"/>
-    <w:bookmarkEnd w:id="106"/>
-    <w:bookmarkStart w:id="114" w:name="limitations"/>
+    <w:bookmarkEnd w:id="120"/>
+    <w:bookmarkStart w:id="121" w:name="appendix-a-project-files"/>
     <w:p>
       <w:pPr>
         <w:pStyle w:val="Heading2"/>
       </w:pPr>
       <w:r>
-        <w:t xml:space="preserve">14. Limitations</w:t>
+        <w:t xml:space="preserve">Appendix A: Project Files</w:t>
       </w:r>
     </w:p>
     <w:p>
@@ -10476,16 +10614,199 @@
         <w:pStyle w:val="FirstParagraph"/>
       </w:pPr>
       <w:r>
-        <w:t xml:space="preserve">Every practical experiment has limitations. The main limitations of this thesis are:</w:t>
-      </w:r>
-    </w:p>
-    <w:bookmarkStart w:id="107" w:name="dataset-size"/>
-    <w:p>
-      <w:pPr>
-        <w:pStyle w:val="Heading3"/>
-      </w:pPr>
-      <w:r>
-        <w:t xml:space="preserve">14.1 Dataset Size</w:t>
+        <w:t xml:space="preserve">The implementation is organized as follows:</w:t>
+      </w:r>
+    </w:p>
+    <w:p>
+      <w:pPr>
+        <w:pStyle w:val="SourceCode"/>
+      </w:pPr>
+      <w:r>
+        <w:rPr>
+          <w:rStyle w:val="VerbatimChar"/>
+        </w:rPr>
+        <w:t xml:space="preserve">01_data.py                          Load dataset and create train/test split</w:t>
+      </w:r>
+      <w:r>
+        <w:br/>
+      </w:r>
+      <w:r>
+        <w:rPr>
+          <w:rStyle w:val="VerbatimChar"/>
+        </w:rPr>
+        <w:t xml:space="preserve">02_general_model.py                 Run the general sentiment model (binary baseline)</w:t>
+      </w:r>
+      <w:r>
+        <w:br/>
+      </w:r>
+      <w:r>
+        <w:rPr>
+          <w:rStyle w:val="VerbatimChar"/>
+        </w:rPr>
+        <w:t xml:space="preserve">03_finbert_model.py                 Run FinBERT</w:t>
+      </w:r>
+      <w:r>
+        <w:br/>
+      </w:r>
+      <w:r>
+        <w:rPr>
+          <w:rStyle w:val="VerbatimChar"/>
+        </w:rPr>
+        <w:t xml:space="preserve">04_bert_model.py                    Run the multilingual BERT star-rating baseline</w:t>
+      </w:r>
+      <w:r>
+        <w:br/>
+      </w:r>
+      <w:r>
+        <w:rPr>
+          <w:rStyle w:val="VerbatimChar"/>
+        </w:rPr>
+        <w:t xml:space="preserve">04_bert_large_model.py              Load bert-large-cased for sequence classification (smoke test)</w:t>
+      </w:r>
+      <w:r>
+        <w:br/>
+      </w:r>
+      <w:r>
+        <w:rPr>
+          <w:rStyle w:val="VerbatimChar"/>
+        </w:rPr>
+        <w:t xml:space="preserve">05_evaluation.py                    Combine predictions and compute classification reports</w:t>
+      </w:r>
+      <w:r>
+        <w:br/>
+      </w:r>
+      <w:r>
+        <w:rPr>
+          <w:rStyle w:val="VerbatimChar"/>
+        </w:rPr>
+        <w:t xml:space="preserve">05_train_distilbert.py              Fine-tune DistilBERT on Financial PhraseBank</w:t>
+      </w:r>
+      <w:r>
+        <w:br/>
+      </w:r>
+      <w:r>
+        <w:rPr>
+          <w:rStyle w:val="VerbatimChar"/>
+        </w:rPr>
+        <w:t xml:space="preserve">06_evaluate_finetuned_distilbert.py Reload and evaluate the saved fine-tuned DistilBERT</w:t>
+      </w:r>
+      <w:r>
+        <w:br/>
+      </w:r>
+      <w:r>
+        <w:rPr>
+          <w:rStyle w:val="VerbatimChar"/>
+        </w:rPr>
+        <w:t xml:space="preserve">06_results.py                       Build the final comparison table and graphs</w:t>
+      </w:r>
+      <w:r>
+        <w:br/>
+      </w:r>
+      <w:r>
+        <w:rPr>
+          <w:rStyle w:val="VerbatimChar"/>
+        </w:rPr>
+        <w:t xml:space="preserve">07_train_bert_large.py              Fine-tune bert-large-cased (original recipe)</w:t>
+      </w:r>
+      <w:r>
+        <w:br/>
+      </w:r>
+      <w:r>
+        <w:rPr>
+          <w:rStyle w:val="VerbatimChar"/>
+        </w:rPr>
+        <w:t xml:space="preserve">08_experiment_epochs.py             DistilBERT epoch-count experiment</w:t>
+      </w:r>
+      <w:r>
+        <w:br/>
+      </w:r>
+      <w:r>
+        <w:rPr>
+          <w:rStyle w:val="VerbatimChar"/>
+        </w:rPr>
+        <w:t xml:space="preserve">09_experiment_data_size.py          DistilBERT training-data-size experiment</w:t>
+      </w:r>
+      <w:r>
+        <w:br/>
+      </w:r>
+      <w:r>
+        <w:rPr>
+          <w:rStyle w:val="VerbatimChar"/>
+        </w:rPr>
+        <w:t xml:space="preserve">10_generate_experiment_graphs.py    Regenerate improved graphs from experiment CSVs</w:t>
+      </w:r>
+      <w:r>
+        <w:br/>
+      </w:r>
+      <w:r>
+        <w:rPr>
+          <w:rStyle w:val="VerbatimChar"/>
+        </w:rPr>
+        <w:t xml:space="preserve">11_generate_presentation_assets.py  Confusion matrices, architecture diagram, summary</w:t>
+      </w:r>
+      <w:r>
+        <w:br/>
+      </w:r>
+      <w:r>
+        <w:rPr>
+          <w:rStyle w:val="VerbatimChar"/>
+        </w:rPr>
+        <w:t xml:space="preserve">12_validation_check.py              Supplementary: held-out validation verification of epoch choice</w:t>
+      </w:r>
+      <w:r>
+        <w:br/>
+      </w:r>
+      <w:r>
+        <w:rPr>
+          <w:rStyle w:val="VerbatimChar"/>
+        </w:rPr>
+        <w:t xml:space="preserve">13_classical_baseline.py            Supplementary: TF-IDF + LogReg reference baseline</w:t>
+      </w:r>
+      <w:r>
+        <w:br/>
+      </w:r>
+      <w:r>
+        <w:rPr>
+          <w:rStyle w:val="VerbatimChar"/>
+        </w:rPr>
+        <w:t xml:space="preserve">14_macro_f1_report.py               Supplementary: macro F1 and per-class F1 across all models</w:t>
+      </w:r>
+      <w:r>
+        <w:br/>
+      </w:r>
+      <w:r>
+        <w:rPr>
+          <w:rStyle w:val="VerbatimChar"/>
+        </w:rPr>
+        <w:t xml:space="preserve">15_multi_seed_distilbert.py         Supplementary: 5-seed variance estimate of DistilBERT FT</w:t>
+      </w:r>
+      <w:r>
+        <w:br/>
+      </w:r>
+      <w:r>
+        <w:rPr>
+          <w:rStyle w:val="VerbatimChar"/>
+        </w:rPr>
+        <w:t xml:space="preserve">16_bert_large_retrain.py            Supplementary: BERT-large retrain with corrected hyperparameters</w:t>
+      </w:r>
+      <w:r>
+        <w:br/>
+      </w:r>
+      <w:r>
+        <w:rPr>
+          <w:rStyle w:val="VerbatimChar"/>
+        </w:rPr>
+        <w:t xml:space="preserve">17_significance_and_errors.py       Supplementary: McNemar pairwise tests + error analysis</w:t>
+      </w:r>
+    </w:p>
+    <w:bookmarkEnd w:id="121"/>
+    <w:bookmarkStart w:id="122" w:name="appendix-b-main-result-files"/>
+    <w:p>
+      <w:pPr>
+        <w:pStyle w:val="Heading2"/>
+      </w:pPr>
+      <w:r>
+        <w:t xml:space="preserve">Appendix B: Main Result Files</w:t>
       </w:r>
     </w:p>
     <w:p>
@@ -10493,989 +10814,94 @@
         <w:pStyle w:val="FirstParagraph"/>
       </w:pPr>
       <w:r>
-        <w:t xml:space="preserve">The dataset is relatively small. The training set contains 1,811 examples and the test set contains 453 examples. This is enough for a controlled thesis experiment, but larger datasets would make the conclusions more robust. In particular, the McNemar test in §12.6 has limited statistical power at n = 453, which is part of why the three top transformers cannot be statistically separated from each other; a larger test set might make the small numerical differences detectable.</w:t>
-      </w:r>
-    </w:p>
-    <w:bookmarkEnd w:id="107"/>
-    <w:bookmarkStart w:id="108" w:name="class-imbalance"/>
-    <w:p>
-      <w:pPr>
-        <w:pStyle w:val="Heading3"/>
-      </w:pPr>
-      <w:r>
-        <w:t xml:space="preserve">14.2 Class Imbalance</w:t>
-      </w:r>
-    </w:p>
-    <w:p>
-      <w:pPr>
-        <w:pStyle w:val="FirstParagraph"/>
-      </w:pPr>
-      <w:r>
-        <w:t xml:space="preserve">The neutral class is much larger than the negative and positive classes (61%, 13%, and 25% respectively). Class imbalance was the proximate cause of the original BERT-large collapse, although the supplementary retraining experiment in §12.5 showed that the collapse was avoidable with proper hyperparameters. Class imbalance still inflates weighted F1 relative to macro F1 (§12.4) for any model with per-class weaknesses, and it remains a real challenge for evaluation rather than just for training.</w:t>
-      </w:r>
-    </w:p>
-    <w:bookmarkEnd w:id="108"/>
-    <w:bookmarkStart w:id="109" w:name="hyperparameter-tuning-coverage"/>
-    <w:p>
-      <w:pPr>
-        <w:pStyle w:val="Heading3"/>
-      </w:pPr>
-      <w:r>
-        <w:t xml:space="preserve">14.3 Hyperparameter Tuning Coverage</w:t>
-      </w:r>
-    </w:p>
-    <w:p>
-      <w:pPr>
-        <w:pStyle w:val="FirstParagraph"/>
-      </w:pPr>
-      <w:r>
-        <w:t xml:space="preserve">The hyperparameter coverage in this thesis is partial. The epoch sweep (§8) covered three values; the dataset-size sweep (§9) covered four fractions; the BERT-large retraining (§12.5) tested one corrected configuration. More extensive tuning — for example a learning-rate sweep on each model, or a hyperparameter search with cross-validation — would strengthen the conclusions further. The work performed here is sufficient to support the specific claims made, but it is not an exhaustive hyperparameter study.</w:t>
-      </w:r>
-    </w:p>
-    <w:bookmarkEnd w:id="109"/>
-    <w:bookmarkStart w:id="110" w:name="hardware-constraints"/>
-    <w:p>
-      <w:pPr>
-        <w:pStyle w:val="Heading3"/>
-      </w:pPr>
-      <w:r>
-        <w:t xml:space="preserve">14.4 Hardware Constraints</w:t>
-      </w:r>
-    </w:p>
-    <w:p>
-      <w:pPr>
-        <w:pStyle w:val="FirstParagraph"/>
-      </w:pPr>
-      <w:r>
-        <w:t xml:space="preserve">The 340-million-parameter BERT-large model required GPU acceleration for both the original training and the corrected retraining. The local M-series MPS device used for DistilBERT and the classical baseline is not powerful enough to make BERT-large training practical, so BERT-large was trained on Google Colab using a T4 GPU. This means that the time and memory numbers reported for BERT-large are not directly comparable on the same hardware as the other models, only as rough cost indicators.</w:t>
-      </w:r>
-    </w:p>
-    <w:bookmarkEnd w:id="110"/>
-    <w:bookmarkStart w:id="111" w:name="memory-measurement"/>
-    <w:p>
-      <w:pPr>
-        <w:pStyle w:val="Heading3"/>
-      </w:pPr>
-      <w:r>
-        <w:t xml:space="preserve">14.5 Memory Measurement</w:t>
-      </w:r>
-    </w:p>
-    <w:p>
-      <w:pPr>
-        <w:pStyle w:val="FirstParagraph"/>
-      </w:pPr>
-      <w:r>
-        <w:t xml:space="preserve">Memory usage was measured using process resident-set-size deltas before and after the inference (or training) section of each script. This gives a useful practical indication of memory pressure, but it is not equivalent to GPU peak memory or to a careful memory profile. For models trained in different processes or on different devices (in particular BERT-large on Colab vs the other models on local MPS), the memory numbers should be interpreted as approximate.</w:t>
-      </w:r>
-    </w:p>
-    <w:bookmarkEnd w:id="111"/>
-    <w:bookmarkStart w:id="112" w:name="single-dataset"/>
-    <w:p>
-      <w:pPr>
-        <w:pStyle w:val="Heading3"/>
-      </w:pPr>
-      <w:r>
-        <w:t xml:space="preserve">14.6 Single Dataset</w:t>
-      </w:r>
-    </w:p>
-    <w:p>
-      <w:pPr>
-        <w:pStyle w:val="FirstParagraph"/>
-      </w:pPr>
-      <w:r>
-        <w:t xml:space="preserve">The thesis uses a single financial sentiment dataset (Financial PhraseBank, </w:t>
-      </w:r>
+        <w:t xml:space="preserve">The main result files are:</w:t>
+      </w:r>
+    </w:p>
+    <w:p>
+      <w:pPr>
+        <w:pStyle w:val="SourceCode"/>
+      </w:pPr>
       <w:r>
         <w:rPr>
           <w:rStyle w:val="VerbatimChar"/>
         </w:rPr>
-        <w:t xml:space="preserve">sentences_allagree</w:t>
-      </w:r>
-      <w:r>
-        <w:t xml:space="preserve"> configuration). Testing the same models on additional financial sentiment datasets — for example FiQA, financial Twitter data, or earnings-call transcripts — would help separate findings that are specific to this dataset from those that generalize across financial sentiment more broadly.</w:t>
-      </w:r>
-    </w:p>
-    <w:bookmarkEnd w:id="112"/>
-    <w:bookmarkStart w:id="113" w:name="statistical-power-of-the-mcnemar-tests"/>
-    <w:p>
-      <w:pPr>
-        <w:pStyle w:val="Heading3"/>
-      </w:pPr>
-      <w:r>
-        <w:t xml:space="preserve">14.7 Statistical Power Of The McNemar Tests</w:t>
-      </w:r>
-    </w:p>
-    <w:p>
-      <w:pPr>
-        <w:pStyle w:val="FirstParagraph"/>
-      </w:pPr>
-      <w:r>
-        <w:t>The McNemar pairwise tests in §12.6 use a test set of 453 sentences. At this sample size, only relatively large per-prediction disagreement counts produce significant p-values. The three top transformers disagree with each other on between 10 and 17 test sentences total per pair, which is below the threshold for significance at α = 0.05. With a larger test set, some of these pairwise gaps might become statistically detectable. The “statistically tied” finding for the top three transformers should therefore be read as “tied at this sample size”, not “tied in the underlying population”.</w:t>
-      </w:r>
-    </w:p>
-    <w:p>
-      <w:r>
-        <w:pict>
-          <v:rect style="width:0;height:1.5pt" o:hralign="center" o:hrstd="t" o:hr="t"/>
-        </w:pict>
-      </w:r>
-    </w:p>
-    <w:bookmarkEnd w:id="113"/>
-    <w:bookmarkEnd w:id="114"/>
-    <w:bookmarkStart w:id="123" w:name="future-work"/>
-    <w:p>
-      <w:pPr>
-        <w:pStyle w:val="Heading2"/>
-      </w:pPr>
-      <w:r>
-        <w:t xml:space="preserve">15. Future Work</w:t>
-      </w:r>
-    </w:p>
-    <w:p>
-      <w:pPr>
-        <w:pStyle w:val="FirstParagraph"/>
-      </w:pPr>
-      <w:r>
-        <w:t xml:space="preserve">Several improvements could be made in future work, building on what was completed and what remains open.</w:t>
-      </w:r>
-    </w:p>
-    <w:bookmarkStart w:id="115" w:name="larger-financial-datasets"/>
-    <w:p>
-      <w:pPr>
-        <w:pStyle w:val="Heading3"/>
-      </w:pPr>
-      <w:r>
-        <w:t xml:space="preserve">15.1 Larger Financial Datasets</w:t>
-      </w:r>
-    </w:p>
-    <w:p>
-      <w:pPr>
-        <w:pStyle w:val="FirstParagraph"/>
-      </w:pPr>
-      <w:r>
-        <w:t xml:space="preserve">Future experiments could use larger financial datasets — for example by combining multiple Financial PhraseBank agreement levels, adding FiQA, or augmenting with curated financial Twitter or news text. A larger test set in particular would increase the statistical power of the McNemar tests (§14.7) and might separate the currently-tied top transformers.</w:t>
-      </w:r>
-    </w:p>
-    <w:bookmarkEnd w:id="115"/>
-    <w:bookmarkStart w:id="116" w:name="class-balancing"/>
-    <w:p>
-      <w:pPr>
-        <w:pStyle w:val="Heading3"/>
-      </w:pPr>
-      <w:r>
-        <w:t xml:space="preserve">15.2 Class Balancing</w:t>
-      </w:r>
-    </w:p>
-    <w:p>
-      <w:pPr>
-        <w:pStyle w:val="FirstParagraph"/>
-      </w:pPr>
-      <w:r>
-        <w:t xml:space="preserve">Future work could apply class weighting in the loss function, oversampling of minority classes, or stratified focal loss. These techniques are particularly relevant for large model fine-tuning, where the original BERT-large collapse showed how brittle the default cross-entropy plus imbalanced data combination can be.</w:t>
-      </w:r>
-    </w:p>
-    <w:bookmarkEnd w:id="116"/>
-    <w:bookmarkStart w:id="117" w:name="more-systematic-hyperparameter-search"/>
-    <w:p>
-      <w:pPr>
-        <w:pStyle w:val="Heading3"/>
-      </w:pPr>
-      <w:r>
-        <w:t xml:space="preserve">15.3 More Systematic Hyperparameter Search</w:t>
-      </w:r>
-    </w:p>
-    <w:p>
-      <w:pPr>
-        <w:pStyle w:val="FirstParagraph"/>
-      </w:pPr>
-      <w:r>
-        <w:t xml:space="preserve">The corrected BERT-large retraining in §12.5 demonstrated that hyperparameter choice can produce a roughly 37-percentage-point swing in accuracy. A more systematic hyperparameter search — for example a grid search or Bayesian search over learning rate, warmup ratio, batch size, and epoch count — could find configurations that improve the smaller models too, or that reduce the GPU-time cost of BERT-large.</w:t>
-      </w:r>
-    </w:p>
-    <w:bookmarkEnd w:id="117"/>
-    <w:bookmarkStart w:id="118" w:name="newer-architectures"/>
-    <w:p>
-      <w:pPr>
-        <w:pStyle w:val="Heading3"/>
-      </w:pPr>
-      <w:r>
-        <w:t xml:space="preserve">15.4 Newer Architectures</w:t>
-      </w:r>
-    </w:p>
-    <w:p>
-      <w:pPr>
-        <w:pStyle w:val="FirstParagraph"/>
-      </w:pPr>
-      <w:r>
-        <w:t xml:space="preserve">Future work could include newer transformer architectures (e.g., RoBERTa, DeBERTa, ModernBERT) or instruction-tuned models (e.g., Llama-class fine-tuning). The same evaluation framework used in this thesis — same test split, same metrics, same controlled experiments — could be applied to each.</w:t>
-      </w:r>
-    </w:p>
-    <w:bookmarkEnd w:id="118"/>
-    <w:bookmarkStart w:id="119" w:name="api-deployment"/>
-    <w:p>
-      <w:pPr>
-        <w:pStyle w:val="Heading3"/>
-      </w:pPr>
-      <w:r>
-        <w:t xml:space="preserve">15.5 API Deployment</w:t>
-      </w:r>
-    </w:p>
-    <w:p>
-      <w:pPr>
-        <w:pStyle w:val="FirstParagraph"/>
-      </w:pPr>
-      <w:r>
-        <w:t xml:space="preserve">The Streamlit prototype could be extended into a full API-based system, with a backend service that accepts financial text and returns predictions in JSON format, plus a frontend or downstream integration consuming that service.</w:t>
-      </w:r>
-    </w:p>
-    <w:bookmarkEnd w:id="119"/>
-    <w:bookmarkStart w:id="120" w:name="multilingual-financial-sentiment"/>
-    <w:p>
-      <w:pPr>
-        <w:pStyle w:val="Heading3"/>
-      </w:pPr>
-      <w:r>
-        <w:t xml:space="preserve">15.6 Multilingual Financial Sentiment</w:t>
-      </w:r>
-    </w:p>
-    <w:p>
-      <w:pPr>
-        <w:pStyle w:val="FirstParagraph"/>
-      </w:pPr>
-      <w:r>
-        <w:t xml:space="preserve">The current work is monolingual (English). Future work could explore multilingual financial sentiment analysis, including Macedonian or other regional financial text. This would likely require either a multilingual base model (e.g., mBERT, XLM-R) or domain-pretrained multilingual variants.</w:t>
-      </w:r>
-    </w:p>
-    <w:bookmarkEnd w:id="120"/>
-    <w:bookmarkStart w:id="121" w:name="real-time-news-monitoring"/>
-    <w:p>
-      <w:pPr>
-        <w:pStyle w:val="Heading3"/>
-      </w:pPr>
-      <w:r>
-        <w:t xml:space="preserve">15.7 Real-Time News Monitoring</w:t>
-      </w:r>
-    </w:p>
-    <w:p>
-      <w:pPr>
-        <w:pStyle w:val="FirstParagraph"/>
-      </w:pPr>
-      <w:r>
-        <w:t xml:space="preserve">The prototype could be extended into a real-time news monitoring pipeline. The system could ingest a stream of financial headlines via an API, classify them in near-real-time, and produce alerts or aggregate sentiment indicators.</w:t>
-      </w:r>
-    </w:p>
-    <w:bookmarkEnd w:id="121"/>
-    <w:bookmarkStart w:id="122" w:name="confidence-calibration"/>
-    <w:p>
-      <w:pPr>
-        <w:pStyle w:val="Heading3"/>
-      </w:pPr>
-      <w:r>
-        <w:t xml:space="preserve">15.8 Confidence Calibration</w:t>
-      </w:r>
-    </w:p>
-    <w:p>
-      <w:pPr>
-        <w:pStyle w:val="FirstParagraph"/>
-      </w:pPr>
-      <w:r>
-        <w:t>Beyond accuracy, future work could investigate whether model confidence scores are well-calibrated — that is, whether a “90% confident” prediction is actually correct 90% of the time. Calibration matters for downstream use where the confidence is consumed by a decision rule (e.g., manual review thresholds in the Streamlit app).</w:t>
-      </w:r>
-    </w:p>
-    <w:p>
-      <w:r>
-        <w:pict>
-          <v:rect style="width:0;height:1.5pt" o:hralign="center" o:hrstd="t" o:hr="t"/>
-        </w:pict>
+        <w:t xml:space="preserve">results/model_comparison.csv</w:t>
+      </w:r>
+      <w:r>
+        <w:br/>
+      </w:r>
+      <w:r>
+        <w:rPr>
+          <w:rStyle w:val="VerbatimChar"/>
+        </w:rPr>
+        <w:t xml:space="preserve">results/experiment_epochs.csv</w:t>
+      </w:r>
+      <w:r>
+        <w:br/>
+      </w:r>
+      <w:r>
+        <w:rPr>
+          <w:rStyle w:val="VerbatimChar"/>
+        </w:rPr>
+        <w:t xml:space="preserve">results/experiment_data_size.csv</w:t>
+      </w:r>
+      <w:r>
+        <w:br/>
+      </w:r>
+      <w:r>
+        <w:rPr>
+          <w:rStyle w:val="VerbatimChar"/>
+        </w:rPr>
+        <w:t xml:space="preserve">results/predictions.csv</w:t>
+      </w:r>
+      <w:r>
+        <w:br/>
+      </w:r>
+      <w:r>
+        <w:rPr>
+          <w:rStyle w:val="VerbatimChar"/>
+        </w:rPr>
+        <w:t xml:space="preserve">results/final_accuracy.png</w:t>
+      </w:r>
+      <w:r>
+        <w:br/>
+      </w:r>
+      <w:r>
+        <w:rPr>
+          <w:rStyle w:val="VerbatimChar"/>
+        </w:rPr>
+        <w:t xml:space="preserve">results/final_f1.png</w:t>
+      </w:r>
+      <w:r>
+        <w:br/>
+      </w:r>
+      <w:r>
+        <w:rPr>
+          <w:rStyle w:val="VerbatimChar"/>
+        </w:rPr>
+        <w:t xml:space="preserve">results/final_time.png</w:t>
+      </w:r>
+      <w:r>
+        <w:br/>
+      </w:r>
+      <w:r>
+        <w:rPr>
+          <w:rStyle w:val="VerbatimChar"/>
+        </w:rPr>
+        <w:t xml:space="preserve">results/memory_comparison.png</w:t>
+      </w:r>
+      <w:r>
+        <w:br/>
+      </w:r>
+      <w:r>
+        <w:rPr>
+          <w:rStyle w:val="VerbatimChar"/>
+        </w:rPr>
+        <w:t xml:space="preserve">results/main_summary_figure.png</w:t>
       </w:r>
     </w:p>
     <w:bookmarkEnd w:id="122"/>
     <w:bookmarkEnd w:id="123"/>
-    <w:bookmarkStart w:id="124" w:name="conclusion"/>
-    <w:p>
-      <w:pPr>
-        <w:pStyle w:val="Heading2"/>
-      </w:pPr>
-      <w:r>
-        <w:t xml:space="preserve">16. Conclusion</w:t>
-      </w:r>
-    </w:p>
-    <w:p>
-      <w:pPr>
-        <w:pStyle w:val="FirstParagraph"/>
-      </w:pPr>
-      <w:r>
-        <w:t xml:space="preserve">This thesis presented a complete practical NLP project for financial sentiment analysis. The project compared small, large, domain-specific, and classical models on the Financial PhraseBank dataset, using a layered methodology that included an initial single-seed comparison, two controlled experiments on training duration and data size, and six supplementary methodological experiments performed to qualify and refine the headline numbers.</w:t>
-      </w:r>
-    </w:p>
-    <w:p>
-      <w:pPr>
-        <w:pStyle w:val="BodyText"/>
-      </w:pPr>
-      <w:r>
-        <w:t xml:space="preserve">The models evaluated were:</w:t>
-      </w:r>
-    </w:p>
-    <w:p>
-      <w:pPr>
-        <w:numPr>
-          <w:ilvl w:val="0"/>
-          <w:numId w:val="1026"/>
-        </w:numPr>
-        <w:pStyle w:val="Compact"/>
-      </w:pPr>
-      <w:r>
-        <w:t xml:space="preserve">a general pretrained binary sentiment baseline,</w:t>
-      </w:r>
-    </w:p>
-    <w:p>
-      <w:pPr>
-        <w:numPr>
-          <w:ilvl w:val="0"/>
-          <w:numId w:val="1026"/>
-        </w:numPr>
-        <w:pStyle w:val="Compact"/>
-      </w:pPr>
-      <w:r>
-        <w:t xml:space="preserve">FinBERT (financial-domain pretraining, no fine-tuning),</w:t>
-      </w:r>
-    </w:p>
-    <w:p>
-      <w:pPr>
-        <w:numPr>
-          <w:ilvl w:val="0"/>
-          <w:numId w:val="1026"/>
-        </w:numPr>
-        <w:pStyle w:val="Compact"/>
-      </w:pPr>
-      <w:r>
-        <w:t xml:space="preserve">fine-tuned DistilBERT (small + fine-tuning),</w:t>
-      </w:r>
-    </w:p>
-    <w:p>
-      <w:pPr>
-        <w:numPr>
-          <w:ilvl w:val="0"/>
-          <w:numId w:val="1026"/>
-        </w:numPr>
-        <w:pStyle w:val="Compact"/>
-      </w:pPr>
-      <w:r>
-        <w:t xml:space="preserve">fine-tuned BERT-large in two configurations — original (default hyperparameters) and retrained (corrected hyperparameters),</w:t>
-      </w:r>
-    </w:p>
-    <w:p>
-      <w:pPr>
-        <w:numPr>
-          <w:ilvl w:val="0"/>
-          <w:numId w:val="1026"/>
-        </w:numPr>
-        <w:pStyle w:val="Compact"/>
-      </w:pPr>
-      <w:r>
-        <w:t xml:space="preserve">a classical TF-IDF + Logistic Regression baseline.</w:t>
-      </w:r>
-    </w:p>
-    <w:p>
-      <w:pPr>
-        <w:pStyle w:val="FirstParagraph"/>
-      </w:pPr>
-      <w:r>
-        <w:t xml:space="preserve">The initial single-seed comparison showed that the general sentiment baseline performed poorly because it cannot predict the neutral class, FinBERT and fine-tuned DistilBERT performed very strongly (around 97% accuracy each), and the original BERT-large run collapsed to predicting the majority class. The supplementary experiments in §12 then refined these findings in three important ways.</w:t>
-      </w:r>
-    </w:p>
-    <w:p>
-      <w:pPr>
-        <w:pStyle w:val="BodyText"/>
-      </w:pPr>
-      <w:r>
-        <w:t xml:space="preserve">First, the multi-seed experiment (§12.2) and McNemar significance test (§12.6) together showed that fine-tuned DistilBERT and FinBERT are </w:t>
-      </w:r>
-      <w:r>
-        <w:rPr>
-          <w:bCs/>
-          <w:b/>
-        </w:rPr>
-        <w:t xml:space="preserve">statistically equivalent</w:t>
-      </w:r>
-      <w:r>
-        <w:t xml:space="preserve"> within seed variance — the original “DistilBERT beat FinBERT” claim was a single-seed artifact. Second, the BERT-large retraining experiment (§12.5) showed that the original collapse was a hyperparameter artifact: with a four-times lower learning rate and linear warmup, the same BERT-large architecture reached an accuracy of 0.9845, the highest in the entire study. Third, the classical baseline (§12.3) reached 0.8653 accuracy at approximately 700 times faster inference and 60 times lower memory than the best transformer, framing the transformer’s added value in concrete engineering terms; the McNemar test showed that all three top transformers significantly outperform the classical baseline (p &lt; 0.001) while being statistically indistinguishable from each other at n = 453.</w:t>
-      </w:r>
-    </w:p>
-    <w:p>
-      <w:pPr>
-        <w:pStyle w:val="BodyText"/>
-      </w:pPr>
-      <w:r>
-        <w:t xml:space="preserve">The refined headline finding of the thesis is:</w:t>
-      </w:r>
-    </w:p>
-    <w:p>
-      <w:pPr>
-        <w:pStyle w:val="BlockText"/>
-      </w:pPr>
-      <w:r>
-        <w:rPr>
-          <w:bCs/>
-          <w:b/>
-        </w:rPr>
-        <w:t xml:space="preserve">Bigger is fragile, and, when handled, leads.</w:t>
-      </w:r>
-      <w:r>
-        <w:t xml:space="preserve"> Large transformer models are more sensitive to hyperparameter choice than smaller ones. With default hyperparameters that work for smaller models, BERT-large fails completely; with corrected hyperparameters, it produces the highest accuracy in the study. Smaller fine-tuned and domain-pretrained models (DistilBERT FT, FinBERT) cluster slightly below in raw accuracy, are statistically indistinguishable from the large model at this sample size, and are far less fragile to set up. The choice between transformer approaches is therefore primarily about cost and hyperparameter risk, not about accuracy.</w:t>
-      </w:r>
-    </w:p>
-    <w:p>
-      <w:pPr>
-        <w:pStyle w:val="FirstParagraph"/>
-      </w:pPr>
-      <w:r>
-        <w:t>This finding is more nuanced and more practically useful than the earlier “bigger is not better” framing it replaces. It treats large models as a high-risk, high-reward option that requires careful engineering, smaller fine-tuned models as a robust default with comparable accuracy, and domain-pretrained models as a strong off-the-shelf option when domain pretraining is available for the target domain.</w:t>
-      </w:r>
-    </w:p>
-    <w:p>
-      <w:pPr>
-        <w:pStyle w:val="BodyText"/>
-      </w:pPr>
-      <w:r>
-        <w:t xml:space="preserve">The epoch experiment showed that two epochs produced the best DistilBERT result, a choice independently confirmed by the held-out validation experiment in §12.1. The dataset-size experiment showed that performance improved strongly from 25% to 50% of the training data, with smaller gains afterward.</w:t>
-      </w:r>
-    </w:p>
-    <w:p>
-      <w:pPr>
-        <w:pStyle w:val="BodyText"/>
-      </w:pPr>
-      <w:r>
-        <w:t xml:space="preserve">The project also delivered a Streamlit prototype that makes the system interactive — supporting live single-sentence sentiment analysis, multi-model comparison, batch analysis, result visualization, and CSV export. This makes the practical part more than an experiment: it is a working software system that demonstrates how the research results can be packaged for downstream use.</w:t>
-      </w:r>
-    </w:p>
-    <w:p>
-      <w:pPr>
-        <w:pStyle w:val="BodyText"/>
-      </w:pPr>
-      <w:r>
-        <w:t xml:space="preserve">Overall, the thesis combines theoretical foundations, machine learning implementation, software engineering structure, layered experimental evaluation with explicit statistical testing, and an interactive presentation. It demonstrates that careful model selection and evaluation — across not only accuracy but also cost, hyperparameter sensitivity, statistical significance, and per-class behavior — are essential when applying NLP models to real-world domain-specific tasks.</w:t>
-      </w:r>
-    </w:p>
-    <w:p>
-      <w:r>
-        <w:pict>
-          <v:rect style="width:0;height:1.5pt" o:hralign="center" o:hrstd="t" o:hr="t"/>
-        </w:pict>
-      </w:r>
-    </w:p>
-    <w:bookmarkEnd w:id="124"/>
-    <w:bookmarkStart w:id="125" w:name="references"/>
-    <w:p>
-      <w:pPr>
-        <w:pStyle w:val="Heading2"/>
-      </w:pPr>
-      <w:r>
-        <w:t xml:space="preserve">References</w:t>
-      </w:r>
-    </w:p>
-    <w:p>
-      <w:pPr>
-        <w:pStyle w:val="BlockText"/>
-      </w:pPr>
-      <w:r>
-        <w:t xml:space="preserve">Format these according to the official citation style required by the faculty.</w:t>
-      </w:r>
-    </w:p>
-    <w:p>
-      <w:pPr>
-        <w:pStyle w:val="FirstParagraph"/>
-      </w:pPr>
-      <w:r>
-        <w:t xml:space="preserve">Araci, D. (2019). FinBERT: Financial sentiment analysis with pre-trained language models.</w:t>
-      </w:r>
-    </w:p>
-    <w:p>
-      <w:pPr>
-        <w:pStyle w:val="BodyText"/>
-      </w:pPr>
-      <w:r>
-        <w:t xml:space="preserve">Devlin, J., Chang, M. W., Lee, K., &amp; Toutanova, K. (2019). BERT: Pre-training of deep bidirectional transformers for language understanding.</w:t>
-      </w:r>
-    </w:p>
-    <w:p>
-      <w:pPr>
-        <w:pStyle w:val="BodyText"/>
-      </w:pPr>
-      <w:r>
-        <w:t xml:space="preserve">Malo, P., Sinha, A., Korhonen, P., Wallenius, J., &amp; Takala, P. (2014). Good debt or bad debt: Detecting semantic orientations in economic texts.</w:t>
-      </w:r>
-    </w:p>
-    <w:p>
-      <w:pPr>
-        <w:pStyle w:val="BodyText"/>
-      </w:pPr>
-      <w:r>
-        <w:t xml:space="preserve">Sanh, V., Debut, L., Chaumond, J., &amp; Wolf, T. (2019). DistilBERT, a distilled version of BERT: Smaller, faster, cheaper and lighter.</w:t>
-      </w:r>
-    </w:p>
-    <w:p>
-      <w:pPr>
-        <w:pStyle w:val="BodyText"/>
-      </w:pPr>
-      <w:r>
-        <w:t xml:space="preserve">Vaswani, A., Shazeer, N., Parmar, N., Uszkoreit, J., Jones, L., Gomez, A. N., Kaiser, L., &amp; Polosukhin, I. (2017). Attention is all you need.</w:t>
-      </w:r>
-    </w:p>
-    <w:p>
-      <w:pPr>
-        <w:pStyle w:val="BodyText"/>
-      </w:pPr>
-      <w:r>
-        <w:t xml:space="preserve">Wolf, T., Debut, L., Sanh, V., Chaumond, J., Delangue, C., Moi, A., Cistac, P., Rault, T., Louf, R., Funtowicz, M., Davison, J., Shleifer, S., von Platen, P., Ma, C., Jernite, Y., Plu, J., Xu, C., Scao, T. L., Gugger, S., Drame, M., Lhoest, Q., &amp; Rush, A. M. (2020). Transformers: State-of-the-art natural language processing.</w:t>
-      </w:r>
-    </w:p>
-    <w:p>
-      <w:r>
-        <w:pict>
-          <v:rect style="width:0;height:1.5pt" o:hralign="center" o:hrstd="t" o:hr="t"/>
-        </w:pict>
-      </w:r>
-    </w:p>
-    <w:bookmarkEnd w:id="125"/>
-    <w:bookmarkStart w:id="126" w:name="appendix-a-project-files"/>
-    <w:p>
-      <w:pPr>
-        <w:pStyle w:val="Heading2"/>
-      </w:pPr>
-      <w:r>
-        <w:t xml:space="preserve">Appendix A: Project Files</w:t>
-      </w:r>
-    </w:p>
-    <w:p>
-      <w:pPr>
-        <w:pStyle w:val="FirstParagraph"/>
-      </w:pPr>
-      <w:r>
-        <w:t xml:space="preserve">The implementation is organized as follows:</w:t>
-      </w:r>
-    </w:p>
-    <w:p>
-      <w:pPr>
-        <w:pStyle w:val="SourceCode"/>
-      </w:pPr>
-      <w:r>
-        <w:rPr>
-          <w:rStyle w:val="VerbatimChar"/>
-        </w:rPr>
-        <w:t xml:space="preserve">01_data.py                          Load dataset and create train/test split</w:t>
-      </w:r>
-      <w:r>
-        <w:br/>
-      </w:r>
-      <w:r>
-        <w:rPr>
-          <w:rStyle w:val="VerbatimChar"/>
-        </w:rPr>
-        <w:t xml:space="preserve">02_general_model.py                 Run the general sentiment model (binary baseline)</w:t>
-      </w:r>
-      <w:r>
-        <w:br/>
-      </w:r>
-      <w:r>
-        <w:rPr>
-          <w:rStyle w:val="VerbatimChar"/>
-        </w:rPr>
-        <w:t xml:space="preserve">03_finbert_model.py                 Run FinBERT</w:t>
-      </w:r>
-      <w:r>
-        <w:br/>
-      </w:r>
-      <w:r>
-        <w:rPr>
-          <w:rStyle w:val="VerbatimChar"/>
-        </w:rPr>
-        <w:t xml:space="preserve">04_bert_model.py                    Run the multilingual BERT star-rating baseline</w:t>
-      </w:r>
-      <w:r>
-        <w:br/>
-      </w:r>
-      <w:r>
-        <w:rPr>
-          <w:rStyle w:val="VerbatimChar"/>
-        </w:rPr>
-        <w:t xml:space="preserve">04_bert_large_model.py              Load bert-large-cased for sequence classification (smoke test)</w:t>
-      </w:r>
-      <w:r>
-        <w:br/>
-      </w:r>
-      <w:r>
-        <w:rPr>
-          <w:rStyle w:val="VerbatimChar"/>
-        </w:rPr>
-        <w:t xml:space="preserve">05_evaluation.py                    Combine predictions and compute classification reports</w:t>
-      </w:r>
-      <w:r>
-        <w:br/>
-      </w:r>
-      <w:r>
-        <w:rPr>
-          <w:rStyle w:val="VerbatimChar"/>
-        </w:rPr>
-        <w:t xml:space="preserve">05_train_distilbert.py              Fine-tune DistilBERT on Financial PhraseBank</w:t>
-      </w:r>
-      <w:r>
-        <w:br/>
-      </w:r>
-      <w:r>
-        <w:rPr>
-          <w:rStyle w:val="VerbatimChar"/>
-        </w:rPr>
-        <w:t xml:space="preserve">06_evaluate_finetuned_distilbert.py Reload and evaluate the saved fine-tuned DistilBERT</w:t>
-      </w:r>
-      <w:r>
-        <w:br/>
-      </w:r>
-      <w:r>
-        <w:rPr>
-          <w:rStyle w:val="VerbatimChar"/>
-        </w:rPr>
-        <w:t xml:space="preserve">06_results.py                       Build the final comparison table and graphs</w:t>
-      </w:r>
-      <w:r>
-        <w:br/>
-      </w:r>
-      <w:r>
-        <w:rPr>
-          <w:rStyle w:val="VerbatimChar"/>
-        </w:rPr>
-        <w:t xml:space="preserve">07_train_bert_large.py              Fine-tune bert-large-cased (original recipe)</w:t>
-      </w:r>
-      <w:r>
-        <w:br/>
-      </w:r>
-      <w:r>
-        <w:rPr>
-          <w:rStyle w:val="VerbatimChar"/>
-        </w:rPr>
-        <w:t xml:space="preserve">08_experiment_epochs.py             DistilBERT epoch-count experiment</w:t>
-      </w:r>
-      <w:r>
-        <w:br/>
-      </w:r>
-      <w:r>
-        <w:rPr>
-          <w:rStyle w:val="VerbatimChar"/>
-        </w:rPr>
-        <w:t xml:space="preserve">09_experiment_data_size.py          DistilBERT training-data-size experiment</w:t>
-      </w:r>
-      <w:r>
-        <w:br/>
-      </w:r>
-      <w:r>
-        <w:rPr>
-          <w:rStyle w:val="VerbatimChar"/>
-        </w:rPr>
-        <w:t xml:space="preserve">10_generate_experiment_graphs.py    Regenerate improved graphs from experiment CSVs</w:t>
-      </w:r>
-      <w:r>
-        <w:br/>
-      </w:r>
-      <w:r>
-        <w:rPr>
-          <w:rStyle w:val="VerbatimChar"/>
-        </w:rPr>
-        <w:t xml:space="preserve">11_generate_presentation_assets.py  Confusion matrices, architecture diagram, summary</w:t>
-      </w:r>
-      <w:r>
-        <w:br/>
-      </w:r>
-      <w:r>
-        <w:rPr>
-          <w:rStyle w:val="VerbatimChar"/>
-        </w:rPr>
-        <w:t xml:space="preserve">12_validation_check.py              Supplementary: held-out validation verification of epoch choice</w:t>
-      </w:r>
-      <w:r>
-        <w:br/>
-      </w:r>
-      <w:r>
-        <w:rPr>
-          <w:rStyle w:val="VerbatimChar"/>
-        </w:rPr>
-        <w:t xml:space="preserve">13_classical_baseline.py            Supplementary: TF-IDF + LogReg reference baseline</w:t>
-      </w:r>
-      <w:r>
-        <w:br/>
-      </w:r>
-      <w:r>
-        <w:rPr>
-          <w:rStyle w:val="VerbatimChar"/>
-        </w:rPr>
-        <w:t xml:space="preserve">14_macro_f1_report.py               Supplementary: macro F1 and per-class F1 across all models</w:t>
-      </w:r>
-      <w:r>
-        <w:br/>
-      </w:r>
-      <w:r>
-        <w:rPr>
-          <w:rStyle w:val="VerbatimChar"/>
-        </w:rPr>
-        <w:t xml:space="preserve">15_multi_seed_distilbert.py         Supplementary: 5-seed variance estimate of DistilBERT FT</w:t>
-      </w:r>
-      <w:r>
-        <w:br/>
-      </w:r>
-      <w:r>
-        <w:rPr>
-          <w:rStyle w:val="VerbatimChar"/>
-        </w:rPr>
-        <w:t xml:space="preserve">16_bert_large_retrain.py            Supplementary: BERT-large retrain with corrected hyperparameters</w:t>
-      </w:r>
-      <w:r>
-        <w:br/>
-      </w:r>
-      <w:r>
-        <w:rPr>
-          <w:rStyle w:val="VerbatimChar"/>
-        </w:rPr>
-        <w:t xml:space="preserve">17_significance_and_errors.py       Supplementary: McNemar pairwise tests + error analysis</w:t>
-      </w:r>
-      <w:r>
-        <w:br/>
-      </w:r>
-      <w:r>
-        <w:rPr>
-          <w:rStyle w:val="VerbatimChar"/>
-        </w:rPr>
-        <w:t xml:space="preserve">app.py                              Streamlit demo app</w:t>
-      </w:r>
-    </w:p>
-    <w:bookmarkEnd w:id="126"/>
-    <w:bookmarkStart w:id="127" w:name="appendix-b-main-result-files"/>
-    <w:p>
-      <w:pPr>
-        <w:pStyle w:val="Heading2"/>
-      </w:pPr>
-      <w:r>
-        <w:t xml:space="preserve">Appendix B: Main Result Files</w:t>
-      </w:r>
-    </w:p>
-    <w:p>
-      <w:pPr>
-        <w:pStyle w:val="FirstParagraph"/>
-      </w:pPr>
-      <w:r>
-        <w:t xml:space="preserve">The main result files are:</w:t>
-      </w:r>
-    </w:p>
-    <w:p>
-      <w:pPr>
-        <w:pStyle w:val="SourceCode"/>
-      </w:pPr>
-      <w:r>
-        <w:rPr>
-          <w:rStyle w:val="VerbatimChar"/>
-        </w:rPr>
-        <w:t xml:space="preserve">results/model_comparison.csv</w:t>
-      </w:r>
-      <w:r>
-        <w:br/>
-      </w:r>
-      <w:r>
-        <w:rPr>
-          <w:rStyle w:val="VerbatimChar"/>
-        </w:rPr>
-        <w:t xml:space="preserve">results/experiment_epochs.csv</w:t>
-      </w:r>
-      <w:r>
-        <w:br/>
-      </w:r>
-      <w:r>
-        <w:rPr>
-          <w:rStyle w:val="VerbatimChar"/>
-        </w:rPr>
-        <w:t xml:space="preserve">results/experiment_data_size.csv</w:t>
-      </w:r>
-      <w:r>
-        <w:br/>
-      </w:r>
-      <w:r>
-        <w:rPr>
-          <w:rStyle w:val="VerbatimChar"/>
-        </w:rPr>
-        <w:t xml:space="preserve">results/predictions.csv</w:t>
-      </w:r>
-      <w:r>
-        <w:br/>
-      </w:r>
-      <w:r>
-        <w:rPr>
-          <w:rStyle w:val="VerbatimChar"/>
-        </w:rPr>
-        <w:t xml:space="preserve">results/final_accuracy.png</w:t>
-      </w:r>
-      <w:r>
-        <w:br/>
-      </w:r>
-      <w:r>
-        <w:rPr>
-          <w:rStyle w:val="VerbatimChar"/>
-        </w:rPr>
-        <w:t xml:space="preserve">results/final_f1.png</w:t>
-      </w:r>
-      <w:r>
-        <w:br/>
-      </w:r>
-      <w:r>
-        <w:rPr>
-          <w:rStyle w:val="VerbatimChar"/>
-        </w:rPr>
-        <w:t xml:space="preserve">results/final_time.png</w:t>
-      </w:r>
-      <w:r>
-        <w:br/>
-      </w:r>
-      <w:r>
-        <w:rPr>
-          <w:rStyle w:val="VerbatimChar"/>
-        </w:rPr>
-        <w:t xml:space="preserve">results/memory_comparison.png</w:t>
-      </w:r>
-      <w:r>
-        <w:br/>
-      </w:r>
-      <w:r>
-        <w:rPr>
-          <w:rStyle w:val="VerbatimChar"/>
-        </w:rPr>
-        <w:t xml:space="preserve">results/main_summary_figure.png</w:t>
-      </w:r>
-    </w:p>
-    <w:bookmarkEnd w:id="127"/>
-    <w:bookmarkStart w:id="128" w:name="appendix-c-how-to-run-the-application"/>
-    <w:p>
-      <w:pPr>
-        <w:pStyle w:val="Heading2"/>
-      </w:pPr>
-      <w:r>
-        <w:t xml:space="preserve">Appendix C: How to Run the Application</w:t>
-      </w:r>
-    </w:p>
-    <w:p>
-      <w:pPr>
-        <w:pStyle w:val="FirstParagraph"/>
-      </w:pPr>
-      <w:r>
-        <w:t xml:space="preserve">The Streamlit application can be started with:</w:t>
-      </w:r>
-    </w:p>
-    <w:p>
-      <w:pPr>
-        <w:pStyle w:val="SourceCode"/>
-      </w:pPr>
-      <w:r>
-        <w:rPr>
-          <w:rStyle w:val="ExtensionTok"/>
-        </w:rPr>
-        <w:t xml:space="preserve">streamlit</w:t>
-      </w:r>
-      <w:r>
-        <w:rPr>
-          <w:rStyle w:val="NormalTok"/>
-        </w:rPr>
-        <w:t xml:space="preserve"> run app.py</w:t>
-      </w:r>
-    </w:p>
-    <w:p>
-      <w:pPr>
-        <w:pStyle w:val="FirstParagraph"/>
-      </w:pPr>
-      <w:r>
-        <w:t xml:space="preserve">The application includes:</w:t>
-      </w:r>
-    </w:p>
-    <w:p>
-      <w:pPr>
-        <w:numPr>
-          <w:ilvl w:val="0"/>
-          <w:numId w:val="1027"/>
-        </w:numPr>
-        <w:pStyle w:val="Compact"/>
-      </w:pPr>
-      <w:r>
-        <w:t xml:space="preserve">product dashboard</w:t>
-      </w:r>
-    </w:p>
-    <w:p>
-      <w:pPr>
-        <w:numPr>
-          <w:ilvl w:val="0"/>
-          <w:numId w:val="1027"/>
-        </w:numPr>
-        <w:pStyle w:val="Compact"/>
-      </w:pPr>
-      <w:r>
-        <w:t xml:space="preserve">live model comparison</w:t>
-      </w:r>
-    </w:p>
-    <w:p>
-      <w:pPr>
-        <w:numPr>
-          <w:ilvl w:val="0"/>
-          <w:numId w:val="1027"/>
-        </w:numPr>
-        <w:pStyle w:val="Compact"/>
-      </w:pPr>
-      <w:r>
-        <w:t xml:space="preserve">batch analyzer</w:t>
-      </w:r>
-    </w:p>
-    <w:p>
-      <w:pPr>
-        <w:numPr>
-          <w:ilvl w:val="0"/>
-          <w:numId w:val="1027"/>
-        </w:numPr>
-        <w:pStyle w:val="Compact"/>
-      </w:pPr>
-      <w:r>
-        <w:t xml:space="preserve">final comparison tables</w:t>
-      </w:r>
-    </w:p>
-    <w:p>
-      <w:pPr>
-        <w:numPr>
-          <w:ilvl w:val="0"/>
-          <w:numId w:val="1027"/>
-        </w:numPr>
-        <w:pStyle w:val="Compact"/>
-      </w:pPr>
-      <w:r>
-        <w:t xml:space="preserve">experiment graphs</w:t>
-      </w:r>
-    </w:p>
-    <w:p>
-      <w:pPr>
-        <w:numPr>
-          <w:ilvl w:val="0"/>
-          <w:numId w:val="1027"/>
-        </w:numPr>
-        <w:pStyle w:val="Compact"/>
-      </w:pPr>
-      <w:r>
-        <w:t xml:space="preserve">confusion matrices</w:t>
-      </w:r>
-    </w:p>
-    <w:p>
-      <w:pPr>
-        <w:numPr>
-          <w:ilvl w:val="0"/>
-          <w:numId w:val="1027"/>
-        </w:numPr>
-        <w:pStyle w:val="Compact"/>
-      </w:pPr>
-      <w:r>
-        <w:t xml:space="preserve">prediction file previews</w:t>
-      </w:r>
-    </w:p>
-    <w:bookmarkEnd w:id="128"/>
-    <w:bookmarkEnd w:id="129"/>
     <w:sectPr/>
   </w:body>
 </w:document>
@@ -11975,12 +11401,6 @@
     <w:abstractNumId w:val="991"/>
   </w:num>
   <w:num w:numId="1023">
-    <w:abstractNumId w:val="991"/>
-  </w:num>
-  <w:num w:numId="1024">
-    <w:abstractNumId w:val="991"/>
-  </w:num>
-  <w:num w:numId="1025">
     <w:abstractNumId w:val="99411"/>
     <w:lvlOverride w:ilvl="0">
       <w:startOverride w:val="1"/>
@@ -12010,10 +11430,7 @@
       <w:startOverride w:val="1"/>
     </w:lvlOverride>
   </w:num>
-  <w:num w:numId="1026">
-    <w:abstractNumId w:val="991"/>
-  </w:num>
-  <w:num w:numId="1027">
+  <w:num w:numId="1024">
     <w:abstractNumId w:val="991"/>
   </w:num>
 </w:numbering>

--- a/THESIS_DRAFT.docx
+++ b/THESIS_DRAFT.docx
@@ -2,7 +2,7 @@
 <file path=word/document.xml><?xml version="1.0" encoding="utf-8"?>
 <w:document xmlns:w="http://schemas.openxmlformats.org/wordprocessingml/2006/main" xmlns:m="http://schemas.openxmlformats.org/officeDocument/2006/math" xmlns:r="http://schemas.openxmlformats.org/officeDocument/2006/relationships" xmlns:o="urn:schemas-microsoft-com:office:office" xmlns:v="urn:schemas-microsoft-com:vml" xmlns:w10="urn:schemas-microsoft-com:office:word" xmlns:a="http://schemas.openxmlformats.org/drawingml/2006/main" xmlns:pic="http://schemas.openxmlformats.org/drawingml/2006/picture" xmlns:wp="http://schemas.openxmlformats.org/drawingml/2006/wordprocessingDrawing">
   <w:body>
-    <w:bookmarkStart w:id="123" w:name="X415acd2000d62873a6958c7ce7e53a635be5e12"/>
+    <w:bookmarkStart w:id="125" w:name="X415acd2000d62873a6958c7ce7e53a635be5e12"/>
     <w:p>
       <w:pPr>
         <w:pStyle w:val="Heading1"/>
@@ -23,7 +23,12 @@
         <w:t xml:space="preserve">Student:</w:t>
       </w:r>
       <w:r>
-        <w:t xml:space="preserve"> Dragan Stojchevski</w:t>
+        <w:t xml:space="preserve"> </w:t>
+      </w:r>
+      <w:r>
+        <w:t xml:space="preserve">Dragan Stojchevski</w:t>
+      </w:r>
+      <w:r>
         <w:br/>
       </w:r>
       <w:r>
@@ -34,7 +39,12 @@
         <w:t xml:space="preserve">Index number:</w:t>
       </w:r>
       <w:r>
-        <w:t xml:space="preserve"> A23071</w:t>
+        <w:t xml:space="preserve"> </w:t>
+      </w:r>
+      <w:r>
+        <w:t xml:space="preserve">A23071</w:t>
+      </w:r>
+      <w:r>
         <w:br/>
       </w:r>
       <w:r>
@@ -45,7 +55,12 @@
         <w:t xml:space="preserve">Study program:</w:t>
       </w:r>
       <w:r>
-        <w:t xml:space="preserve"> Software Engineering and Innovation</w:t>
+        <w:t xml:space="preserve"> </w:t>
+      </w:r>
+      <w:r>
+        <w:t xml:space="preserve">Software Engineering and Innovation</w:t>
+      </w:r>
+      <w:r>
         <w:br/>
       </w:r>
       <w:r>
@@ -56,7 +71,10 @@
         <w:t xml:space="preserve">Project type:</w:t>
       </w:r>
       <w:r>
-        <w:t xml:space="preserve"> Bachelor thesis practical implementation and analysis</w:t>
+        <w:t xml:space="preserve"> </w:t>
+      </w:r>
+      <w:r>
+        <w:t xml:space="preserve">Bachelor thesis practical implementation and analysis</w:t>
       </w:r>
     </w:p>
     <w:p>
@@ -127,7 +145,10 @@
         <w:t xml:space="preserve">Keywords:</w:t>
       </w:r>
       <w:r>
-        <w:t xml:space="preserve"> Natural Language Processing, Sentiment Analysis, Financial PhraseBank, DistilBERT, BERT-large, FinBERT, Small Language Models, Large Language Models, Fine-tuning, Model Evaluation</w:t>
+        <w:t xml:space="preserve"> </w:t>
+      </w:r>
+      <w:r>
+        <w:t xml:space="preserve">Natural Language Processing, Sentiment Analysis, Financial PhraseBank, DistilBERT, BERT-large, FinBERT, Small Language Models, Large Language Models, Fine-tuning, Model Evaluation</w:t>
       </w:r>
     </w:p>
     <w:p>
@@ -168,7 +189,43 @@
         <w:pStyle w:val="BodyText"/>
       </w:pPr>
       <w:r>
-        <w:t>The development of transformer-based language models has significantly improved NLP performance. Models such as BERT introduced contextual word representations, meaning that the meaning of a word can be interpreted based on the full sentence. This is very important in financial language, where words can have different meanings depending on context. For example, the sentence “The company reduced losses” is positive even though the word “losses” usually has a negative meaning. A simple keyword-based model may classify this sentence incorrectly, while a transformer-based model can understand the context more effectively.</w:t>
+        <w:t xml:space="preserve">The development of transformer-based language models has significantly improved NLP performance. Models such as BERT introduced contextual word representations, meaning that the meaning of a word can be interpreted based on the full sentence. This is very important in financial language, where words can have different meanings depending on context. For example, the sentence</w:t>
+      </w:r>
+      <w:r>
+        <w:t xml:space="preserve"> </w:t>
+      </w:r>
+      <w:r>
+        <w:t xml:space="preserve">“</w:t>
+      </w:r>
+      <w:r>
+        <w:t xml:space="preserve">The company reduced losses</w:t>
+      </w:r>
+      <w:r>
+        <w:t xml:space="preserve">”</w:t>
+      </w:r>
+      <w:r>
+        <w:t xml:space="preserve"> </w:t>
+      </w:r>
+      <w:r>
+        <w:t xml:space="preserve">is positive even though the word</w:t>
+      </w:r>
+      <w:r>
+        <w:t xml:space="preserve"> </w:t>
+      </w:r>
+      <w:r>
+        <w:t xml:space="preserve">“</w:t>
+      </w:r>
+      <w:r>
+        <w:t xml:space="preserve">losses</w:t>
+      </w:r>
+      <w:r>
+        <w:t xml:space="preserve">”</w:t>
+      </w:r>
+      <w:r>
+        <w:t xml:space="preserve"> </w:t>
+      </w:r>
+      <w:r>
+        <w:t xml:space="preserve">usually has a negative meaning. A simple keyword-based model may classify this sentence incorrectly, while a transformer-based model can understand the context more effectively.</w:t>
       </w:r>
     </w:p>
     <w:p>
@@ -396,7 +453,10 @@
         <w:t xml:space="preserve">RQ1:</w:t>
       </w:r>
       <w:r>
-        <w:t xml:space="preserve"> Does a domain-specific financial sentiment model perform better than a general sentiment model?</w:t>
+        <w:t xml:space="preserve"> </w:t>
+      </w:r>
+      <w:r>
+        <w:t xml:space="preserve">Does a domain-specific financial sentiment model perform better than a general sentiment model?</w:t>
       </w:r>
     </w:p>
     <w:p>
@@ -411,7 +471,10 @@
         <w:t xml:space="preserve">RQ2:</w:t>
       </w:r>
       <w:r>
-        <w:t xml:space="preserve"> Can a smaller model such as DistilBERT become competitive after fine-tuning on the target dataset?</w:t>
+        <w:t xml:space="preserve"> </w:t>
+      </w:r>
+      <w:r>
+        <w:t xml:space="preserve">Can a smaller model such as DistilBERT become competitive after fine-tuning on the target dataset?</w:t>
       </w:r>
     </w:p>
     <w:p>
@@ -426,7 +489,10 @@
         <w:t xml:space="preserve">RQ3:</w:t>
       </w:r>
       <w:r>
-        <w:t xml:space="preserve"> Does a larger model such as BERT-large automatically outperform a smaller model?</w:t>
+        <w:t xml:space="preserve"> </w:t>
+      </w:r>
+      <w:r>
+        <w:t xml:space="preserve">Does a larger model such as BERT-large automatically outperform a smaller model?</w:t>
       </w:r>
     </w:p>
     <w:p>
@@ -441,7 +507,10 @@
         <w:t xml:space="preserve">RQ4:</w:t>
       </w:r>
       <w:r>
-        <w:t xml:space="preserve"> How does the number of fine-tuning epochs affect the performance of DistilBERT?</w:t>
+        <w:t xml:space="preserve"> </w:t>
+      </w:r>
+      <w:r>
+        <w:t xml:space="preserve">How does the number of fine-tuning epochs affect the performance of DistilBERT?</w:t>
       </w:r>
     </w:p>
     <w:p>
@@ -456,7 +525,10 @@
         <w:t xml:space="preserve">RQ5:</w:t>
       </w:r>
       <w:r>
-        <w:t xml:space="preserve"> How does the amount of training data affect the performance of DistilBERT?</w:t>
+        <w:t xml:space="preserve"> </w:t>
+      </w:r>
+      <w:r>
+        <w:t xml:space="preserve">How does the amount of training data affect the performance of DistilBERT?</w:t>
       </w:r>
     </w:p>
     <w:p>
@@ -471,7 +543,10 @@
         <w:t xml:space="preserve">RQ6:</w:t>
       </w:r>
       <w:r>
-        <w:t xml:space="preserve"> How much does the fine-tuned DistilBERT result vary across random seeds, and is the headline number representative of typical performance?</w:t>
+        <w:t xml:space="preserve"> </w:t>
+      </w:r>
+      <w:r>
+        <w:t xml:space="preserve">How much does the fine-tuned DistilBERT result vary across random seeds, and is the headline number representative of typical performance?</w:t>
       </w:r>
     </w:p>
     <w:p>
@@ -486,7 +561,10 @@
         <w:t xml:space="preserve">RQ7:</w:t>
       </w:r>
       <w:r>
-        <w:t xml:space="preserve"> Was the BERT-large collapse a property of the model, or a training artifact that can be corrected with different hyperparameters?</w:t>
+        <w:t xml:space="preserve"> </w:t>
+      </w:r>
+      <w:r>
+        <w:t xml:space="preserve">Was the BERT-large collapse a property of the model, or a training artifact that can be corrected with different hyperparameters?</w:t>
       </w:r>
     </w:p>
     <w:p>
@@ -501,7 +579,10 @@
         <w:t xml:space="preserve">RQ8:</w:t>
       </w:r>
       <w:r>
-        <w:t xml:space="preserve"> How does a classical TF-IDF + Logistic Regression baseline compare to the transformer-based models on the same test set?</w:t>
+        <w:t xml:space="preserve"> </w:t>
+      </w:r>
+      <w:r>
+        <w:t xml:space="preserve">How does a classical TF-IDF + Logistic Regression baseline compare to the transformer-based models on the same test set?</w:t>
       </w:r>
     </w:p>
     <w:p>
@@ -516,7 +597,10 @@
         <w:t xml:space="preserve">RQ9:</w:t>
       </w:r>
       <w:r>
-        <w:t xml:space="preserve"> Are the numerical gaps between the top-performing models statistically significant on this test set, or within the noise of paired predictions?</w:t>
+        <w:t xml:space="preserve"> </w:t>
+      </w:r>
+      <w:r>
+        <w:t xml:space="preserve">Are the numerical gaps between the top-performing models statistically significant on this test set, or within the noise of paired predictions?</w:t>
       </w:r>
     </w:p>
     <w:bookmarkEnd w:id="23"/>
@@ -779,7 +863,76 @@
         <w:pStyle w:val="FirstParagraph"/>
       </w:pPr>
       <w:r>
-        <w:t>Financial sentiment analysis is more specialized than general sentiment analysis. A general sentence such as “The movie was excellent” is clearly positive. However, financial language can be more subtle. The sentence “The company reduced its operating loss” may be positive because the company is improving, even though it contains the word “loss”. Similarly, “The company remained stable” is usually neutral, even though it does not express strong emotion.</w:t>
+        <w:t xml:space="preserve">Financial sentiment analysis is more specialized than general sentiment analysis. A general sentence such as</w:t>
+      </w:r>
+      <w:r>
+        <w:t xml:space="preserve"> </w:t>
+      </w:r>
+      <w:r>
+        <w:t xml:space="preserve">“</w:t>
+      </w:r>
+      <w:r>
+        <w:t xml:space="preserve">The movie was excellent</w:t>
+      </w:r>
+      <w:r>
+        <w:t xml:space="preserve">”</w:t>
+      </w:r>
+      <w:r>
+        <w:t xml:space="preserve"> </w:t>
+      </w:r>
+      <w:r>
+        <w:t xml:space="preserve">is clearly positive. However, financial language can be more subtle. The sentence</w:t>
+      </w:r>
+      <w:r>
+        <w:t xml:space="preserve"> </w:t>
+      </w:r>
+      <w:r>
+        <w:t xml:space="preserve">“</w:t>
+      </w:r>
+      <w:r>
+        <w:t xml:space="preserve">The company reduced its operating loss</w:t>
+      </w:r>
+      <w:r>
+        <w:t xml:space="preserve">”</w:t>
+      </w:r>
+      <w:r>
+        <w:t xml:space="preserve"> </w:t>
+      </w:r>
+      <w:r>
+        <w:t xml:space="preserve">may be positive because the company is improving, even though it contains the word</w:t>
+      </w:r>
+      <w:r>
+        <w:t xml:space="preserve"> </w:t>
+      </w:r>
+      <w:r>
+        <w:t xml:space="preserve">“</w:t>
+      </w:r>
+      <w:r>
+        <w:t xml:space="preserve">loss</w:t>
+      </w:r>
+      <w:r>
+        <w:t xml:space="preserve">”</w:t>
+      </w:r>
+      <w:r>
+        <w:t xml:space="preserve">. Similarly,</w:t>
+      </w:r>
+      <w:r>
+        <w:t xml:space="preserve"> </w:t>
+      </w:r>
+      <w:r>
+        <w:t xml:space="preserve">“</w:t>
+      </w:r>
+      <w:r>
+        <w:t xml:space="preserve">The company remained stable</w:t>
+      </w:r>
+      <w:r>
+        <w:t xml:space="preserve">”</w:t>
+      </w:r>
+      <w:r>
+        <w:t xml:space="preserve"> </w:t>
+      </w:r>
+      <w:r>
+        <w:t xml:space="preserve">is usually neutral, even though it does not express strong emotion.</w:t>
       </w:r>
     </w:p>
     <w:p>
@@ -813,7 +966,25 @@
         <w:pStyle w:val="BodyText"/>
       </w:pPr>
       <w:r>
-        <w:t>For example, in the sentence “The company increased revenue, but profit decreased,” the model must understand both positive and negative signals. Self-attention helps the model weigh different parts of the sentence and understand the overall meaning.</w:t>
+        <w:t xml:space="preserve">For example, in the sentence</w:t>
+      </w:r>
+      <w:r>
+        <w:t xml:space="preserve"> </w:t>
+      </w:r>
+      <w:r>
+        <w:t xml:space="preserve">“</w:t>
+      </w:r>
+      <w:r>
+        <w:t xml:space="preserve">The company increased revenue, but profit decreased,</w:t>
+      </w:r>
+      <w:r>
+        <w:t xml:space="preserve">”</w:t>
+      </w:r>
+      <w:r>
+        <w:t xml:space="preserve"> </w:t>
+      </w:r>
+      <w:r>
+        <w:t xml:space="preserve">the model must understand both positive and negative signals. Self-attention helps the model weigh different parts of the sentence and understand the overall meaning.</w:t>
       </w:r>
     </w:p>
     <w:p>
@@ -1006,7 +1177,10 @@
         <w:t xml:space="preserve">Accuracy</w:t>
       </w:r>
       <w:r>
-        <w:t xml:space="preserve"> measures the percentage of correct predictions. It is calculated as the number of correct predictions divided by the total number of predictions. Accuracy is easy to understand, but it can be misleading when the dataset is imbalanced.</w:t>
+        <w:t xml:space="preserve"> </w:t>
+      </w:r>
+      <w:r>
+        <w:t xml:space="preserve">measures the percentage of correct predictions. It is calculated as the number of correct predictions divided by the total number of predictions. Accuracy is easy to understand, but it can be misleading when the dataset is imbalanced.</w:t>
       </w:r>
     </w:p>
     <w:p>
@@ -1021,7 +1195,10 @@
         <w:t xml:space="preserve">Precision</w:t>
       </w:r>
       <w:r>
-        <w:t xml:space="preserve"> measures how many predictions for a class were correct. For example, if a model predicts many sentences as positive, precision tells how many of those positive predictions were actually positive.</w:t>
+        <w:t xml:space="preserve"> </w:t>
+      </w:r>
+      <w:r>
+        <w:t xml:space="preserve">measures how many predictions for a class were correct. For example, if a model predicts many sentences as positive, precision tells how many of those positive predictions were actually positive.</w:t>
       </w:r>
     </w:p>
     <w:p>
@@ -1036,7 +1213,10 @@
         <w:t xml:space="preserve">Recall</w:t>
       </w:r>
       <w:r>
-        <w:t xml:space="preserve"> measures how many real examples of a class were found by the model. For example, if there are many truly negative sentences, recall measures how many of them the model correctly identified.</w:t>
+        <w:t xml:space="preserve"> </w:t>
+      </w:r>
+      <w:r>
+        <w:t xml:space="preserve">measures how many real examples of a class were found by the model. For example, if there are many truly negative sentences, recall measures how many of them the model correctly identified.</w:t>
       </w:r>
     </w:p>
     <w:p>
@@ -1051,7 +1231,10 @@
         <w:t xml:space="preserve">F1-score</w:t>
       </w:r>
       <w:r>
-        <w:t xml:space="preserve"> is the harmonic mean of precision and recall. It is useful because it balances both metrics.</w:t>
+        <w:t xml:space="preserve"> </w:t>
+      </w:r>
+      <w:r>
+        <w:t xml:space="preserve">is the harmonic mean of precision and recall. It is useful because it balances both metrics.</w:t>
       </w:r>
     </w:p>
     <w:p>
@@ -1066,7 +1249,10 @@
         <w:t xml:space="preserve">Weighted F1-score</w:t>
       </w:r>
       <w:r>
-        <w:t xml:space="preserve"> was used because the dataset is imbalanced. The neutral class has more examples than the negative and positive classes. Weighted F1 accounts for the number of examples in each class.</w:t>
+        <w:t xml:space="preserve"> </w:t>
+      </w:r>
+      <w:r>
+        <w:t xml:space="preserve">was used because the dataset is imbalanced. The neutral class has more examples than the negative and positive classes. Weighted F1 accounts for the number of examples in each class.</w:t>
       </w:r>
     </w:p>
     <w:p>
@@ -1081,7 +1267,10 @@
         <w:t xml:space="preserve">Inference time</w:t>
       </w:r>
       <w:r>
-        <w:t xml:space="preserve"> measures how long the model takes to process the test dataset. This is important for practical systems where speed matters.</w:t>
+        <w:t xml:space="preserve"> </w:t>
+      </w:r>
+      <w:r>
+        <w:t xml:space="preserve">measures how long the model takes to process the test dataset. This is important for practical systems where speed matters.</w:t>
       </w:r>
     </w:p>
     <w:p>
@@ -1096,7 +1285,10 @@
         <w:t xml:space="preserve">Memory usage</w:t>
       </w:r>
       <w:r>
-        <w:t xml:space="preserve"> measures the resource usage of the model during execution. This is important because models with high memory requirements may be difficult to deploy.</w:t>
+        <w:t xml:space="preserve"> </w:t>
+      </w:r>
+      <w:r>
+        <w:t xml:space="preserve">measures the resource usage of the model during execution. This is important because models with high memory requirements may be difficult to deploy.</w:t>
       </w:r>
     </w:p>
     <w:p>
@@ -1131,7 +1323,10 @@
         <w:pStyle w:val="FirstParagraph"/>
       </w:pPr>
       <w:r>
-        <w:t xml:space="preserve">The dataset used in this thesis is Financial PhraseBank. It contains sentences from financial news and reports, labeled according to sentiment. The selected configuration was </w:t>
+        <w:t xml:space="preserve">The dataset used in this thesis is Financial PhraseBank. It contains sentences from financial news and reports, labeled according to sentiment. The selected configuration was</w:t>
+      </w:r>
+      <w:r>
+        <w:t xml:space="preserve"> </w:t>
       </w:r>
       <w:r>
         <w:rPr>
@@ -1278,7 +1473,10 @@
         <w:pStyle w:val="FirstParagraph"/>
       </w:pPr>
       <w:r>
-        <w:t xml:space="preserve">The dataset was loaded using the Hugging Face </w:t>
+        <w:t xml:space="preserve">The dataset was loaded using the Hugging Face</w:t>
+      </w:r>
+      <w:r>
+        <w:t xml:space="preserve"> </w:t>
       </w:r>
       <w:r>
         <w:rPr>
@@ -1287,7 +1485,10 @@
         <w:t xml:space="preserve">datasets</w:t>
       </w:r>
       <w:r>
-        <w:t xml:space="preserve"> library. The first step of the project was to load and inspect the dataset:</w:t>
+        <w:t xml:space="preserve"> </w:t>
+      </w:r>
+      <w:r>
+        <w:t xml:space="preserve">library. The first step of the project was to load and inspect the dataset:</w:t>
       </w:r>
     </w:p>
     <w:p>
@@ -1320,6 +1521,8 @@
       </w:r>
       <w:r>
         <w:br/>
+      </w:r>
+      <w:r>
         <w:br/>
       </w:r>
       <w:r>
@@ -1428,7 +1631,10 @@
         <w:pStyle w:val="FirstParagraph"/>
       </w:pPr>
       <w:r>
-        <w:t xml:space="preserve">The split used </w:t>
+        <w:t xml:space="preserve">The split used</w:t>
+      </w:r>
+      <w:r>
+        <w:t xml:space="preserve"> </w:t>
       </w:r>
       <w:r>
         <w:rPr>
@@ -1437,7 +1643,10 @@
         <w:t xml:space="preserve">random_state=42</w:t>
       </w:r>
       <w:r>
-        <w:t xml:space="preserve"> so that the result is reproducible. Reproducibility is important because the same experiment should produce the same train-test split every time it is run.</w:t>
+        <w:t xml:space="preserve"> </w:t>
+      </w:r>
+      <w:r>
+        <w:t xml:space="preserve">so that the result is reproducible. Reproducibility is important because the same experiment should produce the same train-test split every time it is run.</w:t>
       </w:r>
     </w:p>
     <w:p>
@@ -3444,7 +3653,10 @@
         <w:pStyle w:val="FirstParagraph"/>
       </w:pPr>
       <w:r>
-        <w:t xml:space="preserve">In addition to the four transformer-based models, a classical non-transformer reference point was added: a TF-IDF + Logistic Regression pipeline. The pipeline uses 1-2 grams capped at 20,000 features with sublinear term frequency scaling, followed by a standard scikit-learn </w:t>
+        <w:t xml:space="preserve">In addition to the four transformer-based models, a classical non-transformer reference point was added: a TF-IDF + Logistic Regression pipeline. The pipeline uses 1-2 grams capped at 20,000 features with sublinear term frequency scaling, followed by a standard scikit-learn</w:t>
+      </w:r>
+      <w:r>
+        <w:t xml:space="preserve"> </w:t>
       </w:r>
       <w:r>
         <w:rPr>
@@ -3453,7 +3665,10 @@
         <w:t xml:space="preserve">LogisticRegression</w:t>
       </w:r>
       <w:r>
-        <w:t xml:space="preserve"> classifier (lbfgs solver, default regularization). It is trained on the same 1,811-sentence training set and evaluated on the same 453-sentence test set as the transformers.</w:t>
+        <w:t xml:space="preserve"> </w:t>
+      </w:r>
+      <w:r>
+        <w:t xml:space="preserve">classifier (lbfgs solver, default regularization). It is trained on the same 1,811-sentence training set and evaluated on the same 453-sentence test set as the transformers.</w:t>
       </w:r>
     </w:p>
     <w:p>
@@ -3531,7 +3746,25 @@
         <w:pStyle w:val="FirstParagraph"/>
       </w:pPr>
       <w:r>
-        <w:t>This sentence may be positive in a financial context, because losses are decreasing. A general sentiment model may focus on the word “losses” and classify it as negative. Fine-tuning helps the model learn the correct domain-specific patterns.</w:t>
+        <w:t xml:space="preserve">This sentence may be positive in a financial context, because losses are decreasing. A general sentiment model may focus on the word</w:t>
+      </w:r>
+      <w:r>
+        <w:t xml:space="preserve"> </w:t>
+      </w:r>
+      <w:r>
+        <w:t xml:space="preserve">“</w:t>
+      </w:r>
+      <w:r>
+        <w:t xml:space="preserve">losses</w:t>
+      </w:r>
+      <w:r>
+        <w:t xml:space="preserve">”</w:t>
+      </w:r>
+      <w:r>
+        <w:t xml:space="preserve"> </w:t>
+      </w:r>
+      <w:r>
+        <w:t xml:space="preserve">and classify it as negative. Fine-tuning helps the model learn the correct domain-specific patterns.</w:t>
       </w:r>
     </w:p>
     <w:bookmarkEnd w:id="51"/>
@@ -5108,7 +5341,10 @@
         <w:t xml:space="preserve">Important caveat.</w:t>
       </w:r>
       <w:r>
-        <w:t xml:space="preserve"> The BERT-large result above (accuracy 0.6137 / weighted F1 0.4668) reflects the original training run with default hyperparameters. A follow-up retraining with corrected hyperparameters (§11.5) reverses this finding completely — BERT-large reaches an accuracy of 0.9845, the highest in the entire study. The initial comparison should therefore be read as a snapshot of the first training pass; the supplementary experiments in §11 substantially refine the picture.</w:t>
+        <w:t xml:space="preserve"> </w:t>
+      </w:r>
+      <w:r>
+        <w:t xml:space="preserve">The BERT-large result above (accuracy 0.6137 / weighted F1 0.4668) reflects the original training run with default hyperparameters. A follow-up retraining with corrected hyperparameters (§11.5) reverses this finding completely — BERT-large reaches an accuracy of 0.9845, the highest in the entire study. The initial comparison should therefore be read as a snapshot of the first training pass; the supplementary experiments in §11 substantially refine the picture.</w:t>
       </w:r>
     </w:p>
     <w:p>
@@ -6828,7 +7064,10 @@
         <w:pStyle w:val="FirstParagraph"/>
       </w:pPr>
       <w:r>
-        <w:t xml:space="preserve">After the initial model comparison and the two original controlled experiments described above, several follow-up experiments were performed to strengthen the methodological rigor of the thesis and to refine the conclusions. These experiments were designed to be </w:t>
+        <w:t xml:space="preserve">After the initial model comparison and the two original controlled experiments described above, several follow-up experiments were performed to strengthen the methodological rigor of the thesis and to refine the conclusions. These experiments were designed to be</w:t>
+      </w:r>
+      <w:r>
+        <w:t xml:space="preserve"> </w:t>
       </w:r>
       <w:r>
         <w:rPr>
@@ -6838,7 +7077,10 @@
         <w:t xml:space="preserve">additive</w:t>
       </w:r>
       <w:r>
-        <w:t xml:space="preserve">: they did not modify the original results, predictions, or trained model artifacts. Each new script wrote to a new set of output files, leaving the original </w:t>
+        <w:t xml:space="preserve">: they did not modify the original results, predictions, or trained model artifacts. Each new script wrote to a new set of output files, leaving the original</w:t>
+      </w:r>
+      <w:r>
+        <w:t xml:space="preserve"> </w:t>
       </w:r>
       <w:r>
         <w:rPr>
@@ -6847,7 +7089,10 @@
         <w:t xml:space="preserve">model_comparison.csv</w:t>
       </w:r>
       <w:r>
-        <w:t xml:space="preserve"> and the four original prediction CSVs untouched. The new analyses are reported here as a separate chapter so that the original results remain a clean baseline against which the refinements can be read.</w:t>
+        <w:t xml:space="preserve"> </w:t>
+      </w:r>
+      <w:r>
+        <w:t xml:space="preserve">and the four original prediction CSVs untouched. The new analyses are reported here as a separate chapter so that the original results remain a clean baseline against which the refinements can be read.</w:t>
       </w:r>
     </w:p>
     <w:bookmarkStart w:id="88" w:name="held-out-validation-verification"/>
@@ -6871,7 +7116,31 @@
         <w:t xml:space="preserve">Purpose.</w:t>
       </w:r>
       <w:r>
-        <w:t xml:space="preserve"> The original epoch sweep (§8) selected “two epochs” as the best choice by evaluating on the </w:t>
+        <w:t xml:space="preserve"> </w:t>
+      </w:r>
+      <w:r>
+        <w:t xml:space="preserve">The original epoch sweep (§8) selected</w:t>
+      </w:r>
+      <w:r>
+        <w:t xml:space="preserve"> </w:t>
+      </w:r>
+      <w:r>
+        <w:t xml:space="preserve">“</w:t>
+      </w:r>
+      <w:r>
+        <w:t xml:space="preserve">two epochs</w:t>
+      </w:r>
+      <w:r>
+        <w:t xml:space="preserve">”</w:t>
+      </w:r>
+      <w:r>
+        <w:t xml:space="preserve"> </w:t>
+      </w:r>
+      <w:r>
+        <w:t xml:space="preserve">as the best choice by evaluating on the</w:t>
+      </w:r>
+      <w:r>
+        <w:t xml:space="preserve"> </w:t>
       </w:r>
       <w:r>
         <w:rPr>
@@ -6881,7 +7150,10 @@
         <w:t xml:space="preserve">test set</w:t>
       </w:r>
       <w:r>
-        <w:t xml:space="preserve"> after each epoch. Strictly speaking, this uses the same data for hyperparameter selection that is later used to report the final number — a known methodological weakness. The validation-check experiment tests whether the chosen hyperparameter is robust under a stricter held-out validation regime.</w:t>
+        <w:t xml:space="preserve"> </w:t>
+      </w:r>
+      <w:r>
+        <w:t xml:space="preserve">after each epoch. Strictly speaking, this uses the same data for hyperparameter selection that is later used to report the final number — a known methodological weakness. The validation-check experiment tests whether the chosen hyperparameter is robust under a stricter held-out validation regime.</w:t>
       </w:r>
     </w:p>
     <w:p>
@@ -6896,7 +7168,10 @@
         <w:t xml:space="preserve">Procedure.</w:t>
       </w:r>
       <w:r>
-        <w:t xml:space="preserve"> The script (</w:t>
+        <w:t xml:space="preserve"> </w:t>
+      </w:r>
+      <w:r>
+        <w:t xml:space="preserve">The script (</w:t>
       </w:r>
       <w:r>
         <w:rPr>
@@ -6905,7 +7180,10 @@
         <w:t xml:space="preserve">12_validation_check.py</w:t>
       </w:r>
       <w:r>
-        <w:t xml:space="preserve">) carves a stratified 12.5% validation subset out of the existing </w:t>
+        <w:t xml:space="preserve">) carves a stratified 12.5% validation subset out of the existing</w:t>
+      </w:r>
+      <w:r>
+        <w:t xml:space="preserve"> </w:t>
       </w:r>
       <w:r>
         <w:rPr>
@@ -6914,7 +7192,13 @@
         <w:t xml:space="preserve">train.csv</w:t>
       </w:r>
       <w:r>
-        <w:t xml:space="preserve"> (1,584 training sentences, 227 validation sentences), leaving the original 453-sentence test set untouched on disk. DistilBERT is fine-tuned on the 1,584 training sentences for five epochs, and the best epoch is selected by </w:t>
+        <w:t xml:space="preserve"> </w:t>
+      </w:r>
+      <w:r>
+        <w:t xml:space="preserve">(1,584 training sentences, 227 validation sentences), leaving the original 453-sentence test set untouched on disk. DistilBERT is fine-tuned on the 1,584 training sentences for five epochs, and the best epoch is selected by</w:t>
+      </w:r>
+      <w:r>
+        <w:t xml:space="preserve"> </w:t>
       </w:r>
       <w:r>
         <w:rPr>
@@ -7243,7 +7527,13 @@
         <w:t xml:space="preserve">Result.</w:t>
       </w:r>
       <w:r>
-        <w:t xml:space="preserve"> The best epoch by validation accuracy is </w:t>
+        <w:t xml:space="preserve"> </w:t>
+      </w:r>
+      <w:r>
+        <w:t xml:space="preserve">The best epoch by validation accuracy is</w:t>
+      </w:r>
+      <w:r>
+        <w:t xml:space="preserve"> </w:t>
       </w:r>
       <w:r>
         <w:rPr>
@@ -7253,7 +7543,10 @@
         <w:t xml:space="preserve">2</w:t>
       </w:r>
       <w:r>
-        <w:t xml:space="preserve"> (tied with epoch 4 at 0.9912 validation accuracy). The earlier of the two tied epochs is chosen as the principled tiebreaker (less training, less overfitting risk). This matches the choice made by the original epoch sweep on the test set. The hyperparameter selection is therefore methodologically defensible: it does not depend on test-set peeking.</w:t>
+        <w:t xml:space="preserve"> </w:t>
+      </w:r>
+      <w:r>
+        <w:t xml:space="preserve">(tied with epoch 4 at 0.9912 validation accuracy). The earlier of the two tied epochs is chosen as the principled tiebreaker (less training, less overfitting risk). This matches the choice made by the original epoch sweep on the test set. The hyperparameter selection is therefore methodologically defensible: it does not depend on test-set peeking.</w:t>
       </w:r>
     </w:p>
     <w:bookmarkEnd w:id="88"/>
@@ -7278,7 +7571,10 @@
         <w:t xml:space="preserve">Purpose.</w:t>
       </w:r>
       <w:r>
-        <w:t xml:space="preserve"> The original headline DistilBERT FT result (0.9713 accuracy, seed 42) is a single-seed point estimate. Without an estimate of how much the result varies across random seeds, it is not possible to say whether the small gap between DistilBERT FT and FinBERT (0.9713 vs 0.9695) is meaningful or within the noise of seed variation.</w:t>
+        <w:t xml:space="preserve"> </w:t>
+      </w:r>
+      <w:r>
+        <w:t xml:space="preserve">The original headline DistilBERT FT result (0.9713 accuracy, seed 42) is a single-seed point estimate. Without an estimate of how much the result varies across random seeds, it is not possible to say whether the small gap between DistilBERT FT and FinBERT (0.9713 vs 0.9695) is meaningful or within the noise of seed variation.</w:t>
       </w:r>
     </w:p>
     <w:p>
@@ -7293,7 +7589,10 @@
         <w:t xml:space="preserve">Procedure.</w:t>
       </w:r>
       <w:r>
-        <w:t xml:space="preserve"> The script (</w:t>
+        <w:t xml:space="preserve"> </w:t>
+      </w:r>
+      <w:r>
+        <w:t xml:space="preserve">The script (</w:t>
       </w:r>
       <w:r>
         <w:rPr>
@@ -7302,7 +7601,10 @@
         <w:t xml:space="preserve">15_multi_seed_distilbert.py</w:t>
       </w:r>
       <w:r>
-        <w:t xml:space="preserve">) re-runs DistilBERT fine-tuning with five different random seeds (42, 1, 2, 3, 4). All hyperparameters are identical to the original run, except that the DataLoader shuffle uses a per-seed </w:t>
+        <w:t xml:space="preserve">) re-runs DistilBERT fine-tuning with five different random seeds (42, 1, 2, 3, 4). All hyperparameters are identical to the original run, except that the DataLoader shuffle uses a per-seed</w:t>
+      </w:r>
+      <w:r>
+        <w:t xml:space="preserve"> </w:t>
       </w:r>
       <w:r>
         <w:rPr>
@@ -7311,7 +7613,10 @@
         <w:t xml:space="preserve">torch.Generator</w:t>
       </w:r>
       <w:r>
-        <w:t xml:space="preserve"> for proper independence between runs.</w:t>
+        <w:t xml:space="preserve"> </w:t>
+      </w:r>
+      <w:r>
+        <w:t xml:space="preserve">for proper independence between runs.</w:t>
       </w:r>
     </w:p>
     <w:p>
@@ -7684,7 +7989,13 @@
         <w:t xml:space="preserve">Result.</w:t>
       </w:r>
       <w:r>
-        <w:t xml:space="preserve"> The standard deviation of accuracy across five seeds is approximately 0.62 percentage points — </w:t>
+        <w:t xml:space="preserve"> </w:t>
+      </w:r>
+      <w:r>
+        <w:t xml:space="preserve">The standard deviation of accuracy across five seeds is approximately 0.62 percentage points —</w:t>
+      </w:r>
+      <w:r>
+        <w:t xml:space="preserve"> </w:t>
       </w:r>
       <w:r>
         <w:rPr>
@@ -7694,7 +8005,28 @@
         <w:t xml:space="preserve">wider than the 0.2 percentage point gap</w:t>
       </w:r>
       <w:r>
-        <w:t xml:space="preserve"> between the headline DistilBERT FT and FinBERT numbers. The single-seed 0.9713 headline is approximately 1.5σ above the multi-seed mean, which is consistent with being a slightly favorable but not statistically extreme draw from the underlying seed distribution. The “DistilBERT FT beats FinBERT” claim from §7 is therefore statistically a tie within seed variance.</w:t>
+        <w:t xml:space="preserve"> </w:t>
+      </w:r>
+      <w:r>
+        <w:t xml:space="preserve">between the headline DistilBERT FT and FinBERT numbers. The single-seed 0.9713 headline is approximately 1.5σ above the multi-seed mean, which is consistent with being a slightly favorable but not statistically extreme draw from the underlying seed distribution. The</w:t>
+      </w:r>
+      <w:r>
+        <w:t xml:space="preserve"> </w:t>
+      </w:r>
+      <w:r>
+        <w:t xml:space="preserve">“</w:t>
+      </w:r>
+      <w:r>
+        <w:t xml:space="preserve">DistilBERT FT beats FinBERT</w:t>
+      </w:r>
+      <w:r>
+        <w:t xml:space="preserve">”</w:t>
+      </w:r>
+      <w:r>
+        <w:t xml:space="preserve"> </w:t>
+      </w:r>
+      <w:r>
+        <w:t xml:space="preserve">claim from §7 is therefore statistically a tie within seed variance.</w:t>
       </w:r>
     </w:p>
     <w:bookmarkEnd w:id="89"/>
@@ -7719,7 +8051,10 @@
         <w:t xml:space="preserve">Purpose.</w:t>
       </w:r>
       <w:r>
-        <w:t xml:space="preserve"> The initial comparison in §7 contains only transformer-based models. To frame the transformer results against a meaningful non-transformer reference, a classical TF-IDF + Logistic Regression pipeline was added.</w:t>
+        <w:t xml:space="preserve"> </w:t>
+      </w:r>
+      <w:r>
+        <w:t xml:space="preserve">The initial comparison in §7 contains only transformer-based models. To frame the transformer results against a meaningful non-transformer reference, a classical TF-IDF + Logistic Regression pipeline was added.</w:t>
       </w:r>
     </w:p>
     <w:p>
@@ -7734,7 +8069,10 @@
         <w:t xml:space="preserve">Procedure.</w:t>
       </w:r>
       <w:r>
-        <w:t xml:space="preserve"> The script (</w:t>
+        <w:t xml:space="preserve"> </w:t>
+      </w:r>
+      <w:r>
+        <w:t xml:space="preserve">The script (</w:t>
       </w:r>
       <w:r>
         <w:rPr>
@@ -7743,7 +8081,10 @@
         <w:t xml:space="preserve">13_classical_baseline.py</w:t>
       </w:r>
       <w:r>
-        <w:t xml:space="preserve">) trains a </w:t>
+        <w:t xml:space="preserve">) trains a</w:t>
+      </w:r>
+      <w:r>
+        <w:t xml:space="preserve"> </w:t>
       </w:r>
       <w:r>
         <w:rPr>
@@ -7752,7 +8093,13 @@
         <w:t xml:space="preserve">TfidfVectorizer</w:t>
       </w:r>
       <w:r>
-        <w:t xml:space="preserve"> (ngram range 1-2, 20,000 features, sublinear term frequency) followed by a </w:t>
+        <w:t xml:space="preserve"> </w:t>
+      </w:r>
+      <w:r>
+        <w:t xml:space="preserve">(ngram range 1-2, 20,000 features, sublinear term frequency) followed by a</w:t>
+      </w:r>
+      <w:r>
+        <w:t xml:space="preserve"> </w:t>
       </w:r>
       <w:r>
         <w:rPr>
@@ -7761,7 +8108,10 @@
         <w:t xml:space="preserve">LogisticRegression</w:t>
       </w:r>
       <w:r>
-        <w:t xml:space="preserve"> (lbfgs solver, C = 1.0, max_iter = 2000) on the same 1,811-sentence training set, and evaluates on the same 453-sentence test set.</w:t>
+        <w:t xml:space="preserve"> </w:t>
+      </w:r>
+      <w:r>
+        <w:t xml:space="preserve">(lbfgs solver, C = 1.0, max_iter = 2000) on the same 1,811-sentence training set, and evaluates on the same 453-sentence test set.</w:t>
       </w:r>
     </w:p>
     <w:p>
@@ -8024,7 +8374,10 @@
         <w:t xml:space="preserve">Result.</w:t>
       </w:r>
       <w:r>
-        <w:t xml:space="preserve"> The classical baseline reaches 0.8653 accuracy at roughly 700 times faster inference and 60 times lower memory usage than the best transformer. This places the transformers’ added cost in concrete engineering terms. It is also notable that the classical baseline outperforms the original (collapsed) BERT-large run by a wide margin (0.8653 vs 0.6137) and falls below the BERT-large retrain (0.9845 — see §11.5).</w:t>
+        <w:t xml:space="preserve"> </w:t>
+      </w:r>
+      <w:r>
+        <w:t xml:space="preserve">The classical baseline reaches 0.8653 accuracy at roughly 700 times faster inference and 60 times lower memory usage than the best transformer. This places the transformers’ added cost in concrete engineering terms. It is also notable that the classical baseline outperforms the original (collapsed) BERT-large run by a wide margin (0.8653 vs 0.6137) and falls below the BERT-large retrain (0.9845 — see §11.5).</w:t>
       </w:r>
     </w:p>
     <w:bookmarkEnd w:id="90"/>
@@ -8049,7 +8402,10 @@
         <w:t xml:space="preserve">Purpose.</w:t>
       </w:r>
       <w:r>
-        <w:t xml:space="preserve"> The final comparison in §7 reports weighted F1, which is dominated by the majority neutral class (61% of the test set). Macro F1 treats every class equally and surfaces per-class weaknesses that weighted F1 hides.</w:t>
+        <w:t xml:space="preserve"> </w:t>
+      </w:r>
+      <w:r>
+        <w:t xml:space="preserve">The final comparison in §7 reports weighted F1, which is dominated by the majority neutral class (61% of the test set). Macro F1 treats every class equally and surfaces per-class weaknesses that weighted F1 hides.</w:t>
       </w:r>
     </w:p>
     <w:p>
@@ -8064,7 +8420,10 @@
         <w:t xml:space="preserve">Procedure.</w:t>
       </w:r>
       <w:r>
-        <w:t xml:space="preserve"> The script (</w:t>
+        <w:t xml:space="preserve"> </w:t>
+      </w:r>
+      <w:r>
+        <w:t xml:space="preserve">The script (</w:t>
       </w:r>
       <w:r>
         <w:rPr>
@@ -8582,7 +8941,10 @@
         <w:t xml:space="preserve">Result.</w:t>
       </w:r>
       <w:r>
-        <w:t xml:space="preserve"> Two distinct failure patterns become visible that weighted F1 alone hid.</w:t>
+        <w:t xml:space="preserve"> </w:t>
+      </w:r>
+      <w:r>
+        <w:t xml:space="preserve">Two distinct failure patterns become visible that weighted F1 alone hid.</w:t>
       </w:r>
     </w:p>
     <w:p>
@@ -8594,7 +8956,10 @@
         <w:pStyle w:val="Compact"/>
       </w:pPr>
       <w:r>
-        <w:t xml:space="preserve">The original BERT-large run has a large </w:t>
+        <w:t xml:space="preserve">The original BERT-large run has a large</w:t>
+      </w:r>
+      <w:r>
+        <w:t xml:space="preserve"> </w:t>
       </w:r>
       <w:r>
         <w:rPr>
@@ -8604,7 +8969,10 @@
         <w:t xml:space="preserve">positive</w:t>
       </w:r>
       <w:r>
-        <w:t xml:space="preserve"> gap (+21 percentage points). Macro F1 reveals that it scored 0.000 on both negative and positive classes — the collapse to predicting only neutral was complete, not partial.</w:t>
+        <w:t xml:space="preserve"> </w:t>
+      </w:r>
+      <w:r>
+        <w:t xml:space="preserve">gap (+21 percentage points). Macro F1 reveals that it scored 0.000 on both negative and positive classes — the collapse to predicting only neutral was complete, not partial.</w:t>
       </w:r>
     </w:p>
     <w:p>
@@ -8616,7 +8984,10 @@
         <w:pStyle w:val="Compact"/>
       </w:pPr>
       <w:r>
-        <w:t xml:space="preserve">The General Model has a </w:t>
+        <w:t xml:space="preserve">The General Model has a</w:t>
+      </w:r>
+      <w:r>
+        <w:t xml:space="preserve"> </w:t>
       </w:r>
       <w:r>
         <w:rPr>
@@ -8626,7 +8997,10 @@
         <w:t xml:space="preserve">negative</w:t>
       </w:r>
       <w:r>
-        <w:t xml:space="preserve"> gap (−10 percentage points). This is the inverse failure: as a binary classifier, it never predicts neutral, so weighted F1 (which gives heavy weight to neutral, the majority class) punishes it severely. Macro F1 is more forgiving because per-class performance on negative and positive is not catastrophic.</w:t>
+        <w:t xml:space="preserve"> </w:t>
+      </w:r>
+      <w:r>
+        <w:t xml:space="preserve">gap (−10 percentage points). This is the inverse failure: as a binary classifier, it never predicts neutral, so weighted F1 (which gives heavy weight to neutral, the majority class) punishes it severely. Macro F1 is more forgiving because per-class performance on negative and positive is not catastrophic.</w:t>
       </w:r>
     </w:p>
     <w:p>
@@ -8659,7 +9033,10 @@
         <w:t xml:space="preserve">Purpose.</w:t>
       </w:r>
       <w:r>
-        <w:t xml:space="preserve"> The original BERT-large fine-tuning (§7.5) produced an accuracy of exactly 0.6137 — equal to the majority-class fraction 278/453. This is the classical signature of a training run that never escaped the initial majority-class fixed point of the cross-entropy loss. This experiment tests whether the collapse was a hyperparameter artifact rather than an inherent limitation of BERT-large for this task.</w:t>
+        <w:t xml:space="preserve"> </w:t>
+      </w:r>
+      <w:r>
+        <w:t xml:space="preserve">The original BERT-large fine-tuning (§7.5) produced an accuracy of exactly 0.6137 — equal to the majority-class fraction 278/453. This is the classical signature of a training run that never escaped the initial majority-class fixed point of the cross-entropy loss. This experiment tests whether the collapse was a hyperparameter artifact rather than an inherent limitation of BERT-large for this task.</w:t>
       </w:r>
     </w:p>
     <w:p>
@@ -8674,7 +9051,10 @@
         <w:t xml:space="preserve">Procedure.</w:t>
       </w:r>
       <w:r>
-        <w:t xml:space="preserve"> The script (</w:t>
+        <w:t xml:space="preserve"> </w:t>
+      </w:r>
+      <w:r>
+        <w:t xml:space="preserve">The script (</w:t>
       </w:r>
       <w:r>
         <w:rPr>
@@ -8702,7 +9082,10 @@
         <w:t xml:space="preserve">Learning rate reduced from 2e-5 to 5e-6</w:t>
       </w:r>
       <w:r>
-        <w:t xml:space="preserve"> (4× lower). Large transformer fine-tuning is well known to be more sensitive to learning rate; the standard recommendation for 340-million-parameter models is in the 1e-5 to 5e-6 range, not 2e-5.</w:t>
+        <w:t xml:space="preserve"> </w:t>
+      </w:r>
+      <w:r>
+        <w:t xml:space="preserve">(4× lower). Large transformer fine-tuning is well known to be more sensitive to learning rate; the standard recommendation for 340-million-parameter models is in the 1e-5 to 5e-6 range, not 2e-5.</w:t>
       </w:r>
     </w:p>
     <w:p>
@@ -9134,7 +9517,10 @@
         <w:t xml:space="preserve">Result.</w:t>
       </w:r>
       <w:r>
-        <w:t xml:space="preserve"> With corrected hyperparameters, BERT-large reaches the highest accuracy in the entire study (0.9845), above both fine-tuned DistilBERT (0.9713 single seed, 0.9616 ± 0.0062 across seeds) and FinBERT (0.9691). The retrained model produces the most balanced per-class behavior of any model in the comparison (per-class F1 of 0.976, 0.991, 0.974 on negative, neutral, positive).</w:t>
+        <w:t xml:space="preserve"> </w:t>
+      </w:r>
+      <w:r>
+        <w:t xml:space="preserve">With corrected hyperparameters, BERT-large reaches the highest accuracy in the entire study (0.9845), above both fine-tuned DistilBERT (0.9713 single seed, 0.9616 ± 0.0062 across seeds) and FinBERT (0.9691). The retrained model produces the most balanced per-class behavior of any model in the comparison (per-class F1 of 0.976, 0.991, 0.974 on negative, neutral, positive).</w:t>
       </w:r>
     </w:p>
     <w:p>
@@ -9142,7 +9528,28 @@
         <w:pStyle w:val="BodyText"/>
       </w:pPr>
       <w:r>
-        <w:t xml:space="preserve">This finding substantially revises the original “bigger is not better” interpretation. The honest reading is that </w:t>
+        <w:t xml:space="preserve">This finding substantially revises the original</w:t>
+      </w:r>
+      <w:r>
+        <w:t xml:space="preserve"> </w:t>
+      </w:r>
+      <w:r>
+        <w:t xml:space="preserve">“</w:t>
+      </w:r>
+      <w:r>
+        <w:t xml:space="preserve">bigger is not better</w:t>
+      </w:r>
+      <w:r>
+        <w:t xml:space="preserve">”</w:t>
+      </w:r>
+      <w:r>
+        <w:t xml:space="preserve"> </w:t>
+      </w:r>
+      <w:r>
+        <w:t xml:space="preserve">interpretation. The honest reading is that</w:t>
+      </w:r>
+      <w:r>
+        <w:t xml:space="preserve"> </w:t>
       </w:r>
       <w:r>
         <w:rPr>
@@ -9177,7 +9584,10 @@
         <w:t xml:space="preserve">Purpose.</w:t>
       </w:r>
       <w:r>
-        <w:t xml:space="preserve"> The numerical accuracy comparisons in this thesis invite the question of statistical significance. The multi-seed result (§11.2) already suggests that the DistilBERT FT vs FinBERT gap is within seed noise; McNemar’s exact paired test gives a direct statistical answer at the level of paired test-set predictions.</w:t>
+        <w:t xml:space="preserve"> </w:t>
+      </w:r>
+      <w:r>
+        <w:t xml:space="preserve">The numerical accuracy comparisons in this thesis invite the question of statistical significance. The multi-seed result (§11.2) already suggests that the DistilBERT FT vs FinBERT gap is within seed noise; McNemar’s exact paired test gives a direct statistical answer at the level of paired test-set predictions.</w:t>
       </w:r>
     </w:p>
     <w:p>
@@ -9192,7 +9602,10 @@
         <w:t xml:space="preserve">Procedure.</w:t>
       </w:r>
       <w:r>
-        <w:t xml:space="preserve"> The script (</w:t>
+        <w:t xml:space="preserve"> </w:t>
+      </w:r>
+      <w:r>
+        <w:t xml:space="preserve">The script (</w:t>
       </w:r>
       <w:r>
         <w:rPr>
@@ -9201,7 +9614,10 @@
         <w:t xml:space="preserve">17_significance_and_errors.py</w:t>
       </w:r>
       <w:r>
-        <w:t xml:space="preserve">) applies the two-sided exact binomial McNemar test to six key model pairs on the 453-sentence test set. For each pair, the test computes </w:t>
+        <w:t xml:space="preserve">) applies the two-sided exact binomial McNemar test to six key model pairs on the 453-sentence test set. For each pair, the test computes</w:t>
+      </w:r>
+      <w:r>
+        <w:t xml:space="preserve"> </w:t>
       </w:r>
       <w:r>
         <w:rPr>
@@ -9210,7 +9626,13 @@
         <w:t xml:space="preserve">b</w:t>
       </w:r>
       <w:r>
-        <w:t xml:space="preserve"> (number of test sentences where model A is correct and model B is wrong) and </w:t>
+        <w:t xml:space="preserve"> </w:t>
+      </w:r>
+      <w:r>
+        <w:t xml:space="preserve">(number of test sentences where model A is correct and model B is wrong) and</w:t>
+      </w:r>
+      <w:r>
+        <w:t xml:space="preserve"> </w:t>
       </w:r>
       <w:r>
         <w:rPr>
@@ -9219,7 +9641,10 @@
         <w:t xml:space="preserve">c</w:t>
       </w:r>
       <w:r>
-        <w:t xml:space="preserve"> (the inverse), then computes the two-sided p-value under the null hypothesis that the two classifiers have equally distributed errors.</w:t>
+        <w:t xml:space="preserve"> </w:t>
+      </w:r>
+      <w:r>
+        <w:t xml:space="preserve">(the inverse), then computes the two-sided p-value under the null hypothesis that the two classifiers have equally distributed errors.</w:t>
       </w:r>
     </w:p>
     <w:p>
@@ -9665,7 +10090,10 @@
         <w:t xml:space="preserve">Result.</w:t>
       </w:r>
       <w:r>
-        <w:t xml:space="preserve"> Two distinct patterns emerge.</w:t>
+        <w:t xml:space="preserve"> </w:t>
+      </w:r>
+      <w:r>
+        <w:t xml:space="preserve">Two distinct patterns emerge.</w:t>
       </w:r>
     </w:p>
     <w:p>
@@ -9684,7 +10112,10 @@
         <w:t xml:space="preserve">The three top transformers form a statistical three-way tie.</w:t>
       </w:r>
       <w:r>
-        <w:t xml:space="preserve"> None of the pairwise differences between BERT-large retrain (0.9845), fine-tuned DistilBERT (0.9713), and FinBERT (0.9691) reaches the 0.05 significance threshold at this test-set size, even though absolute error counts differ (7, 13, and 14 errors respectively).</w:t>
+        <w:t xml:space="preserve"> </w:t>
+      </w:r>
+      <w:r>
+        <w:t xml:space="preserve">None of the pairwise differences between BERT-large retrain (0.9845), fine-tuned DistilBERT (0.9713), and FinBERT (0.9691) reaches the 0.05 significance threshold at this test-set size, even though absolute error counts differ (7, 13, and 14 errors respectively).</w:t>
       </w:r>
     </w:p>
     <w:p>
@@ -9703,7 +10134,10 @@
         <w:t xml:space="preserve">All three top transformers significantly outperform the classical baseline</w:t>
       </w:r>
       <w:r>
-        <w:t xml:space="preserve"> with p &lt; 0.001 in every pair.</w:t>
+        <w:t xml:space="preserve"> </w:t>
+      </w:r>
+      <w:r>
+        <w:t xml:space="preserve">with p &lt; 0.001 in every pair.</w:t>
       </w:r>
     </w:p>
     <w:p>
@@ -9711,7 +10145,10 @@
         <w:pStyle w:val="FirstParagraph"/>
       </w:pPr>
       <w:r>
-        <w:t xml:space="preserve">The defensible interpretation is that the three top transformer approaches are equivalent in accuracy on this test set within the statistical resolution of n = 453. What separates them in practice is not accuracy but </w:t>
+        <w:t xml:space="preserve">The defensible interpretation is that the three top transformer approaches are equivalent in accuracy on this test set within the statistical resolution of n = 453. What separates them in practice is not accuracy but</w:t>
+      </w:r>
+      <w:r>
+        <w:t xml:space="preserve"> </w:t>
       </w:r>
       <w:r>
         <w:rPr>
@@ -9758,7 +10195,10 @@
         <w:t xml:space="preserve">DistilBERT FT vs FinBERT is a statistical tie</w:t>
       </w:r>
       <w:r>
-        <w:t xml:space="preserve"> (multi-seed + McNemar), not a clean win for the small fine-tuned model as the single-seed numbers suggested.</w:t>
+        <w:t xml:space="preserve"> </w:t>
+      </w:r>
+      <w:r>
+        <w:t xml:space="preserve">(multi-seed + McNemar), not a clean win for the small fine-tuned model as the single-seed numbers suggested.</w:t>
       </w:r>
     </w:p>
     <w:p>
@@ -9777,7 +10217,10 @@
         <w:t xml:space="preserve">BERT-large was misconfigured in the original run, not inherently inferior.</w:t>
       </w:r>
       <w:r>
-        <w:t xml:space="preserve"> With corrected hyperparameters, it reaches the highest accuracy in the study, and its per-class behavior is the most balanced.</w:t>
+        <w:t xml:space="preserve"> </w:t>
+      </w:r>
+      <w:r>
+        <w:t xml:space="preserve">With corrected hyperparameters, it reaches the highest accuracy in the study, and its per-class behavior is the most balanced.</w:t>
       </w:r>
     </w:p>
     <w:p>
@@ -9796,7 +10239,10 @@
         <w:t xml:space="preserve">The classical baseline frames the transformers’ added value.</w:t>
       </w:r>
       <w:r>
-        <w:t xml:space="preserve"> All three top transformers significantly beat the classical floor; their cost difference (training time, GPU requirement, hyperparameter sensitivity) is what differentiates them, more than their accuracy.</w:t>
+        <w:t xml:space="preserve"> </w:t>
+      </w:r>
+      <w:r>
+        <w:t xml:space="preserve">All three top transformers significantly beat the classical floor; their cost difference (training time, GPU requirement, hyperparameter sensitivity) is what differentiates them, more than their accuracy.</w:t>
       </w:r>
     </w:p>
     <w:p>
@@ -9819,7 +10265,10 @@
         <w:t xml:space="preserve">Bigger is fragile, and, when handled, leads.</w:t>
       </w:r>
       <w:r>
-        <w:t xml:space="preserve"> Large transformer models are more sensitive to hyperparameter choice than smaller ones. With default hyperparameters that work for smaller models, BERT-large fails completely; with corrected hyperparameters, it produces the highest accuracy in the study. Smaller fine-tuned and domain-pretrained models (DistilBERT FT, FinBERT) cluster slightly below the large model in raw accuracy, are statistically indistinguishable from it at this sample size, and are far less fragile to set up. The choice between transformer approaches is, in this study, more about cost and hyperparameter risk than about accuracy.</w:t>
+        <w:t xml:space="preserve"> </w:t>
+      </w:r>
+      <w:r>
+        <w:t xml:space="preserve">Large transformer models are more sensitive to hyperparameter choice than smaller ones. With default hyperparameters that work for smaller models, BERT-large fails completely; with corrected hyperparameters, it produces the highest accuracy in the study. Smaller fine-tuned and domain-pretrained models (DistilBERT FT, FinBERT) cluster slightly below the large model in raw accuracy, are statistically indistinguishable from it at this sample size, and are far less fragile to set up. The choice between transformer approaches is, in this study, more about cost and hyperparameter risk than about accuracy.</w:t>
       </w:r>
     </w:p>
     <w:p>
@@ -9854,7 +10303,10 @@
         <w:pStyle w:val="FirstParagraph"/>
       </w:pPr>
       <w:r>
-        <w:t xml:space="preserve">One of the early findings of this thesis was that fine-tuned DistilBERT achieved a slightly higher accuracy than FinBERT on the test set (0.9713 vs 0.9691). The supplementary multi-seed experiment in §11.2, and the McNemar pairwise test in §11.6, together refine that finding into a more conservative statement: DistilBERT FT and FinBERT are </w:t>
+        <w:t xml:space="preserve">One of the early findings of this thesis was that fine-tuned DistilBERT achieved a slightly higher accuracy than FinBERT on the test set (0.9713 vs 0.9691). The supplementary multi-seed experiment in §11.2, and the McNemar pairwise test in §11.6, together refine that finding into a more conservative statement: DistilBERT FT and FinBERT are</w:t>
+      </w:r>
+      <w:r>
+        <w:t xml:space="preserve"> </w:t>
       </w:r>
       <w:r>
         <w:rPr>
@@ -9864,7 +10316,10 @@
         <w:t xml:space="preserve">statistically equivalent</w:t>
       </w:r>
       <w:r>
-        <w:t xml:space="preserve"> on this test set within the variance produced by random seed choice.</w:t>
+        <w:t xml:space="preserve"> </w:t>
+      </w:r>
+      <w:r>
+        <w:t xml:space="preserve">on this test set within the variance produced by random seed choice.</w:t>
       </w:r>
     </w:p>
     <w:p>
@@ -9898,7 +10353,25 @@
         <w:pStyle w:val="BodyText"/>
       </w:pPr>
       <w:r>
-        <w:t>The supplementary experiments do not change this finding. The two routes to “domain knowledge” — domain pretraining (FinBERT) and generic pretraining plus task fine-tuning (DistilBERT FT, BERT-large retrain) — both reach the high-accuracy region of the comparison. The general sentiment model, which has neither, does not.</w:t>
+        <w:t xml:space="preserve">The supplementary experiments do not change this finding. The two routes to</w:t>
+      </w:r>
+      <w:r>
+        <w:t xml:space="preserve"> </w:t>
+      </w:r>
+      <w:r>
+        <w:t xml:space="preserve">“</w:t>
+      </w:r>
+      <w:r>
+        <w:t xml:space="preserve">domain knowledge</w:t>
+      </w:r>
+      <w:r>
+        <w:t xml:space="preserve">”</w:t>
+      </w:r>
+      <w:r>
+        <w:t xml:space="preserve"> </w:t>
+      </w:r>
+      <w:r>
+        <w:t xml:space="preserve">— domain pretraining (FinBERT) and generic pretraining plus task fine-tuning (DistilBERT FT, BERT-large retrain) — both reach the high-accuracy region of the comparison. The general sentiment model, which has neither, does not.</w:t>
       </w:r>
     </w:p>
     <w:bookmarkEnd w:id="97"/>
@@ -9916,7 +10389,25 @@
         <w:pStyle w:val="FirstParagraph"/>
       </w:pPr>
       <w:r>
-        <w:t>The original BERT-large run produced a striking failure: the model collapsed to predicting only the neutral class. At first reading this looked like clean evidence that “bigger is not better” for this task. The supplementary retraining experiment in §11.5 substantially revises this interpretation.</w:t>
+        <w:t xml:space="preserve">The original BERT-large run produced a striking failure: the model collapsed to predicting only the neutral class. At first reading this looked like clean evidence that</w:t>
+      </w:r>
+      <w:r>
+        <w:t xml:space="preserve"> </w:t>
+      </w:r>
+      <w:r>
+        <w:t xml:space="preserve">“</w:t>
+      </w:r>
+      <w:r>
+        <w:t xml:space="preserve">bigger is not better</w:t>
+      </w:r>
+      <w:r>
+        <w:t xml:space="preserve">”</w:t>
+      </w:r>
+      <w:r>
+        <w:t xml:space="preserve"> </w:t>
+      </w:r>
+      <w:r>
+        <w:t xml:space="preserve">for this task. The supplementary retraining experiment in §11.5 substantially revises this interpretation.</w:t>
       </w:r>
     </w:p>
     <w:p>
@@ -9924,7 +10415,10 @@
         <w:pStyle w:val="BodyText"/>
       </w:pPr>
       <w:r>
-        <w:t xml:space="preserve">With three targeted hyperparameter corrections — a four-times lower learning rate (5e-6 instead of 2e-5), linear warmup over the first 10% of training steps, and two additional epochs — the same BERT-large architecture trained on the same data reached an accuracy of 0.9845, the </w:t>
+        <w:t xml:space="preserve">With three targeted hyperparameter corrections — a four-times lower learning rate (5e-6 instead of 2e-5), linear warmup over the first 10% of training steps, and two additional epochs — the same BERT-large architecture trained on the same data reached an accuracy of 0.9845, the</w:t>
+      </w:r>
+      <w:r>
+        <w:t xml:space="preserve"> </w:t>
       </w:r>
       <w:r>
         <w:rPr>
@@ -9942,7 +10436,10 @@
         <w:pStyle w:val="BodyText"/>
       </w:pPr>
       <w:r>
-        <w:t xml:space="preserve">The honest reading is therefore: </w:t>
+        <w:t xml:space="preserve">The honest reading is therefore:</w:t>
+      </w:r>
+      <w:r>
+        <w:t xml:space="preserve"> </w:t>
       </w:r>
       <w:r>
         <w:rPr>
@@ -9952,7 +10449,25 @@
         <w:t xml:space="preserve">large transformer models are more sensitive to hyperparameter choice than smaller ones.</w:t>
       </w:r>
       <w:r>
-        <w:t xml:space="preserve"> With default hyperparameters that work for smaller transformers, a large transformer can fail completely; with appropriately tuned hyperparameters, the same architecture can produce the best result. This is a more nuanced and more practically useful conclusion than “bigger is not better”.</w:t>
+        <w:t xml:space="preserve"> </w:t>
+      </w:r>
+      <w:r>
+        <w:t xml:space="preserve">With default hyperparameters that work for smaller transformers, a large transformer can fail completely; with appropriately tuned hyperparameters, the same architecture can produce the best result. This is a more nuanced and more practically useful conclusion than</w:t>
+      </w:r>
+      <w:r>
+        <w:t xml:space="preserve"> </w:t>
+      </w:r>
+      <w:r>
+        <w:t xml:space="preserve">“</w:t>
+      </w:r>
+      <w:r>
+        <w:t xml:space="preserve">bigger is not better</w:t>
+      </w:r>
+      <w:r>
+        <w:t xml:space="preserve">”</w:t>
+      </w:r>
+      <w:r>
+        <w:t xml:space="preserve">.</w:t>
       </w:r>
     </w:p>
     <w:p>
@@ -10153,7 +10668,10 @@
         <w:pStyle w:val="FirstParagraph"/>
       </w:pPr>
       <w:r>
-        <w:t xml:space="preserve">The thesis uses a single financial sentiment dataset (Financial PhraseBank, </w:t>
+        <w:t xml:space="preserve">The thesis uses a single financial sentiment dataset (Financial PhraseBank,</w:t>
+      </w:r>
+      <w:r>
+        <w:t xml:space="preserve"> </w:t>
       </w:r>
       <w:r>
         <w:rPr>
@@ -10162,7 +10680,10 @@
         <w:t xml:space="preserve">sentences_allagree</w:t>
       </w:r>
       <w:r>
-        <w:t xml:space="preserve"> configuration). Testing the same models on additional financial sentiment datasets — for example FiQA, financial Twitter data, or earnings-call transcripts — would help separate findings that are specific to this dataset from those that generalize across financial sentiment more broadly.</w:t>
+        <w:t xml:space="preserve"> </w:t>
+      </w:r>
+      <w:r>
+        <w:t xml:space="preserve">configuration). Testing the same models on additional financial sentiment datasets — for example FiQA, financial Twitter data, or earnings-call transcripts — would help separate findings that are specific to this dataset from those that generalize across financial sentiment more broadly.</w:t>
       </w:r>
     </w:p>
     <w:bookmarkEnd w:id="107"/>
@@ -10180,7 +10701,55 @@
         <w:pStyle w:val="FirstParagraph"/>
       </w:pPr>
       <w:r>
-        <w:t>The McNemar pairwise tests in §11.6 use a test set of 453 sentences. At this sample size, only relatively large per-prediction disagreement counts produce significant p-values. The three top transformers disagree with each other on between 10 and 17 test sentences total per pair, which is below the threshold for significance at α = 0.05. With a larger test set, some of these pairwise gaps might become statistically detectable. The “statistically tied” finding for the top three transformers should therefore be read as “tied at this sample size”, not “tied in the underlying population”.</w:t>
+        <w:t xml:space="preserve">The McNemar pairwise tests in §11.6 use a test set of 453 sentences. At this sample size, only relatively large per-prediction disagreement counts produce significant p-values. The three top transformers disagree with each other on between 10 and 17 test sentences total per pair, which is below the threshold for significance at α = 0.05. With a larger test set, some of these pairwise gaps might become statistically detectable. The</w:t>
+      </w:r>
+      <w:r>
+        <w:t xml:space="preserve"> </w:t>
+      </w:r>
+      <w:r>
+        <w:t xml:space="preserve">“</w:t>
+      </w:r>
+      <w:r>
+        <w:t xml:space="preserve">statistically tied</w:t>
+      </w:r>
+      <w:r>
+        <w:t xml:space="preserve">”</w:t>
+      </w:r>
+      <w:r>
+        <w:t xml:space="preserve"> </w:t>
+      </w:r>
+      <w:r>
+        <w:t xml:space="preserve">finding for the top three transformers should therefore be read as</w:t>
+      </w:r>
+      <w:r>
+        <w:t xml:space="preserve"> </w:t>
+      </w:r>
+      <w:r>
+        <w:t xml:space="preserve">“</w:t>
+      </w:r>
+      <w:r>
+        <w:t xml:space="preserve">tied at this sample size</w:t>
+      </w:r>
+      <w:r>
+        <w:t xml:space="preserve">”</w:t>
+      </w:r>
+      <w:r>
+        <w:t xml:space="preserve">, not</w:t>
+      </w:r>
+      <w:r>
+        <w:t xml:space="preserve"> </w:t>
+      </w:r>
+      <w:r>
+        <w:t xml:space="preserve">“</w:t>
+      </w:r>
+      <w:r>
+        <w:t xml:space="preserve">tied in the underlying population</w:t>
+      </w:r>
+      <w:r>
+        <w:t xml:space="preserve">”</w:t>
+      </w:r>
+      <w:r>
+        <w:t xml:space="preserve">.</w:t>
       </w:r>
     </w:p>
     <w:p>
@@ -10349,7 +10918,25 @@
         <w:pStyle w:val="FirstParagraph"/>
       </w:pPr>
       <w:r>
-        <w:t>Beyond accuracy, future work could investigate whether model confidence scores are well-calibrated — that is, whether a “90% confident” prediction is actually correct 90% of the time. Calibration matters for downstream use where the confidence is consumed by a decision rule (e.g., manual review thresholds in a deployment workflow).</w:t>
+        <w:t xml:space="preserve">Beyond accuracy, future work could investigate whether model confidence scores are well-calibrated — that is, whether a</w:t>
+      </w:r>
+      <w:r>
+        <w:t xml:space="preserve"> </w:t>
+      </w:r>
+      <w:r>
+        <w:t xml:space="preserve">“</w:t>
+      </w:r>
+      <w:r>
+        <w:t xml:space="preserve">90% confident</w:t>
+      </w:r>
+      <w:r>
+        <w:t xml:space="preserve">”</w:t>
+      </w:r>
+      <w:r>
+        <w:t xml:space="preserve"> </w:t>
+      </w:r>
+      <w:r>
+        <w:t xml:space="preserve">prediction is actually correct 90% of the time. Calibration matters for downstream use where the confidence is consumed by a decision rule (e.g., manual review thresholds in a deployment workflow).</w:t>
       </w:r>
     </w:p>
     <w:p>
@@ -10459,7 +11046,10 @@
         <w:pStyle w:val="BodyText"/>
       </w:pPr>
       <w:r>
-        <w:t xml:space="preserve">First, the multi-seed experiment (§11.2) and McNemar significance test (§11.6) together showed that fine-tuned DistilBERT and FinBERT are </w:t>
+        <w:t xml:space="preserve">First, the multi-seed experiment (§11.2) and McNemar significance test (§11.6) together showed that fine-tuned DistilBERT and FinBERT are</w:t>
+      </w:r>
+      <w:r>
+        <w:t xml:space="preserve"> </w:t>
       </w:r>
       <w:r>
         <w:rPr>
@@ -10469,7 +11059,28 @@
         <w:t xml:space="preserve">statistically equivalent</w:t>
       </w:r>
       <w:r>
-        <w:t xml:space="preserve"> within seed variance — the original “DistilBERT beat FinBERT” claim was a single-seed artifact. Second, the BERT-large retraining experiment (§11.5) showed that the original collapse was a hyperparameter artifact: with a four-times lower learning rate and linear warmup, the same BERT-large architecture reached an accuracy of 0.9845, the highest in the entire study. Third, the classical baseline (§11.3) reached 0.8653 accuracy at approximately 700 times faster inference and 60 times lower memory than the best transformer, framing the transformer’s added value in concrete engineering terms; the McNemar test showed that all three top transformers significantly outperform the classical baseline (p &lt; 0.001) while being statistically indistinguishable from each other at n = 453.</w:t>
+        <w:t xml:space="preserve"> </w:t>
+      </w:r>
+      <w:r>
+        <w:t xml:space="preserve">within seed variance — the original</w:t>
+      </w:r>
+      <w:r>
+        <w:t xml:space="preserve"> </w:t>
+      </w:r>
+      <w:r>
+        <w:t xml:space="preserve">“</w:t>
+      </w:r>
+      <w:r>
+        <w:t xml:space="preserve">DistilBERT beat FinBERT</w:t>
+      </w:r>
+      <w:r>
+        <w:t xml:space="preserve">”</w:t>
+      </w:r>
+      <w:r>
+        <w:t xml:space="preserve"> </w:t>
+      </w:r>
+      <w:r>
+        <w:t xml:space="preserve">claim was a single-seed artifact. Second, the BERT-large retraining experiment (§11.5) showed that the original collapse was a hyperparameter artifact: with a four-times lower learning rate and linear warmup, the same BERT-large architecture reached an accuracy of 0.9845, the highest in the entire study. Third, the classical baseline (§11.3) reached 0.8653 accuracy at approximately 700 times faster inference and 60 times lower memory than the best transformer, framing the transformer’s added value in concrete engineering terms; the McNemar test showed that all three top transformers significantly outperform the classical baseline (p &lt; 0.001) while being statistically indistinguishable from each other at n = 453.</w:t>
       </w:r>
     </w:p>
     <w:p>
@@ -10492,7 +11103,10 @@
         <w:t xml:space="preserve">Bigger is fragile, and, when handled, leads.</w:t>
       </w:r>
       <w:r>
-        <w:t xml:space="preserve"> Large transformer models are more sensitive to hyperparameter choice than smaller ones. With default hyperparameters that work for smaller models, BERT-large fails completely; with corrected hyperparameters, it produces the highest accuracy in the study. Smaller fine-tuned and domain-pretrained models (DistilBERT FT, FinBERT) cluster slightly below in raw accuracy, are statistically indistinguishable from the large model at this sample size, and are far less fragile to set up. The choice between transformer approaches is therefore primarily about cost and hyperparameter risk, not about accuracy.</w:t>
+        <w:t xml:space="preserve"> </w:t>
+      </w:r>
+      <w:r>
+        <w:t xml:space="preserve">Large transformer models are more sensitive to hyperparameter choice than smaller ones. With default hyperparameters that work for smaller models, BERT-large fails completely; with corrected hyperparameters, it produces the highest accuracy in the study. Smaller fine-tuned and domain-pretrained models (DistilBERT FT, FinBERT) cluster slightly below in raw accuracy, are statistically indistinguishable from the large model at this sample size, and are far less fragile to set up. The choice between transformer approaches is therefore primarily about cost and hyperparameter risk, not about accuracy.</w:t>
       </w:r>
     </w:p>
     <w:p>
@@ -10500,7 +11114,25 @@
         <w:pStyle w:val="FirstParagraph"/>
       </w:pPr>
       <w:r>
-        <w:t>This finding is more nuanced and more practically useful than the earlier “bigger is not better” framing it replaces. It treats large models as a high-risk, high-reward option that requires careful engineering, smaller fine-tuned models as a robust default with comparable accuracy, and domain-pretrained models as a strong off-the-shelf option when domain pretraining is available for the target domain.</w:t>
+        <w:t xml:space="preserve">This finding is more nuanced and more practically useful than the earlier</w:t>
+      </w:r>
+      <w:r>
+        <w:t xml:space="preserve"> </w:t>
+      </w:r>
+      <w:r>
+        <w:t xml:space="preserve">“</w:t>
+      </w:r>
+      <w:r>
+        <w:t xml:space="preserve">bigger is not better</w:t>
+      </w:r>
+      <w:r>
+        <w:t xml:space="preserve">”</w:t>
+      </w:r>
+      <w:r>
+        <w:t xml:space="preserve"> </w:t>
+      </w:r>
+      <w:r>
+        <w:t xml:space="preserve">framing it replaces. It treats large models as a high-risk, high-reward option that requires careful engineering, smaller fine-tuned models as a robust default with comparable accuracy, and domain-pretrained models as a strong off-the-shelf option when domain pretraining is available for the target domain.</w:t>
       </w:r>
     </w:p>
     <w:p>
@@ -10527,7 +11159,7 @@
       </w:r>
     </w:p>
     <w:bookmarkEnd w:id="119"/>
-    <w:bookmarkStart w:id="120" w:name="references"/>
+    <w:bookmarkStart w:id="122" w:name="references"/>
     <w:p>
       <w:pPr>
         <w:pStyle w:val="Heading2"/>
@@ -10544,12 +11176,21 @@
         <w:t xml:space="preserve">Format these according to the official citation style required by the faculty.</w:t>
       </w:r>
     </w:p>
+    <w:bookmarkStart w:id="120" w:name="Xff063f10e305f775826523c32f512500ccf765e"/>
+    <w:p>
+      <w:pPr>
+        <w:pStyle w:val="Heading3"/>
+      </w:pPr>
+      <w:r>
+        <w:t xml:space="preserve">Related work — small vs large language models</w:t>
+      </w:r>
+    </w:p>
     <w:p>
       <w:pPr>
         <w:pStyle w:val="FirstParagraph"/>
       </w:pPr>
       <w:r>
-        <w:t xml:space="preserve">Araci, D. (2019). FinBERT: Financial sentiment analysis with pre-trained language models.</w:t>
+        <w:t xml:space="preserve">Belcak, P., Heinrich, G., Diao, S., Fu, Y., Dong, X., Muralidharan, S., Lin, Y. C., &amp; Molchanov, P. (2025). Small Language Models are the Future of Agentic AI. arXiv preprint arXiv:2506.02153.</w:t>
       </w:r>
     </w:p>
     <w:p>
@@ -10557,7 +11198,7 @@
         <w:pStyle w:val="BodyText"/>
       </w:pPr>
       <w:r>
-        <w:t xml:space="preserve">Devlin, J., Chang, M. W., Lee, K., &amp; Toutanova, K. (2019). BERT: Pre-training of deep bidirectional transformers for language understanding.</w:t>
+        <w:t xml:space="preserve">Chen, Y., Zhao, J., &amp; Han, H. (2025). A Survey on Collaborative Mechanisms Between Large and Small Language Models. arXiv preprint arXiv:2505.07460.</w:t>
       </w:r>
     </w:p>
     <w:p>
@@ -10565,15 +11206,70 @@
         <w:pStyle w:val="BodyText"/>
       </w:pPr>
       <w:r>
+        <w:t xml:space="preserve">Gupta, A., Thomas, B., Asnani, H., Madduru, P. R., Feroze, S., Subramanian, S., Elango, V., &amp; Gungor, M. (2025). Small Language Models (SLMs) Can Still Pack a Punch: A survey. arXiv preprint arXiv:2501.05465.</w:t>
+      </w:r>
+    </w:p>
+    <w:p>
+      <w:pPr>
+        <w:pStyle w:val="BodyText"/>
+      </w:pPr>
+      <w:r>
+        <w:t xml:space="preserve">Sakib, T. H., Hosain, M. T., &amp; Morol, M. K. (2025). Small Language Models: Architectures, Techniques, Evaluation, Problems and Future Adaptation. arXiv preprint arXiv:2505.19529.</w:t>
+      </w:r>
+    </w:p>
+    <w:bookmarkEnd w:id="120"/>
+    <w:bookmarkStart w:id="121" w:name="methods-and-dataset"/>
+    <w:p>
+      <w:pPr>
+        <w:pStyle w:val="Heading3"/>
+      </w:pPr>
+      <w:r>
+        <w:t xml:space="preserve">Methods and dataset</w:t>
+      </w:r>
+    </w:p>
+    <w:p>
+      <w:pPr>
+        <w:pStyle w:val="FirstParagraph"/>
+      </w:pPr>
+      <w:r>
+        <w:t xml:space="preserve">Araci, D. (2019). FinBERT: Financial sentiment analysis with pre-trained language models. arXiv preprint arXiv:1908.10063.</w:t>
+      </w:r>
+    </w:p>
+    <w:p>
+      <w:pPr>
+        <w:pStyle w:val="BodyText"/>
+      </w:pPr>
+      <w:r>
+        <w:t xml:space="preserve">Devlin, J., Chang, M. W., Lee, K., &amp; Toutanova, K. (2019). BERT: Pre-training of deep bidirectional transformers for language understanding. arXiv preprint arXiv:1810.04805.</w:t>
+      </w:r>
+    </w:p>
+    <w:p>
+      <w:pPr>
+        <w:pStyle w:val="BodyText"/>
+      </w:pPr>
+      <w:r>
         <w:t xml:space="preserve">Malo, P., Sinha, A., Korhonen, P., Wallenius, J., &amp; Takala, P. (2014). Good debt or bad debt: Detecting semantic orientations in economic texts.</w:t>
       </w:r>
+      <w:r>
+        <w:t xml:space="preserve"> </w:t>
+      </w:r>
+      <w:r>
+        <w:rPr>
+          <w:iCs/>
+          <w:i/>
+        </w:rPr>
+        <w:t xml:space="preserve">Journal of the Association for Information Science and Technology</w:t>
+      </w:r>
+      <w:r>
+        <w:t xml:space="preserve">, 65(4), 782-796.</w:t>
+      </w:r>
     </w:p>
     <w:p>
       <w:pPr>
         <w:pStyle w:val="BodyText"/>
       </w:pPr>
       <w:r>
-        <w:t xml:space="preserve">Sanh, V., Debut, L., Chaumond, J., &amp; Wolf, T. (2019). DistilBERT, a distilled version of BERT: Smaller, faster, cheaper and lighter.</w:t>
+        <w:t xml:space="preserve">Sanh, V., Debut, L., Chaumond, J., &amp; Wolf, T. (2019). DistilBERT, a distilled version of BERT: Smaller, faster, cheaper and lighter. arXiv preprint arXiv:1910.01108.</w:t>
       </w:r>
     </w:p>
     <w:p>
@@ -10583,6 +11279,19 @@
       <w:r>
         <w:t xml:space="preserve">Vaswani, A., Shazeer, N., Parmar, N., Uszkoreit, J., Jones, L., Gomez, A. N., Kaiser, L., &amp; Polosukhin, I. (2017). Attention is all you need.</w:t>
       </w:r>
+      <w:r>
+        <w:t xml:space="preserve"> </w:t>
+      </w:r>
+      <w:r>
+        <w:rPr>
+          <w:iCs/>
+          <w:i/>
+        </w:rPr>
+        <w:t xml:space="preserve">Advances in Neural Information Processing Systems</w:t>
+      </w:r>
+      <w:r>
+        <w:t xml:space="preserve">, 30.</w:t>
+      </w:r>
     </w:p>
     <w:p>
       <w:pPr>
@@ -10590,6 +11299,19 @@
       </w:pPr>
       <w:r>
         <w:t xml:space="preserve">Wolf, T., Debut, L., Sanh, V., Chaumond, J., Delangue, C., Moi, A., Cistac, P., Rault, T., Louf, R., Funtowicz, M., Davison, J., Shleifer, S., von Platen, P., Ma, C., Jernite, Y., Plu, J., Xu, C., Scao, T. L., Gugger, S., Drame, M., Lhoest, Q., &amp; Rush, A. M. (2020). Transformers: State-of-the-art natural language processing.</w:t>
+      </w:r>
+      <w:r>
+        <w:t xml:space="preserve"> </w:t>
+      </w:r>
+      <w:r>
+        <w:rPr>
+          <w:iCs/>
+          <w:i/>
+        </w:rPr>
+        <w:t xml:space="preserve">Proceedings of the 2020 Conference on Empirical Methods in Natural Language Processing: System Demonstrations</w:t>
+      </w:r>
+      <w:r>
+        <w:t xml:space="preserve">, 38-45.</w:t>
       </w:r>
     </w:p>
     <w:p>
@@ -10599,8 +11321,9 @@
         </w:pict>
       </w:r>
     </w:p>
-    <w:bookmarkEnd w:id="120"/>
-    <w:bookmarkStart w:id="121" w:name="appendix-a-project-files"/>
+    <w:bookmarkEnd w:id="121"/>
+    <w:bookmarkEnd w:id="122"/>
+    <w:bookmarkStart w:id="123" w:name="appendix-a-project-files"/>
     <w:p>
       <w:pPr>
         <w:pStyle w:val="Heading2"/>
@@ -10799,8 +11522,8 @@
         <w:t xml:space="preserve">17_significance_and_errors.py       Supplementary: McNemar pairwise tests + error analysis</w:t>
       </w:r>
     </w:p>
-    <w:bookmarkEnd w:id="121"/>
-    <w:bookmarkStart w:id="122" w:name="appendix-b-main-result-files"/>
+    <w:bookmarkEnd w:id="123"/>
+    <w:bookmarkStart w:id="124" w:name="appendix-b-main-result-files"/>
     <w:p>
       <w:pPr>
         <w:pStyle w:val="Heading2"/>
@@ -10900,8 +11623,8 @@
         <w:t xml:space="preserve">results/main_summary_figure.png</w:t>
       </w:r>
     </w:p>
-    <w:bookmarkEnd w:id="122"/>
-    <w:bookmarkEnd w:id="123"/>
+    <w:bookmarkEnd w:id="124"/>
+    <w:bookmarkEnd w:id="125"/>
     <w:sectPr/>
   </w:body>
 </w:document>

--- a/THESIS_DRAFT.docx
+++ b/THESIS_DRAFT.docx
@@ -66,19 +66,11 @@
       </w:r>
     </w:p>
     <w:p>
-      <w:pPr>
-        <w:pStyle w:val="BlockText"/>
-      </w:pPr>
-      <w:r>
-        <w:t>Note: This is a Word-ready thesis draft. After copying it into Microsoft Word, add the official university title page, table of contents, page numbers, figure numbering, and final citation formatting required by the faculty.</w:t>
-      </w:r>
-    </w:p>
-    <w:p>
       <w:r>
         <w:rPr>
           <w:noProof/>
         </w:rPr>
-        <w:pict w14:anchorId="2055C1A6">
+        <w:pict w14:anchorId="645738D2">
           <v:rect id="_x0000_i1042" alt="" style="width:451.3pt;height:.05pt;mso-width-percent:0;mso-height-percent:0;mso-width-percent:0;mso-height-percent:0" o:hralign="center" o:hrstd="t" o:hr="t"/>
         </w:pict>
       </w:r>
@@ -121,11 +113,11 @@
         <w:pStyle w:val="BodyText"/>
       </w:pPr>
       <w:r>
-        <w:t xml:space="preserve">In addition to the initial comparison, several controlled experiments were performed: an epoch sweep, a dataset-size sweep, a held-out validation verification, a five-seed variance estimate of DistilBERT fine-tuning, a classical TF-IDF + Logistic Regression baseline as a non-transformer reference point, a macro-F1 and per-class analysis, and McNemar </w:t>
+        <w:t xml:space="preserve">In addition to the initial comparison, several controlled experiments were performed: an epoch sweep, a dataset-size sweep, a held-out validation verification, a five-seed variance estimate of DistilBERT fine-tuning, a classical TF-IDF + Logistic Regression baseline as a non-transformer reference point, a macro-F1 and per-class analysis, and McNemar pairwise statistical significance tests. The epoch experiment showed that two epochs produced the best balance between performance and training cost (a choice independently confirmed by the held-out validation check). The data-size experiment showed strong </w:t>
       </w:r>
       <w:r>
         <w:lastRenderedPageBreak/>
-        <w:t>pairwise statistical significance tests. The epoch experiment showed that two epochs produced the best balance between performance and training cost (a choice independently confirmed by the held-out validation check). The data-size experiment showed strong improvement from 25% to 50% of the training data, with smaller gains afterward. The multi-seed run yielded 0.9616 ± 0.0062 accuracy across five seeds, qualifying the single-seed headline number as a slightly favorable draw. The classical baseline reached 0.8653 accuracy at roughly 700× faster inference, framing the transformers’ added cost. The McNemar tests revealed that the three top transformer approaches (BERT-large retrained, fine-tuned DistilBERT, FinBERT) are statistically indistinguishable at n = 453 despite their numerical differences, while all three significantly outperform the classical baseline (p &lt; 0.001).</w:t>
+        <w:t>improvement from 25% to 50% of the training data, with smaller gains afterward. The multi-seed run yielded 0.9616 ± 0.0062 accuracy across five seeds, qualifying the single-seed headline number as a slightly favorable draw. The classical baseline reached 0.8653 accuracy at roughly 700× faster inference, framing the transformers’ added cost. The McNemar tests revealed that the three top transformer approaches (BERT-large retrained, fine-tuned DistilBERT, FinBERT) are statistically indistinguishable at n = 453 despite their numerical differences, while all three significantly outperform the classical baseline (p &lt; 0.001).</w:t>
       </w:r>
     </w:p>
     <w:p>
@@ -148,7 +140,7 @@
         <w:rPr>
           <w:noProof/>
         </w:rPr>
-        <w:pict w14:anchorId="679AF7E0">
+        <w:pict w14:anchorId="35860825">
           <v:rect id="_x0000_i1041" alt="" style="width:451.3pt;height:.05pt;mso-width-percent:0;mso-height-percent:0;mso-width-percent:0;mso-height-percent:0" o:hralign="center" o:hrstd="t" o:hr="t"/>
         </w:pict>
       </w:r>
@@ -192,18 +184,15 @@
         <w:pStyle w:val="BodyText"/>
       </w:pPr>
       <w:r>
-        <w:t xml:space="preserve">However, transformer models vary greatly in size and purpose. Some models are smaller and faster, such as DistilBERT. Other models are larger and more computationally expensive, such as BERT-large. There are also domain-specific models, such as FinBERT, </w:t>
-      </w:r>
+        <w:t>However, transformer models vary greatly in size and purpose. Some models are smaller and faster, such as DistilBERT. Other models are larger and more computationally expensive, such as BERT-large. There are also domain-specific models, such as FinBERT, which are trained or adapted for financial language. This creates an important practical question: should a system use a smaller model, a larger model, or a domain-specific model?</w:t>
+      </w:r>
+    </w:p>
+    <w:p>
+      <w:pPr>
+        <w:pStyle w:val="BodyText"/>
+      </w:pPr>
       <w:r>
         <w:lastRenderedPageBreak/>
-        <w:t>which are trained or adapted for financial language. This creates an important practical question: should a system use a smaller model, a larger model, or a domain-specific model?</w:t>
-      </w:r>
-    </w:p>
-    <w:p>
-      <w:pPr>
-        <w:pStyle w:val="BodyText"/>
-      </w:pPr>
-      <w:r>
         <w:t>This thesis focuses on that question. The project compares multiple transformer-based models on the same financial sentiment classification dataset. The goal is not only to measure which model is most accurate, but also to understand the trade-offs between accuracy, speed, memory usage, fine-tuning, and practical usability.</w:t>
       </w:r>
     </w:p>
@@ -371,7 +360,6 @@
         </w:numPr>
       </w:pPr>
       <w:r>
-        <w:lastRenderedPageBreak/>
         <w:t>To perform additional controlled experiments using different numbers of training epochs and different training dataset sizes.</w:t>
       </w:r>
     </w:p>
@@ -394,6 +382,7 @@
       <w:bookmarkStart w:id="5" w:name="research-questions"/>
       <w:bookmarkEnd w:id="4"/>
       <w:r>
+        <w:lastRenderedPageBreak/>
         <w:t>1.3 Research Questions</w:t>
       </w:r>
     </w:p>
@@ -639,7 +628,6 @@
         </w:numPr>
       </w:pPr>
       <w:r>
-        <w:lastRenderedPageBreak/>
         <w:t>A held-out validation experiment confirmed that the chosen hyperparameters do not depend on test-set selection bias, addressing a methodological weakness of the original epoch sweep.</w:t>
       </w:r>
     </w:p>
@@ -664,6 +652,7 @@
         </w:numPr>
       </w:pPr>
       <w:r>
+        <w:lastRenderedPageBreak/>
         <w:t>A classical TF-IDF + Logistic Regression baseline was added so that the transformer results can be judged against a meaningful non-transformer reference point.</w:t>
       </w:r>
     </w:p>
@@ -696,7 +685,7 @@
         <w:rPr>
           <w:noProof/>
         </w:rPr>
-        <w:pict w14:anchorId="7A9A4D1A">
+        <w:pict w14:anchorId="3A0A9C3C">
           <v:rect id="_x0000_i1040" alt="" style="width:451.3pt;height:.05pt;mso-width-percent:0;mso-height-percent:0;mso-width-percent:0;mso-height-percent:0" o:hralign="center" o:hrstd="t" o:hr="t"/>
         </w:pict>
       </w:r>
@@ -804,15 +793,15 @@
         <w:pStyle w:val="FirstParagraph"/>
       </w:pPr>
       <w:r>
+        <w:t>Financial sentiment analysis is more specialized than general sentiment analysis. A general sentence such as “The movie was excellent” is clearly positive. However, financial language can be more subtle. The sentence “The company reduced its operating loss” may be positive because the company is improving, even though it contains the word “loss”. Similarly, “The company remained stable” is usually neutral, even though it does not express strong emotion.</w:t>
+      </w:r>
+    </w:p>
+    <w:p>
+      <w:pPr>
+        <w:pStyle w:val="BodyText"/>
+      </w:pPr>
+      <w:r>
         <w:lastRenderedPageBreak/>
-        <w:t>Financial sentiment analysis is more specialized than general sentiment analysis. A general sentence such as “The movie was excellent” is clearly positive. However, financial language can be more subtle. The sentence “The company reduced its operating loss” may be positive because the company is improving, even though it contains the word “loss”. Similarly, “The company remained stable” is usually neutral, even though it does not express strong emotion.</w:t>
-      </w:r>
-    </w:p>
-    <w:p>
-      <w:pPr>
-        <w:pStyle w:val="BodyText"/>
-      </w:pPr>
-      <w:r>
         <w:t>This is why domain-specific models are important. A model trained on general sentiment data may not perform well on financial text because the vocabulary and meaning patterns are different.</w:t>
       </w:r>
     </w:p>
@@ -891,7 +880,6 @@
       <w:bookmarkStart w:id="12" w:name="distilbert"/>
       <w:bookmarkEnd w:id="11"/>
       <w:r>
-        <w:lastRenderedPageBreak/>
         <w:t>2.5 DistilBERT</w:t>
       </w:r>
     </w:p>
@@ -932,6 +920,7 @@
         </w:numPr>
       </w:pPr>
       <w:r>
+        <w:lastRenderedPageBreak/>
         <w:t>A fine-tuned DistilBERT model trained on Financial PhraseBank.</w:t>
       </w:r>
     </w:p>
@@ -1030,7 +1019,6 @@
           <w:b/>
           <w:bCs/>
         </w:rPr>
-        <w:lastRenderedPageBreak/>
         <w:t>Accuracy</w:t>
       </w:r>
       <w:r>
@@ -1076,6 +1064,7 @@
           <w:b/>
           <w:bCs/>
         </w:rPr>
+        <w:lastRenderedPageBreak/>
         <w:t>F1-score</w:t>
       </w:r>
       <w:r>
@@ -1132,7 +1121,7 @@
         <w:rPr>
           <w:noProof/>
         </w:rPr>
-        <w:pict w14:anchorId="7CACF6DA">
+        <w:pict w14:anchorId="45F3BB33">
           <v:rect id="_x0000_i1039" alt="" style="width:451.3pt;height:.05pt;mso-width-percent:0;mso-height-percent:0;mso-width-percent:0;mso-height-percent:0" o:hralign="center" o:hrstd="t" o:hr="t"/>
         </w:pict>
       </w:r>
@@ -1327,117 +1316,117 @@
       <w:bookmarkStart w:id="18" w:name="dataset-loading"/>
       <w:bookmarkEnd w:id="17"/>
       <w:r>
+        <w:t>3.2 Dataset Loading</w:t>
+      </w:r>
+    </w:p>
+    <w:p>
+      <w:pPr>
+        <w:pStyle w:val="FirstParagraph"/>
+      </w:pPr>
+      <w:r>
+        <w:t xml:space="preserve">The dataset was loaded using the Hugging Face </w:t>
+      </w:r>
+      <w:r>
+        <w:rPr>
+          <w:rStyle w:val="VerbatimChar"/>
+        </w:rPr>
+        <w:t>datasets</w:t>
+      </w:r>
+      <w:r>
+        <w:t xml:space="preserve"> library. The first step of the project was to load and inspect the dataset:</w:t>
+      </w:r>
+    </w:p>
+    <w:p>
+      <w:pPr>
+        <w:pStyle w:val="SourceCode"/>
+      </w:pPr>
+      <w:r>
+        <w:rPr>
+          <w:rStyle w:val="ImportTok"/>
+        </w:rPr>
+        <w:t>from</w:t>
+      </w:r>
+      <w:r>
+        <w:rPr>
+          <w:rStyle w:val="NormalTok"/>
+        </w:rPr>
+        <w:t xml:space="preserve"> datasets </w:t>
+      </w:r>
+      <w:r>
+        <w:rPr>
+          <w:rStyle w:val="ImportTok"/>
+        </w:rPr>
+        <w:t>import</w:t>
+      </w:r>
+      <w:r>
+        <w:rPr>
+          <w:rStyle w:val="NormalTok"/>
+        </w:rPr>
+        <w:t xml:space="preserve"> load_dataset</w:t>
+      </w:r>
+      <w:r>
+        <w:br/>
+      </w:r>
+      <w:r>
+        <w:br/>
+      </w:r>
+      <w:r>
+        <w:rPr>
+          <w:rStyle w:val="NormalTok"/>
+        </w:rPr>
+        <w:t xml:space="preserve">dataset </w:t>
+      </w:r>
+      <w:r>
+        <w:rPr>
+          <w:rStyle w:val="OperatorTok"/>
+        </w:rPr>
+        <w:t>=</w:t>
+      </w:r>
+      <w:r>
+        <w:rPr>
+          <w:rStyle w:val="NormalTok"/>
+        </w:rPr>
+        <w:t xml:space="preserve"> load_dataset(</w:t>
+      </w:r>
+      <w:r>
+        <w:rPr>
+          <w:rStyle w:val="StringTok"/>
+        </w:rPr>
+        <w:t>"financial_phrasebank"</w:t>
+      </w:r>
+      <w:r>
+        <w:rPr>
+          <w:rStyle w:val="NormalTok"/>
+        </w:rPr>
+        <w:t xml:space="preserve">, </w:t>
+      </w:r>
+      <w:r>
+        <w:rPr>
+          <w:rStyle w:val="StringTok"/>
+        </w:rPr>
+        <w:t>"sentences_allagree"</w:t>
+      </w:r>
+      <w:r>
+        <w:rPr>
+          <w:rStyle w:val="NormalTok"/>
+        </w:rPr>
+        <w:t>)</w:t>
+      </w:r>
+    </w:p>
+    <w:p>
+      <w:pPr>
+        <w:pStyle w:val="FirstParagraph"/>
+      </w:pPr>
+      <w:r>
+        <w:t>After loading, the dataset was converted into a Pandas DataFrame. This made it easier to inspect the sentences, labels, and distribution of examples.</w:t>
+      </w:r>
+    </w:p>
+    <w:p>
+      <w:pPr>
+        <w:pStyle w:val="BodyText"/>
+      </w:pPr>
+      <w:r>
         <w:lastRenderedPageBreak/>
-        <w:t>3.2 Dataset Loading</w:t>
-      </w:r>
-    </w:p>
-    <w:p>
-      <w:pPr>
-        <w:pStyle w:val="FirstParagraph"/>
-      </w:pPr>
-      <w:r>
-        <w:t xml:space="preserve">The dataset was loaded using the Hugging Face </w:t>
-      </w:r>
-      <w:r>
-        <w:rPr>
-          <w:rStyle w:val="VerbatimChar"/>
-        </w:rPr>
-        <w:t>datasets</w:t>
-      </w:r>
-      <w:r>
-        <w:t xml:space="preserve"> library. The first step of the project was to load and inspect the dataset:</w:t>
-      </w:r>
-    </w:p>
-    <w:p>
-      <w:pPr>
-        <w:pStyle w:val="SourceCode"/>
-      </w:pPr>
-      <w:r>
-        <w:rPr>
-          <w:rStyle w:val="ImportTok"/>
-        </w:rPr>
-        <w:t>from</w:t>
-      </w:r>
-      <w:r>
-        <w:rPr>
-          <w:rStyle w:val="NormalTok"/>
-        </w:rPr>
-        <w:t xml:space="preserve"> datasets </w:t>
-      </w:r>
-      <w:r>
-        <w:rPr>
-          <w:rStyle w:val="ImportTok"/>
-        </w:rPr>
-        <w:t>import</w:t>
-      </w:r>
-      <w:r>
-        <w:rPr>
-          <w:rStyle w:val="NormalTok"/>
-        </w:rPr>
-        <w:t xml:space="preserve"> load_dataset</w:t>
-      </w:r>
-      <w:r>
-        <w:br/>
-      </w:r>
-      <w:r>
-        <w:br/>
-      </w:r>
-      <w:r>
-        <w:rPr>
-          <w:rStyle w:val="NormalTok"/>
-        </w:rPr>
-        <w:t xml:space="preserve">dataset </w:t>
-      </w:r>
-      <w:r>
-        <w:rPr>
-          <w:rStyle w:val="OperatorTok"/>
-        </w:rPr>
-        <w:t>=</w:t>
-      </w:r>
-      <w:r>
-        <w:rPr>
-          <w:rStyle w:val="NormalTok"/>
-        </w:rPr>
-        <w:t xml:space="preserve"> load_dataset(</w:t>
-      </w:r>
-      <w:r>
-        <w:rPr>
-          <w:rStyle w:val="StringTok"/>
-        </w:rPr>
-        <w:t>"financial_phrasebank"</w:t>
-      </w:r>
-      <w:r>
-        <w:rPr>
-          <w:rStyle w:val="NormalTok"/>
-        </w:rPr>
-        <w:t xml:space="preserve">, </w:t>
-      </w:r>
-      <w:r>
-        <w:rPr>
-          <w:rStyle w:val="StringTok"/>
-        </w:rPr>
-        <w:t>"sentences_allagree"</w:t>
-      </w:r>
-      <w:r>
-        <w:rPr>
-          <w:rStyle w:val="NormalTok"/>
-        </w:rPr>
-        <w:t>)</w:t>
-      </w:r>
-    </w:p>
-    <w:p>
-      <w:pPr>
-        <w:pStyle w:val="FirstParagraph"/>
-      </w:pPr>
-      <w:r>
-        <w:t>After loading, the dataset was converted into a Pandas DataFrame. This made it easier to inspect the sentences, labels, and distribution of examples.</w:t>
-      </w:r>
-    </w:p>
-    <w:p>
-      <w:pPr>
-        <w:pStyle w:val="BodyText"/>
-      </w:pPr>
-      <w:r>
         <w:t>The initial inspection was important because a machine learning project should not start with model training immediately. The data must first be understood. This includes checking the available columns, label format, number of rows, and example sentences.</w:t>
       </w:r>
     </w:p>
@@ -1827,7 +1816,6 @@
       <w:bookmarkStart w:id="20" w:name="saved-data-files"/>
       <w:bookmarkEnd w:id="19"/>
       <w:r>
-        <w:lastRenderedPageBreak/>
         <w:t>3.4 Saved Data Files</w:t>
       </w:r>
     </w:p>
@@ -1882,7 +1870,7 @@
         <w:rPr>
           <w:noProof/>
         </w:rPr>
-        <w:pict w14:anchorId="25A26B92">
+        <w:pict w14:anchorId="65BD7FB4">
           <v:rect id="_x0000_i1038" alt="" style="width:451.3pt;height:.05pt;mso-width-percent:0;mso-height-percent:0;mso-width-percent:0;mso-height-percent:0" o:hralign="center" o:hrstd="t" o:hr="t"/>
         </w:pict>
       </w:r>
@@ -1895,6 +1883,7 @@
       <w:bookmarkEnd w:id="16"/>
       <w:bookmarkEnd w:id="20"/>
       <w:r>
+        <w:lastRenderedPageBreak/>
         <w:t>4. System Architecture and Implementation</w:t>
       </w:r>
     </w:p>
@@ -2430,7 +2419,6 @@
               <w:rPr>
                 <w:rStyle w:val="VerbatimChar"/>
               </w:rPr>
-              <w:lastRenderedPageBreak/>
               <w:t>data/</w:t>
             </w:r>
           </w:p>
@@ -2546,6 +2534,7 @@
         <w:rPr>
           <w:rStyle w:val="VerbatimChar"/>
         </w:rPr>
+        <w:lastRenderedPageBreak/>
         <w:t>Dataset -&gt; Train/Test Split -&gt; Models -&gt; Predictions -&gt; Evaluation -&gt; Results -&gt; UI</w:t>
       </w:r>
     </w:p>
@@ -2790,7 +2779,6 @@
         <w:pStyle w:val="FirstParagraph"/>
       </w:pPr>
       <w:r>
-        <w:lastRenderedPageBreak/>
         <w:t>The dataset uses numeric labels:</w:t>
       </w:r>
     </w:p>
@@ -2838,6 +2826,7 @@
       <w:bookmarkStart w:id="25" w:name="evaluation-and-saved-outputs"/>
       <w:bookmarkEnd w:id="24"/>
       <w:r>
+        <w:lastRenderedPageBreak/>
         <w:t>4.4 Evaluation and Saved Outputs</w:t>
       </w:r>
     </w:p>
@@ -2978,7 +2967,7 @@
         <w:rPr>
           <w:noProof/>
         </w:rPr>
-        <w:pict w14:anchorId="76761FBE">
+        <w:pict w14:anchorId="3E5264F9">
           <v:rect id="_x0000_i1037" alt="" style="width:451.3pt;height:.05pt;mso-width-percent:0;mso-height-percent:0;mso-width-percent:0;mso-height-percent:0" o:hralign="center" o:hrstd="t" o:hr="t"/>
         </w:pict>
       </w:r>
@@ -3067,7 +3056,6 @@
         <w:pStyle w:val="BodyText"/>
       </w:pPr>
       <w:r>
-        <w:lastRenderedPageBreak/>
         <w:t>The general model was expected to perform poorly because it is not trained for financial language and cannot produce the neutral class. This expectation was confirmed in the results.</w:t>
       </w:r>
     </w:p>
@@ -3117,6 +3105,7 @@
         </w:numPr>
       </w:pPr>
       <w:r>
+        <w:lastRenderedPageBreak/>
         <w:t>negative</w:t>
       </w:r>
     </w:p>
@@ -3455,7 +3444,6 @@
         <w:rPr>
           <w:rStyle w:val="VerbatimChar"/>
         </w:rPr>
-        <w:lastRenderedPageBreak/>
         <w:t>bert-large-cased</w:t>
       </w:r>
     </w:p>
@@ -3563,6 +3551,7 @@
               <w:pStyle w:val="Compact"/>
             </w:pPr>
             <w:r>
+              <w:lastRenderedPageBreak/>
               <w:t>Maximum sequence length</w:t>
             </w:r>
           </w:p>
@@ -3755,7 +3744,7 @@
         <w:rPr>
           <w:noProof/>
         </w:rPr>
-        <w:pict w14:anchorId="35360543">
+        <w:pict w14:anchorId="41171092">
           <v:rect id="_x0000_i1036" alt="" style="width:451.3pt;height:.05pt;mso-width-percent:0;mso-height-percent:0;mso-width-percent:0;mso-height-percent:0" o:hralign="center" o:hrstd="t" o:hr="t"/>
         </w:pict>
       </w:r>
@@ -3793,7 +3782,6 @@
         <w:pStyle w:val="BodyText"/>
       </w:pPr>
       <w:r>
-        <w:lastRenderedPageBreak/>
         <w:t>In this project, fine-tuning was necessary because the task is financial sentiment classification. The model must learn to classify financial sentences into negative, neutral, and positive categories. This is different from general sentiment classification because financial language has specialized meaning.</w:t>
       </w:r>
     </w:p>
@@ -3831,6 +3819,7 @@
       <w:bookmarkStart w:id="34" w:name="tokenization"/>
       <w:bookmarkEnd w:id="33"/>
       <w:r>
+        <w:lastRenderedPageBreak/>
         <w:t>6.2 Tokenization</w:t>
       </w:r>
     </w:p>
@@ -4027,7 +4016,6 @@
         <w:pStyle w:val="BodyText"/>
       </w:pPr>
       <w:r>
-        <w:lastRenderedPageBreak/>
         <w:t>Reproducibility is important in research because results should not depend on a random split that changes each time the code is executed. By saving the split and using the same test set, the comparison between models becomes fairer.</w:t>
       </w:r>
     </w:p>
@@ -4036,7 +4024,7 @@
         <w:rPr>
           <w:noProof/>
         </w:rPr>
-        <w:pict w14:anchorId="3D52FC50">
+        <w:pict w14:anchorId="56A90D05">
           <v:rect id="_x0000_i1035" alt="" style="width:451.3pt;height:.05pt;mso-width-percent:0;mso-height-percent:0;mso-width-percent:0;mso-height-percent:0" o:hralign="center" o:hrstd="t" o:hr="t"/>
         </w:pict>
       </w:r>
@@ -4102,6 +4090,7 @@
         </w:numPr>
       </w:pPr>
       <w:r>
+        <w:lastRenderedPageBreak/>
         <w:t>weighted recall</w:t>
       </w:r>
     </w:p>
@@ -4684,7 +4673,6 @@
         <w:rPr>
           <w:noProof/>
         </w:rPr>
-        <w:lastRenderedPageBreak/>
         <w:drawing>
           <wp:inline distT="0" distB="0" distL="0" distR="0" wp14:anchorId="5EC37A83" wp14:editId="0C3FD886">
             <wp:extent cx="5334000" cy="2667000"/>
@@ -4764,6 +4752,7 @@
         <w:rPr>
           <w:noProof/>
         </w:rPr>
+        <w:lastRenderedPageBreak/>
         <w:drawing>
           <wp:inline distT="0" distB="0" distL="0" distR="0" wp14:anchorId="0862337F" wp14:editId="3A5E460F">
             <wp:extent cx="5334000" cy="2667000"/>
@@ -4825,7 +4814,6 @@
         <w:rPr>
           <w:noProof/>
         </w:rPr>
-        <w:lastRenderedPageBreak/>
         <w:drawing>
           <wp:inline distT="0" distB="0" distL="0" distR="0" wp14:anchorId="4DB28CC2" wp14:editId="55CECA1D">
             <wp:extent cx="5334000" cy="2667000"/>
@@ -4921,6 +4909,7 @@
         <w:pStyle w:val="BodyText"/>
       </w:pPr>
       <w:r>
+        <w:lastRenderedPageBreak/>
         <w:t>This result demonstrates that a general pretrained sentiment model should not be used blindly for a domain-specific task. Even if the model works well on general English sentiment, it may fail when applied to financial language.</w:t>
       </w:r>
     </w:p>
@@ -5085,7 +5074,6 @@
         <w:pStyle w:val="BodyText"/>
       </w:pPr>
       <w:r>
-        <w:lastRenderedPageBreak/>
         <w:t>This distribution is close to the true test distribution:</w:t>
       </w:r>
     </w:p>
@@ -5396,6 +5384,7 @@
         <w:pStyle w:val="BodyText"/>
       </w:pPr>
       <w:r>
+        <w:lastRenderedPageBreak/>
         <w:t>This distribution is also very close to the true test distribution, which explains the high performance.</w:t>
       </w:r>
     </w:p>
@@ -5461,7 +5450,6 @@
         </w:numPr>
       </w:pPr>
       <w:r>
-        <w:lastRenderedPageBreak/>
         <w:t>The dataset is relatively small for fine-tuning a large model.</w:t>
       </w:r>
     </w:p>
@@ -5628,6 +5616,7 @@
         </w:numPr>
       </w:pPr>
       <w:r>
+        <w:lastRenderedPageBreak/>
         <w:t>deployment needs</w:t>
       </w:r>
     </w:p>
@@ -5651,7 +5640,7 @@
         <w:rPr>
           <w:noProof/>
         </w:rPr>
-        <w:pict w14:anchorId="62E57AAE">
+        <w:pict w14:anchorId="1539E2DA">
           <v:rect id="_x0000_i1034" alt="" style="width:451.3pt;height:.05pt;mso-width-percent:0;mso-height-percent:0;mso-width-percent:0;mso-height-percent:0" o:hralign="center" o:hrstd="t" o:hr="t"/>
         </w:pict>
       </w:r>
@@ -5701,7 +5690,6 @@
         </w:numPr>
       </w:pPr>
       <w:r>
-        <w:lastRenderedPageBreak/>
         <w:t>1 epoch</w:t>
       </w:r>
     </w:p>
@@ -6346,6 +6334,7 @@
         <w:rPr>
           <w:noProof/>
         </w:rPr>
+        <w:lastRenderedPageBreak/>
         <w:drawing>
           <wp:inline distT="0" distB="0" distL="0" distR="0" wp14:anchorId="45A0F220" wp14:editId="4A75808E">
             <wp:extent cx="5334000" cy="3333750"/>
@@ -6407,7 +6396,6 @@
         <w:rPr>
           <w:noProof/>
         </w:rPr>
-        <w:lastRenderedPageBreak/>
         <w:drawing>
           <wp:inline distT="0" distB="0" distL="0" distR="0" wp14:anchorId="18D193A4" wp14:editId="3B19BC11">
             <wp:extent cx="5334000" cy="3333750"/>
@@ -6481,6 +6469,7 @@
         <w:rPr>
           <w:noProof/>
         </w:rPr>
+        <w:lastRenderedPageBreak/>
         <w:drawing>
           <wp:inline distT="0" distB="0" distL="0" distR="0" wp14:anchorId="6550A892" wp14:editId="625FE56B">
             <wp:extent cx="5334000" cy="3333750"/>
@@ -6540,7 +6529,6 @@
       <w:bookmarkStart w:id="47" w:name="analysis"/>
       <w:bookmarkEnd w:id="46"/>
       <w:r>
-        <w:lastRenderedPageBreak/>
         <w:t>8.3 Analysis</w:t>
       </w:r>
     </w:p>
@@ -6581,7 +6569,7 @@
         <w:rPr>
           <w:noProof/>
         </w:rPr>
-        <w:pict w14:anchorId="0144509D">
+        <w:pict w14:anchorId="6BD3CED3">
           <v:rect id="_x0000_i1033" alt="" style="width:451.3pt;height:.05pt;mso-width-percent:0;mso-height-percent:0;mso-width-percent:0;mso-height-percent:0" o:hralign="center" o:hrstd="t" o:hr="t"/>
         </w:pict>
       </w:r>
@@ -6623,6 +6611,7 @@
         </w:numPr>
       </w:pPr>
       <w:r>
+        <w:lastRenderedPageBreak/>
         <w:t>25%</w:t>
       </w:r>
     </w:p>
@@ -7220,7 +7209,6 @@
         <w:rPr>
           <w:noProof/>
         </w:rPr>
-        <w:lastRenderedPageBreak/>
         <w:drawing>
           <wp:inline distT="0" distB="0" distL="0" distR="0" wp14:anchorId="2E2B3F79" wp14:editId="4C2EC47F">
             <wp:extent cx="5334000" cy="3333750"/>
@@ -7294,6 +7282,7 @@
         <w:rPr>
           <w:noProof/>
         </w:rPr>
+        <w:lastRenderedPageBreak/>
         <w:drawing>
           <wp:inline distT="0" distB="0" distL="0" distR="0" wp14:anchorId="3935172D" wp14:editId="44C6E76C">
             <wp:extent cx="5334000" cy="2963333"/>
@@ -7355,7 +7344,6 @@
         <w:rPr>
           <w:noProof/>
         </w:rPr>
-        <w:lastRenderedPageBreak/>
         <w:drawing>
           <wp:inline distT="0" distB="0" distL="0" distR="0" wp14:anchorId="1DA8FE6A" wp14:editId="7734FCB9">
             <wp:extent cx="5334000" cy="3333750"/>
@@ -7427,6 +7415,7 @@
       <w:bookmarkStart w:id="51" w:name="analysis-1"/>
       <w:bookmarkEnd w:id="50"/>
       <w:r>
+        <w:lastRenderedPageBreak/>
         <w:t>9.3 Analysis</w:t>
       </w:r>
     </w:p>
@@ -7467,7 +7456,7 @@
         <w:rPr>
           <w:noProof/>
         </w:rPr>
-        <w:pict w14:anchorId="6BEAC991">
+        <w:pict w14:anchorId="1B2E0C80">
           <v:rect id="_x0000_i1032" alt="" style="width:451.3pt;height:.05pt;mso-width-percent:0;mso-height-percent:0;mso-width-percent:0;mso-height-percent:0" o:hralign="center" o:hrstd="t" o:hr="t"/>
         </w:pict>
       </w:r>
@@ -7480,7 +7469,6 @@
       <w:bookmarkEnd w:id="48"/>
       <w:bookmarkEnd w:id="51"/>
       <w:r>
-        <w:lastRenderedPageBreak/>
         <w:t>10. Confusion Matrices and Error Analysis</w:t>
       </w:r>
     </w:p>
@@ -7516,6 +7504,7 @@
       <w:bookmarkStart w:id="54" w:name="finbert-confusion-matrix"/>
       <w:bookmarkEnd w:id="53"/>
       <w:r>
+        <w:lastRenderedPageBreak/>
         <w:t>10.2 FinBERT Confusion Matrix</w:t>
       </w:r>
     </w:p>
@@ -7786,7 +7775,7 @@
         <w:rPr>
           <w:noProof/>
         </w:rPr>
-        <w:pict w14:anchorId="7FF54702">
+        <w:pict w14:anchorId="2229E8B0">
           <v:rect id="_x0000_i1031" alt="" style="width:451.3pt;height:.05pt;mso-width-percent:0;mso-height-percent:0;mso-width-percent:0;mso-height-percent:0" o:hralign="center" o:hrstd="t" o:hr="t"/>
         </w:pict>
       </w:r>
@@ -11370,7 +11359,7 @@
         <w:rPr>
           <w:noProof/>
         </w:rPr>
-        <w:pict w14:anchorId="4848E01C">
+        <w:pict w14:anchorId="499D03CA">
           <v:rect id="_x0000_i1030" alt="" style="width:451.3pt;height:.05pt;mso-width-percent:0;mso-height-percent:0;mso-width-percent:0;mso-height-percent:0" o:hralign="center" o:hrstd="t" o:hr="t"/>
         </w:pict>
       </w:r>
@@ -11582,7 +11571,7 @@
         <w:rPr>
           <w:noProof/>
         </w:rPr>
-        <w:pict w14:anchorId="587B4FD1">
+        <w:pict w14:anchorId="450D1095">
           <v:rect id="_x0000_i1029" alt="" style="width:451.3pt;height:.05pt;mso-width-percent:0;mso-height-percent:0;mso-width-percent:0;mso-height-percent:0" o:hralign="center" o:hrstd="t" o:hr="t"/>
         </w:pict>
       </w:r>
@@ -11746,7 +11735,7 @@
         <w:rPr>
           <w:noProof/>
         </w:rPr>
-        <w:pict w14:anchorId="498790F9">
+        <w:pict w14:anchorId="4AD715B9">
           <v:rect id="_x0000_i1028" alt="" style="width:451.3pt;height:.05pt;mso-width-percent:0;mso-height-percent:0;mso-width-percent:0;mso-height-percent:0" o:hralign="center" o:hrstd="t" o:hr="t"/>
         </w:pict>
       </w:r>
@@ -11919,7 +11908,7 @@
         <w:rPr>
           <w:noProof/>
         </w:rPr>
-        <w:pict w14:anchorId="525BC3FC">
+        <w:pict w14:anchorId="5AF8D58A">
           <v:rect id="_x0000_i1027" alt="" style="width:451.3pt;height:.05pt;mso-width-percent:0;mso-height-percent:0;mso-width-percent:0;mso-height-percent:0" o:hralign="center" o:hrstd="t" o:hr="t"/>
         </w:pict>
       </w:r>
@@ -12094,7 +12083,7 @@
         <w:rPr>
           <w:noProof/>
         </w:rPr>
-        <w:pict w14:anchorId="70B40034">
+        <w:pict w14:anchorId="77EECD4E">
           <v:rect id="_x0000_i1026" alt="" style="width:451.3pt;height:.05pt;mso-width-percent:0;mso-height-percent:0;mso-width-percent:0;mso-height-percent:0" o:hralign="center" o:hrstd="t" o:hr="t"/>
         </w:pict>
       </w:r>
@@ -12262,7 +12251,7 @@
         <w:rPr>
           <w:noProof/>
         </w:rPr>
-        <w:pict w14:anchorId="35FEFF6C">
+        <w:pict w14:anchorId="6079D543">
           <v:rect id="_x0000_i1025" alt="" style="width:451.3pt;height:.05pt;mso-width-percent:0;mso-height-percent:0;mso-width-percent:0;mso-height-percent:0" o:hralign="center" o:hrstd="t" o:hr="t"/>
         </w:pict>
       </w:r>
